--- a/Tuan4_PhanPhuocHiep_22719711/Report_PhanPhuocHiep_22719711_Tuan4.docx
+++ b/Tuan4_PhanPhuocHiep_22719711/Report_PhanPhuocHiep_22719711_Tuan4.docx
@@ -208,7 +208,7 @@
           <w:sz w:val="32"/>
           <w:szCs w:val="32"/>
         </w:rPr>
-        <w:t>2: Design Pattern – Part 1</w:t>
+        <w:t>4</w:t>
       </w:r>
       <w:r>
         <w:rPr>
@@ -217,7 +217,25 @@
           <w:sz w:val="32"/>
           <w:szCs w:val="32"/>
         </w:rPr>
-        <w:t xml:space="preserve"> </w:t>
+        <w:t xml:space="preserve">: </w:t>
+      </w:r>
+      <w:r>
+        <w:rPr>
+          <w:rStyle w:val="fontstyle01"/>
+          <w:rFonts w:ascii="Times New Roman" w:eastAsiaTheme="majorEastAsia" w:hAnsi="Times New Roman"/>
+          <w:sz w:val="32"/>
+          <w:szCs w:val="32"/>
+        </w:rPr>
+        <w:t>Docker</w:t>
+      </w:r>
+      <w:r>
+        <w:rPr>
+          <w:rStyle w:val="fontstyle01"/>
+          <w:rFonts w:ascii="Times New Roman" w:eastAsiaTheme="majorEastAsia" w:hAnsi="Times New Roman"/>
+          <w:sz w:val="32"/>
+          <w:szCs w:val="32"/>
+        </w:rPr>
+        <w:t xml:space="preserve"> – Part 1 </w:t>
       </w:r>
     </w:p>
     <w:p>
@@ -392,7 +410,7 @@
         <w:t xml:space="preserve"> </w:t>
       </w:r>
       <w:r>
-        <w:t>20</w:t>
+        <w:t>4</w:t>
       </w:r>
       <w:r>
         <w:t xml:space="preserve">, </w:t>
@@ -407,7 +425,7 @@
         <w:t>0</w:t>
       </w:r>
       <w:r>
-        <w:t>3</w:t>
+        <w:t>4</w:t>
       </w:r>
       <w:r>
         <w:t xml:space="preserve"> </w:t>
@@ -419,10 +437,7 @@
         <w:t xml:space="preserve">năm </w:t>
       </w:r>
       <w:r>
-        <w:t>20</w:t>
-      </w:r>
-      <w:r>
-        <w:t>26</w:t>
+        <w:t>2026</w:t>
       </w:r>
     </w:p>
     <w:p>
@@ -456,7 +471,6142 @@
           <w:b/>
           <w:bCs/>
         </w:rPr>
-        <w:t xml:space="preserve">Bài tập 1: </w:t>
+        <w:t>Phần 1: Câu lệnh cơ bản thao tác với docker</w:t>
+      </w:r>
+    </w:p>
+    <w:tbl>
+      <w:tblPr>
+        <w:tblW w:w="10795" w:type="dxa"/>
+        <w:tblCellMar>
+          <w:top w:w="144" w:type="dxa"/>
+          <w:bottom w:w="144" w:type="dxa"/>
+        </w:tblCellMar>
+        <w:tblLook w:val="04A0" w:firstRow="1" w:lastRow="0" w:firstColumn="1" w:lastColumn="0" w:noHBand="0" w:noVBand="1"/>
+      </w:tblPr>
+      <w:tblGrid>
+        <w:gridCol w:w="712"/>
+        <w:gridCol w:w="4413"/>
+        <w:gridCol w:w="5401"/>
+        <w:gridCol w:w="269"/>
+      </w:tblGrid>
+      <w:tr>
+        <w:trPr>
+          <w:trHeight w:val="315"/>
+        </w:trPr>
+        <w:tc>
+          <w:tcPr>
+            <w:tcW w:w="712" w:type="dxa"/>
+            <w:tcBorders>
+              <w:top w:val="single" w:sz="4" w:space="0" w:color="auto"/>
+              <w:left w:val="single" w:sz="4" w:space="0" w:color="auto"/>
+              <w:bottom w:val="single" w:sz="4" w:space="0" w:color="auto"/>
+              <w:right w:val="single" w:sz="4" w:space="0" w:color="auto"/>
+            </w:tcBorders>
+            <w:shd w:val="clear" w:color="auto" w:fill="auto"/>
+            <w:noWrap/>
+            <w:vAlign w:val="center"/>
+            <w:hideMark/>
+          </w:tcPr>
+          <w:p>
+            <w:pPr>
+              <w:spacing w:after="0" w:line="240" w:lineRule="auto"/>
+              <w:ind w:firstLine="0"/>
+              <w:jc w:val="center"/>
+              <w:rPr>
+                <w:b/>
+                <w:bCs/>
+                <w:color w:val="000000"/>
+                <w:sz w:val="24"/>
+                <w:szCs w:val="24"/>
+              </w:rPr>
+            </w:pPr>
+            <w:r>
+              <w:rPr>
+                <w:b/>
+                <w:bCs/>
+                <w:color w:val="000000"/>
+                <w:sz w:val="24"/>
+                <w:szCs w:val="24"/>
+              </w:rPr>
+              <w:t>STT</w:t>
+            </w:r>
+          </w:p>
+        </w:tc>
+        <w:tc>
+          <w:tcPr>
+            <w:tcW w:w="4413" w:type="dxa"/>
+            <w:tcBorders>
+              <w:top w:val="single" w:sz="4" w:space="0" w:color="auto"/>
+              <w:left w:val="single" w:sz="4" w:space="0" w:color="auto"/>
+              <w:bottom w:val="single" w:sz="4" w:space="0" w:color="auto"/>
+              <w:right w:val="single" w:sz="4" w:space="0" w:color="auto"/>
+            </w:tcBorders>
+            <w:shd w:val="clear" w:color="auto" w:fill="auto"/>
+            <w:noWrap/>
+            <w:vAlign w:val="center"/>
+          </w:tcPr>
+          <w:p>
+            <w:pPr>
+              <w:spacing w:after="0" w:line="240" w:lineRule="auto"/>
+              <w:ind w:firstLine="0"/>
+              <w:jc w:val="center"/>
+              <w:rPr>
+                <w:b/>
+                <w:bCs/>
+                <w:color w:val="000000"/>
+                <w:sz w:val="24"/>
+                <w:szCs w:val="24"/>
+              </w:rPr>
+            </w:pPr>
+            <w:r>
+              <w:rPr>
+                <w:b/>
+                <w:bCs/>
+                <w:color w:val="000000"/>
+                <w:sz w:val="24"/>
+                <w:szCs w:val="24"/>
+              </w:rPr>
+              <w:t>Lệnh</w:t>
+            </w:r>
+            <w:r>
+              <w:rPr>
+                <w:b/>
+                <w:bCs/>
+                <w:color w:val="000000"/>
+                <w:sz w:val="24"/>
+                <w:szCs w:val="24"/>
+              </w:rPr>
+              <w:t>/</w:t>
+            </w:r>
+            <w:r>
+              <w:rPr>
+                <w:b/>
+                <w:bCs/>
+                <w:color w:val="000000"/>
+                <w:sz w:val="24"/>
+                <w:szCs w:val="24"/>
+              </w:rPr>
+              <w:t>Chức năng</w:t>
+            </w:r>
+          </w:p>
+        </w:tc>
+        <w:tc>
+          <w:tcPr>
+            <w:tcW w:w="5401" w:type="dxa"/>
+            <w:tcBorders>
+              <w:top w:val="single" w:sz="4" w:space="0" w:color="auto"/>
+              <w:left w:val="single" w:sz="4" w:space="0" w:color="auto"/>
+              <w:bottom w:val="single" w:sz="4" w:space="0" w:color="auto"/>
+              <w:right w:val="single" w:sz="4" w:space="0" w:color="auto"/>
+            </w:tcBorders>
+            <w:vAlign w:val="center"/>
+          </w:tcPr>
+          <w:p>
+            <w:pPr>
+              <w:spacing w:after="0" w:line="240" w:lineRule="auto"/>
+              <w:ind w:firstLine="0"/>
+              <w:jc w:val="center"/>
+              <w:rPr>
+                <w:b/>
+                <w:bCs/>
+                <w:color w:val="000000"/>
+                <w:sz w:val="24"/>
+                <w:szCs w:val="24"/>
+              </w:rPr>
+            </w:pPr>
+            <w:r>
+              <w:rPr>
+                <w:b/>
+                <w:bCs/>
+                <w:color w:val="000000"/>
+                <w:sz w:val="24"/>
+                <w:szCs w:val="24"/>
+              </w:rPr>
+              <w:t>Hình ảnh</w:t>
+            </w:r>
+          </w:p>
+        </w:tc>
+        <w:tc>
+          <w:tcPr>
+            <w:tcW w:w="269" w:type="dxa"/>
+            <w:tcBorders>
+              <w:top w:val="nil"/>
+              <w:left w:val="single" w:sz="4" w:space="0" w:color="auto"/>
+              <w:bottom w:val="nil"/>
+              <w:right w:val="nil"/>
+            </w:tcBorders>
+            <w:shd w:val="clear" w:color="auto" w:fill="auto"/>
+            <w:noWrap/>
+            <w:vAlign w:val="bottom"/>
+            <w:hideMark/>
+          </w:tcPr>
+          <w:p>
+            <w:pPr>
+              <w:spacing w:after="0" w:line="240" w:lineRule="auto"/>
+              <w:ind w:firstLine="0"/>
+              <w:rPr>
+                <w:color w:val="000000"/>
+                <w:sz w:val="24"/>
+                <w:szCs w:val="24"/>
+              </w:rPr>
+            </w:pPr>
+          </w:p>
+        </w:tc>
+      </w:tr>
+      <w:tr>
+        <w:trPr>
+          <w:trHeight w:val="315"/>
+        </w:trPr>
+        <w:tc>
+          <w:tcPr>
+            <w:tcW w:w="712" w:type="dxa"/>
+            <w:tcBorders>
+              <w:top w:val="single" w:sz="4" w:space="0" w:color="auto"/>
+              <w:left w:val="single" w:sz="4" w:space="0" w:color="auto"/>
+              <w:bottom w:val="single" w:sz="4" w:space="0" w:color="auto"/>
+              <w:right w:val="single" w:sz="4" w:space="0" w:color="auto"/>
+            </w:tcBorders>
+            <w:shd w:val="clear" w:color="auto" w:fill="auto"/>
+            <w:noWrap/>
+            <w:vAlign w:val="center"/>
+          </w:tcPr>
+          <w:p>
+            <w:pPr>
+              <w:spacing w:after="0" w:line="240" w:lineRule="auto"/>
+              <w:ind w:firstLine="0"/>
+              <w:jc w:val="center"/>
+              <w:rPr>
+                <w:color w:val="000000"/>
+                <w:sz w:val="24"/>
+                <w:szCs w:val="24"/>
+              </w:rPr>
+            </w:pPr>
+            <w:r>
+              <w:rPr>
+                <w:color w:val="000000"/>
+                <w:sz w:val="24"/>
+                <w:szCs w:val="24"/>
+              </w:rPr>
+              <w:t>1</w:t>
+            </w:r>
+          </w:p>
+        </w:tc>
+        <w:tc>
+          <w:tcPr>
+            <w:tcW w:w="4413" w:type="dxa"/>
+            <w:tcBorders>
+              <w:top w:val="single" w:sz="4" w:space="0" w:color="auto"/>
+              <w:left w:val="single" w:sz="4" w:space="0" w:color="auto"/>
+              <w:bottom w:val="single" w:sz="4" w:space="0" w:color="auto"/>
+              <w:right w:val="single" w:sz="4" w:space="0" w:color="auto"/>
+            </w:tcBorders>
+            <w:shd w:val="clear" w:color="auto" w:fill="auto"/>
+            <w:noWrap/>
+            <w:vAlign w:val="center"/>
+          </w:tcPr>
+          <w:p>
+            <w:pPr>
+              <w:spacing w:after="0" w:line="240" w:lineRule="auto"/>
+              <w:ind w:firstLine="0"/>
+              <w:rPr>
+                <w:color w:val="000000"/>
+                <w:sz w:val="24"/>
+                <w:szCs w:val="24"/>
+              </w:rPr>
+            </w:pPr>
+            <w:r>
+              <w:rPr>
+                <w:color w:val="000000"/>
+                <w:sz w:val="24"/>
+                <w:szCs w:val="24"/>
+              </w:rPr>
+              <w:t xml:space="preserve">docker </w:t>
+            </w:r>
+            <w:r>
+              <w:rPr>
+                <w:color w:val="000000"/>
+                <w:sz w:val="24"/>
+                <w:szCs w:val="24"/>
+              </w:rPr>
+              <w:t>-</w:t>
+            </w:r>
+            <w:r>
+              <w:rPr>
+                <w:color w:val="000000"/>
+                <w:sz w:val="24"/>
+                <w:szCs w:val="24"/>
+              </w:rPr>
+              <w:t>version</w:t>
+            </w:r>
+          </w:p>
+          <w:p>
+            <w:pPr>
+              <w:spacing w:after="0" w:line="240" w:lineRule="auto"/>
+              <w:ind w:firstLine="0"/>
+              <w:rPr>
+                <w:color w:val="000000"/>
+                <w:sz w:val="24"/>
+                <w:szCs w:val="24"/>
+              </w:rPr>
+            </w:pPr>
+          </w:p>
+          <w:p>
+            <w:pPr>
+              <w:spacing w:after="0" w:line="240" w:lineRule="auto"/>
+              <w:ind w:firstLine="0"/>
+              <w:rPr>
+                <w:color w:val="000000"/>
+                <w:sz w:val="24"/>
+                <w:szCs w:val="24"/>
+              </w:rPr>
+            </w:pPr>
+            <w:r>
+              <w:rPr>
+                <w:color w:val="000000"/>
+                <w:sz w:val="24"/>
+                <w:szCs w:val="24"/>
+              </w:rPr>
+              <w:t>Kiểm tra version docker</w:t>
+            </w:r>
+          </w:p>
+        </w:tc>
+        <w:tc>
+          <w:tcPr>
+            <w:tcW w:w="5401" w:type="dxa"/>
+            <w:tcBorders>
+              <w:top w:val="single" w:sz="4" w:space="0" w:color="auto"/>
+              <w:left w:val="single" w:sz="4" w:space="0" w:color="auto"/>
+              <w:bottom w:val="single" w:sz="4" w:space="0" w:color="auto"/>
+              <w:right w:val="single" w:sz="4" w:space="0" w:color="auto"/>
+            </w:tcBorders>
+            <w:vAlign w:val="center"/>
+          </w:tcPr>
+          <w:p>
+            <w:pPr>
+              <w:spacing w:after="0" w:line="240" w:lineRule="auto"/>
+              <w:ind w:firstLine="0"/>
+              <w:rPr>
+                <w:color w:val="000000"/>
+                <w:sz w:val="24"/>
+                <w:szCs w:val="24"/>
+              </w:rPr>
+            </w:pPr>
+            <w:r>
+              <w:rPr>
+                <w:noProof/>
+                <w:color w:val="000000"/>
+                <w:sz w:val="24"/>
+                <w:szCs w:val="24"/>
+              </w:rPr>
+              <w:drawing>
+                <wp:inline distT="0" distB="0" distL="0" distR="0" wp14:anchorId="7D777455" wp14:editId="42B495D5">
+                  <wp:extent cx="2911237" cy="1178752"/>
+                  <wp:effectExtent l="0" t="0" r="3810" b="2540"/>
+                  <wp:docPr id="1" name="Picture 1"/>
+                  <wp:cNvGraphicFramePr>
+                    <a:graphicFrameLocks xmlns:a="http://schemas.openxmlformats.org/drawingml/2006/main" noChangeAspect="1"/>
+                  </wp:cNvGraphicFramePr>
+                  <a:graphic xmlns:a="http://schemas.openxmlformats.org/drawingml/2006/main">
+                    <a:graphicData uri="http://schemas.openxmlformats.org/drawingml/2006/picture">
+                      <pic:pic xmlns:pic="http://schemas.openxmlformats.org/drawingml/2006/picture">
+                        <pic:nvPicPr>
+                          <pic:cNvPr id="1" name=""/>
+                          <pic:cNvPicPr/>
+                        </pic:nvPicPr>
+                        <pic:blipFill>
+                          <a:blip r:embed="rId11"/>
+                          <a:stretch>
+                            <a:fillRect/>
+                          </a:stretch>
+                        </pic:blipFill>
+                        <pic:spPr>
+                          <a:xfrm>
+                            <a:off x="0" y="0"/>
+                            <a:ext cx="3004577" cy="1216545"/>
+                          </a:xfrm>
+                          <a:prstGeom prst="rect">
+                            <a:avLst/>
+                          </a:prstGeom>
+                        </pic:spPr>
+                      </pic:pic>
+                    </a:graphicData>
+                  </a:graphic>
+                </wp:inline>
+              </w:drawing>
+            </w:r>
+          </w:p>
+        </w:tc>
+        <w:tc>
+          <w:tcPr>
+            <w:tcW w:w="269" w:type="dxa"/>
+            <w:tcBorders>
+              <w:top w:val="nil"/>
+              <w:left w:val="single" w:sz="4" w:space="0" w:color="auto"/>
+              <w:bottom w:val="nil"/>
+              <w:right w:val="nil"/>
+            </w:tcBorders>
+            <w:shd w:val="clear" w:color="auto" w:fill="auto"/>
+            <w:noWrap/>
+            <w:vAlign w:val="bottom"/>
+          </w:tcPr>
+          <w:p>
+            <w:pPr>
+              <w:spacing w:after="0" w:line="240" w:lineRule="auto"/>
+              <w:ind w:firstLine="0"/>
+              <w:rPr>
+                <w:color w:val="000000"/>
+                <w:sz w:val="24"/>
+                <w:szCs w:val="24"/>
+              </w:rPr>
+            </w:pPr>
+          </w:p>
+        </w:tc>
+      </w:tr>
+      <w:tr>
+        <w:trPr>
+          <w:trHeight w:val="315"/>
+        </w:trPr>
+        <w:tc>
+          <w:tcPr>
+            <w:tcW w:w="712" w:type="dxa"/>
+            <w:tcBorders>
+              <w:top w:val="single" w:sz="4" w:space="0" w:color="auto"/>
+              <w:left w:val="single" w:sz="4" w:space="0" w:color="auto"/>
+              <w:bottom w:val="single" w:sz="4" w:space="0" w:color="auto"/>
+              <w:right w:val="single" w:sz="4" w:space="0" w:color="auto"/>
+            </w:tcBorders>
+            <w:shd w:val="clear" w:color="auto" w:fill="auto"/>
+            <w:noWrap/>
+            <w:vAlign w:val="center"/>
+            <w:hideMark/>
+          </w:tcPr>
+          <w:p>
+            <w:pPr>
+              <w:spacing w:after="0" w:line="240" w:lineRule="auto"/>
+              <w:ind w:firstLine="0"/>
+              <w:jc w:val="center"/>
+              <w:rPr>
+                <w:color w:val="000000"/>
+                <w:sz w:val="24"/>
+                <w:szCs w:val="24"/>
+              </w:rPr>
+            </w:pPr>
+            <w:r>
+              <w:rPr>
+                <w:color w:val="000000"/>
+                <w:sz w:val="24"/>
+                <w:szCs w:val="24"/>
+              </w:rPr>
+              <w:t>2</w:t>
+            </w:r>
+          </w:p>
+        </w:tc>
+        <w:tc>
+          <w:tcPr>
+            <w:tcW w:w="4413" w:type="dxa"/>
+            <w:tcBorders>
+              <w:top w:val="single" w:sz="4" w:space="0" w:color="auto"/>
+              <w:left w:val="single" w:sz="4" w:space="0" w:color="auto"/>
+              <w:bottom w:val="single" w:sz="4" w:space="0" w:color="auto"/>
+              <w:right w:val="single" w:sz="4" w:space="0" w:color="auto"/>
+            </w:tcBorders>
+            <w:shd w:val="clear" w:color="auto" w:fill="auto"/>
+            <w:noWrap/>
+            <w:vAlign w:val="center"/>
+            <w:hideMark/>
+          </w:tcPr>
+          <w:p>
+            <w:pPr>
+              <w:spacing w:after="0" w:line="240" w:lineRule="auto"/>
+              <w:ind w:firstLine="0"/>
+              <w:rPr>
+                <w:color w:val="000000"/>
+                <w:sz w:val="24"/>
+                <w:szCs w:val="24"/>
+              </w:rPr>
+            </w:pPr>
+            <w:r>
+              <w:rPr>
+                <w:color w:val="000000"/>
+                <w:sz w:val="24"/>
+                <w:szCs w:val="24"/>
+              </w:rPr>
+              <w:t>docker run hello-world</w:t>
+            </w:r>
+          </w:p>
+          <w:p>
+            <w:pPr>
+              <w:spacing w:after="0" w:line="240" w:lineRule="auto"/>
+              <w:ind w:firstLine="0"/>
+              <w:rPr>
+                <w:color w:val="000000"/>
+                <w:sz w:val="24"/>
+                <w:szCs w:val="24"/>
+              </w:rPr>
+            </w:pPr>
+          </w:p>
+          <w:p>
+            <w:pPr>
+              <w:spacing w:after="0" w:line="240" w:lineRule="auto"/>
+              <w:ind w:firstLine="0"/>
+              <w:rPr>
+                <w:color w:val="000000"/>
+                <w:sz w:val="24"/>
+                <w:szCs w:val="24"/>
+              </w:rPr>
+            </w:pPr>
+            <w:r>
+              <w:rPr>
+                <w:color w:val="000000"/>
+                <w:sz w:val="24"/>
+                <w:szCs w:val="24"/>
+              </w:rPr>
+              <w:t>Chạy thử container test hello-world. Tự động pull image nếu chưa có</w:t>
+            </w:r>
+          </w:p>
+        </w:tc>
+        <w:tc>
+          <w:tcPr>
+            <w:tcW w:w="5401" w:type="dxa"/>
+            <w:tcBorders>
+              <w:top w:val="single" w:sz="4" w:space="0" w:color="auto"/>
+              <w:left w:val="single" w:sz="4" w:space="0" w:color="auto"/>
+              <w:bottom w:val="single" w:sz="4" w:space="0" w:color="auto"/>
+              <w:right w:val="single" w:sz="4" w:space="0" w:color="auto"/>
+            </w:tcBorders>
+            <w:vAlign w:val="center"/>
+          </w:tcPr>
+          <w:p>
+            <w:pPr>
+              <w:spacing w:after="0" w:line="240" w:lineRule="auto"/>
+              <w:ind w:firstLine="0"/>
+              <w:rPr>
+                <w:color w:val="000000"/>
+                <w:sz w:val="24"/>
+                <w:szCs w:val="24"/>
+              </w:rPr>
+            </w:pPr>
+            <w:r>
+              <w:rPr>
+                <w:noProof/>
+                <w:color w:val="000000"/>
+                <w:sz w:val="24"/>
+                <w:szCs w:val="24"/>
+              </w:rPr>
+              <w:drawing>
+                <wp:inline distT="0" distB="0" distL="0" distR="0" wp14:anchorId="02AF3EFF" wp14:editId="6DC84274">
+                  <wp:extent cx="2847447" cy="2509183"/>
+                  <wp:effectExtent l="0" t="0" r="0" b="5715"/>
+                  <wp:docPr id="2" name="Picture 2"/>
+                  <wp:cNvGraphicFramePr>
+                    <a:graphicFrameLocks xmlns:a="http://schemas.openxmlformats.org/drawingml/2006/main" noChangeAspect="1"/>
+                  </wp:cNvGraphicFramePr>
+                  <a:graphic xmlns:a="http://schemas.openxmlformats.org/drawingml/2006/main">
+                    <a:graphicData uri="http://schemas.openxmlformats.org/drawingml/2006/picture">
+                      <pic:pic xmlns:pic="http://schemas.openxmlformats.org/drawingml/2006/picture">
+                        <pic:nvPicPr>
+                          <pic:cNvPr id="1" name=""/>
+                          <pic:cNvPicPr/>
+                        </pic:nvPicPr>
+                        <pic:blipFill>
+                          <a:blip r:embed="rId12"/>
+                          <a:stretch>
+                            <a:fillRect/>
+                          </a:stretch>
+                        </pic:blipFill>
+                        <pic:spPr>
+                          <a:xfrm>
+                            <a:off x="0" y="0"/>
+                            <a:ext cx="2887202" cy="2544215"/>
+                          </a:xfrm>
+                          <a:prstGeom prst="rect">
+                            <a:avLst/>
+                          </a:prstGeom>
+                        </pic:spPr>
+                      </pic:pic>
+                    </a:graphicData>
+                  </a:graphic>
+                </wp:inline>
+              </w:drawing>
+            </w:r>
+          </w:p>
+        </w:tc>
+        <w:tc>
+          <w:tcPr>
+            <w:tcW w:w="269" w:type="dxa"/>
+            <w:tcBorders>
+              <w:top w:val="nil"/>
+              <w:left w:val="single" w:sz="4" w:space="0" w:color="auto"/>
+              <w:bottom w:val="nil"/>
+              <w:right w:val="nil"/>
+            </w:tcBorders>
+            <w:shd w:val="clear" w:color="auto" w:fill="auto"/>
+            <w:noWrap/>
+            <w:vAlign w:val="bottom"/>
+            <w:hideMark/>
+          </w:tcPr>
+          <w:p>
+            <w:pPr>
+              <w:spacing w:after="0" w:line="240" w:lineRule="auto"/>
+              <w:ind w:firstLine="0"/>
+              <w:rPr>
+                <w:color w:val="000000"/>
+                <w:sz w:val="24"/>
+                <w:szCs w:val="24"/>
+              </w:rPr>
+            </w:pPr>
+          </w:p>
+        </w:tc>
+      </w:tr>
+      <w:tr>
+        <w:trPr>
+          <w:trHeight w:val="315"/>
+        </w:trPr>
+        <w:tc>
+          <w:tcPr>
+            <w:tcW w:w="712" w:type="dxa"/>
+            <w:tcBorders>
+              <w:top w:val="single" w:sz="4" w:space="0" w:color="auto"/>
+              <w:left w:val="single" w:sz="4" w:space="0" w:color="auto"/>
+              <w:bottom w:val="single" w:sz="4" w:space="0" w:color="auto"/>
+              <w:right w:val="single" w:sz="4" w:space="0" w:color="auto"/>
+            </w:tcBorders>
+            <w:shd w:val="clear" w:color="auto" w:fill="auto"/>
+            <w:noWrap/>
+            <w:vAlign w:val="center"/>
+            <w:hideMark/>
+          </w:tcPr>
+          <w:p>
+            <w:pPr>
+              <w:spacing w:after="0" w:line="240" w:lineRule="auto"/>
+              <w:ind w:firstLine="0"/>
+              <w:jc w:val="center"/>
+              <w:rPr>
+                <w:color w:val="000000"/>
+                <w:sz w:val="24"/>
+                <w:szCs w:val="24"/>
+              </w:rPr>
+            </w:pPr>
+            <w:r>
+              <w:rPr>
+                <w:color w:val="000000"/>
+                <w:sz w:val="24"/>
+                <w:szCs w:val="24"/>
+              </w:rPr>
+              <w:t>3</w:t>
+            </w:r>
+          </w:p>
+        </w:tc>
+        <w:tc>
+          <w:tcPr>
+            <w:tcW w:w="4413" w:type="dxa"/>
+            <w:tcBorders>
+              <w:top w:val="single" w:sz="4" w:space="0" w:color="auto"/>
+              <w:left w:val="single" w:sz="4" w:space="0" w:color="auto"/>
+              <w:bottom w:val="single" w:sz="4" w:space="0" w:color="auto"/>
+              <w:right w:val="single" w:sz="4" w:space="0" w:color="auto"/>
+            </w:tcBorders>
+            <w:shd w:val="clear" w:color="auto" w:fill="auto"/>
+            <w:noWrap/>
+            <w:vAlign w:val="center"/>
+            <w:hideMark/>
+          </w:tcPr>
+          <w:p>
+            <w:pPr>
+              <w:spacing w:after="0" w:line="240" w:lineRule="auto"/>
+              <w:ind w:firstLine="0"/>
+              <w:rPr>
+                <w:color w:val="000000"/>
+                <w:sz w:val="24"/>
+                <w:szCs w:val="24"/>
+              </w:rPr>
+            </w:pPr>
+            <w:r>
+              <w:rPr>
+                <w:color w:val="000000"/>
+                <w:sz w:val="24"/>
+                <w:szCs w:val="24"/>
+              </w:rPr>
+              <w:t>docker pull nginx</w:t>
+            </w:r>
+          </w:p>
+          <w:p>
+            <w:pPr>
+              <w:spacing w:after="0" w:line="240" w:lineRule="auto"/>
+              <w:ind w:firstLine="0"/>
+              <w:rPr>
+                <w:color w:val="000000"/>
+                <w:sz w:val="24"/>
+                <w:szCs w:val="24"/>
+              </w:rPr>
+            </w:pPr>
+            <w:r>
+              <w:rPr>
+                <w:color w:val="000000"/>
+                <w:sz w:val="24"/>
+                <w:szCs w:val="24"/>
+              </w:rPr>
+              <w:t>Tải image nginx từ Docker Hub</w:t>
+            </w:r>
+          </w:p>
+        </w:tc>
+        <w:tc>
+          <w:tcPr>
+            <w:tcW w:w="5401" w:type="dxa"/>
+            <w:tcBorders>
+              <w:top w:val="single" w:sz="4" w:space="0" w:color="auto"/>
+              <w:left w:val="single" w:sz="4" w:space="0" w:color="auto"/>
+              <w:bottom w:val="single" w:sz="4" w:space="0" w:color="auto"/>
+              <w:right w:val="single" w:sz="4" w:space="0" w:color="auto"/>
+            </w:tcBorders>
+            <w:vAlign w:val="center"/>
+          </w:tcPr>
+          <w:p>
+            <w:pPr>
+              <w:spacing w:after="0" w:line="240" w:lineRule="auto"/>
+              <w:ind w:firstLine="0"/>
+              <w:rPr>
+                <w:color w:val="000000"/>
+                <w:sz w:val="24"/>
+                <w:szCs w:val="24"/>
+              </w:rPr>
+            </w:pPr>
+            <w:r>
+              <w:rPr>
+                <w:noProof/>
+                <w:color w:val="000000"/>
+                <w:sz w:val="24"/>
+                <w:szCs w:val="24"/>
+              </w:rPr>
+              <w:drawing>
+                <wp:inline distT="0" distB="0" distL="0" distR="0" wp14:anchorId="2FFE2C9B" wp14:editId="35080158">
+                  <wp:extent cx="2837820" cy="1495109"/>
+                  <wp:effectExtent l="0" t="0" r="635" b="0"/>
+                  <wp:docPr id="8" name="Picture 8"/>
+                  <wp:cNvGraphicFramePr>
+                    <a:graphicFrameLocks xmlns:a="http://schemas.openxmlformats.org/drawingml/2006/main" noChangeAspect="1"/>
+                  </wp:cNvGraphicFramePr>
+                  <a:graphic xmlns:a="http://schemas.openxmlformats.org/drawingml/2006/main">
+                    <a:graphicData uri="http://schemas.openxmlformats.org/drawingml/2006/picture">
+                      <pic:pic xmlns:pic="http://schemas.openxmlformats.org/drawingml/2006/picture">
+                        <pic:nvPicPr>
+                          <pic:cNvPr id="1" name=""/>
+                          <pic:cNvPicPr/>
+                        </pic:nvPicPr>
+                        <pic:blipFill>
+                          <a:blip r:embed="rId13"/>
+                          <a:stretch>
+                            <a:fillRect/>
+                          </a:stretch>
+                        </pic:blipFill>
+                        <pic:spPr>
+                          <a:xfrm>
+                            <a:off x="0" y="0"/>
+                            <a:ext cx="3088586" cy="1627225"/>
+                          </a:xfrm>
+                          <a:prstGeom prst="rect">
+                            <a:avLst/>
+                          </a:prstGeom>
+                        </pic:spPr>
+                      </pic:pic>
+                    </a:graphicData>
+                  </a:graphic>
+                </wp:inline>
+              </w:drawing>
+            </w:r>
+          </w:p>
+        </w:tc>
+        <w:tc>
+          <w:tcPr>
+            <w:tcW w:w="269" w:type="dxa"/>
+            <w:tcBorders>
+              <w:top w:val="nil"/>
+              <w:left w:val="single" w:sz="4" w:space="0" w:color="auto"/>
+              <w:bottom w:val="nil"/>
+              <w:right w:val="nil"/>
+            </w:tcBorders>
+            <w:shd w:val="clear" w:color="auto" w:fill="auto"/>
+            <w:noWrap/>
+            <w:vAlign w:val="bottom"/>
+            <w:hideMark/>
+          </w:tcPr>
+          <w:p>
+            <w:pPr>
+              <w:spacing w:after="0" w:line="240" w:lineRule="auto"/>
+              <w:ind w:firstLine="0"/>
+              <w:rPr>
+                <w:color w:val="000000"/>
+                <w:sz w:val="24"/>
+                <w:szCs w:val="24"/>
+              </w:rPr>
+            </w:pPr>
+          </w:p>
+        </w:tc>
+      </w:tr>
+      <w:tr>
+        <w:trPr>
+          <w:trHeight w:val="315"/>
+        </w:trPr>
+        <w:tc>
+          <w:tcPr>
+            <w:tcW w:w="712" w:type="dxa"/>
+            <w:tcBorders>
+              <w:top w:val="single" w:sz="4" w:space="0" w:color="auto"/>
+              <w:left w:val="single" w:sz="4" w:space="0" w:color="auto"/>
+              <w:bottom w:val="single" w:sz="4" w:space="0" w:color="auto"/>
+              <w:right w:val="single" w:sz="4" w:space="0" w:color="auto"/>
+            </w:tcBorders>
+            <w:shd w:val="clear" w:color="auto" w:fill="auto"/>
+            <w:noWrap/>
+            <w:vAlign w:val="center"/>
+            <w:hideMark/>
+          </w:tcPr>
+          <w:p>
+            <w:pPr>
+              <w:spacing w:after="0" w:line="240" w:lineRule="auto"/>
+              <w:ind w:firstLine="0"/>
+              <w:jc w:val="center"/>
+              <w:rPr>
+                <w:color w:val="000000"/>
+                <w:sz w:val="24"/>
+                <w:szCs w:val="24"/>
+              </w:rPr>
+            </w:pPr>
+            <w:r>
+              <w:rPr>
+                <w:color w:val="000000"/>
+                <w:sz w:val="24"/>
+                <w:szCs w:val="24"/>
+              </w:rPr>
+              <w:t>4</w:t>
+            </w:r>
+          </w:p>
+        </w:tc>
+        <w:tc>
+          <w:tcPr>
+            <w:tcW w:w="4413" w:type="dxa"/>
+            <w:tcBorders>
+              <w:top w:val="single" w:sz="4" w:space="0" w:color="auto"/>
+              <w:left w:val="single" w:sz="4" w:space="0" w:color="auto"/>
+              <w:bottom w:val="single" w:sz="4" w:space="0" w:color="auto"/>
+              <w:right w:val="single" w:sz="4" w:space="0" w:color="auto"/>
+            </w:tcBorders>
+            <w:shd w:val="clear" w:color="auto" w:fill="auto"/>
+            <w:noWrap/>
+            <w:vAlign w:val="center"/>
+            <w:hideMark/>
+          </w:tcPr>
+          <w:p>
+            <w:pPr>
+              <w:spacing w:after="0" w:line="240" w:lineRule="auto"/>
+              <w:ind w:firstLine="0"/>
+              <w:rPr>
+                <w:color w:val="000000"/>
+                <w:sz w:val="24"/>
+                <w:szCs w:val="24"/>
+              </w:rPr>
+            </w:pPr>
+            <w:r>
+              <w:rPr>
+                <w:color w:val="000000"/>
+                <w:sz w:val="24"/>
+                <w:szCs w:val="24"/>
+              </w:rPr>
+              <w:t>docker images</w:t>
+            </w:r>
+          </w:p>
+          <w:p>
+            <w:pPr>
+              <w:spacing w:after="0" w:line="240" w:lineRule="auto"/>
+              <w:ind w:firstLine="0"/>
+              <w:rPr>
+                <w:color w:val="000000"/>
+                <w:sz w:val="24"/>
+                <w:szCs w:val="24"/>
+              </w:rPr>
+            </w:pPr>
+          </w:p>
+          <w:p>
+            <w:pPr>
+              <w:spacing w:after="0" w:line="240" w:lineRule="auto"/>
+              <w:ind w:firstLine="0"/>
+              <w:rPr>
+                <w:color w:val="000000"/>
+                <w:sz w:val="24"/>
+                <w:szCs w:val="24"/>
+              </w:rPr>
+            </w:pPr>
+            <w:r>
+              <w:rPr>
+                <w:color w:val="000000"/>
+                <w:sz w:val="24"/>
+                <w:szCs w:val="24"/>
+              </w:rPr>
+              <w:t>Liệt kê images trên máy</w:t>
+            </w:r>
+          </w:p>
+        </w:tc>
+        <w:tc>
+          <w:tcPr>
+            <w:tcW w:w="5401" w:type="dxa"/>
+            <w:tcBorders>
+              <w:top w:val="single" w:sz="4" w:space="0" w:color="auto"/>
+              <w:left w:val="single" w:sz="4" w:space="0" w:color="auto"/>
+              <w:bottom w:val="single" w:sz="4" w:space="0" w:color="auto"/>
+              <w:right w:val="single" w:sz="4" w:space="0" w:color="auto"/>
+            </w:tcBorders>
+            <w:vAlign w:val="center"/>
+          </w:tcPr>
+          <w:p>
+            <w:pPr>
+              <w:spacing w:after="0" w:line="240" w:lineRule="auto"/>
+              <w:ind w:firstLine="0"/>
+              <w:rPr>
+                <w:color w:val="000000"/>
+                <w:sz w:val="24"/>
+                <w:szCs w:val="24"/>
+              </w:rPr>
+            </w:pPr>
+            <w:r>
+              <w:rPr>
+                <w:color w:val="000000"/>
+                <w:sz w:val="24"/>
+                <w:szCs w:val="24"/>
+              </w:rPr>
+              <w:drawing>
+                <wp:inline distT="0" distB="0" distL="0" distR="0" wp14:anchorId="490CE90B" wp14:editId="771B1ADA">
+                  <wp:extent cx="2830257" cy="411697"/>
+                  <wp:effectExtent l="0" t="0" r="0" b="7620"/>
+                  <wp:docPr id="7" name="Picture 7"/>
+                  <wp:cNvGraphicFramePr>
+                    <a:graphicFrameLocks xmlns:a="http://schemas.openxmlformats.org/drawingml/2006/main" noChangeAspect="1"/>
+                  </wp:cNvGraphicFramePr>
+                  <a:graphic xmlns:a="http://schemas.openxmlformats.org/drawingml/2006/main">
+                    <a:graphicData uri="http://schemas.openxmlformats.org/drawingml/2006/picture">
+                      <pic:pic xmlns:pic="http://schemas.openxmlformats.org/drawingml/2006/picture">
+                        <pic:nvPicPr>
+                          <pic:cNvPr id="1" name=""/>
+                          <pic:cNvPicPr/>
+                        </pic:nvPicPr>
+                        <pic:blipFill>
+                          <a:blip r:embed="rId14"/>
+                          <a:stretch>
+                            <a:fillRect/>
+                          </a:stretch>
+                        </pic:blipFill>
+                        <pic:spPr>
+                          <a:xfrm>
+                            <a:off x="0" y="0"/>
+                            <a:ext cx="2986833" cy="434473"/>
+                          </a:xfrm>
+                          <a:prstGeom prst="rect">
+                            <a:avLst/>
+                          </a:prstGeom>
+                        </pic:spPr>
+                      </pic:pic>
+                    </a:graphicData>
+                  </a:graphic>
+                </wp:inline>
+              </w:drawing>
+            </w:r>
+          </w:p>
+        </w:tc>
+        <w:tc>
+          <w:tcPr>
+            <w:tcW w:w="269" w:type="dxa"/>
+            <w:tcBorders>
+              <w:top w:val="nil"/>
+              <w:left w:val="single" w:sz="4" w:space="0" w:color="auto"/>
+              <w:bottom w:val="nil"/>
+              <w:right w:val="nil"/>
+            </w:tcBorders>
+            <w:shd w:val="clear" w:color="auto" w:fill="auto"/>
+            <w:noWrap/>
+            <w:vAlign w:val="bottom"/>
+            <w:hideMark/>
+          </w:tcPr>
+          <w:p>
+            <w:pPr>
+              <w:spacing w:after="0" w:line="240" w:lineRule="auto"/>
+              <w:ind w:firstLine="0"/>
+              <w:rPr>
+                <w:color w:val="000000"/>
+                <w:sz w:val="24"/>
+                <w:szCs w:val="24"/>
+              </w:rPr>
+            </w:pPr>
+          </w:p>
+        </w:tc>
+      </w:tr>
+      <w:tr>
+        <w:trPr>
+          <w:trHeight w:val="315"/>
+        </w:trPr>
+        <w:tc>
+          <w:tcPr>
+            <w:tcW w:w="712" w:type="dxa"/>
+            <w:tcBorders>
+              <w:top w:val="single" w:sz="4" w:space="0" w:color="auto"/>
+              <w:left w:val="single" w:sz="4" w:space="0" w:color="auto"/>
+              <w:bottom w:val="single" w:sz="4" w:space="0" w:color="auto"/>
+              <w:right w:val="single" w:sz="4" w:space="0" w:color="auto"/>
+            </w:tcBorders>
+            <w:shd w:val="clear" w:color="auto" w:fill="auto"/>
+            <w:noWrap/>
+            <w:vAlign w:val="center"/>
+            <w:hideMark/>
+          </w:tcPr>
+          <w:p>
+            <w:pPr>
+              <w:spacing w:after="0" w:line="240" w:lineRule="auto"/>
+              <w:ind w:firstLine="0"/>
+              <w:jc w:val="center"/>
+              <w:rPr>
+                <w:color w:val="000000"/>
+                <w:sz w:val="24"/>
+                <w:szCs w:val="24"/>
+              </w:rPr>
+            </w:pPr>
+            <w:r>
+              <w:rPr>
+                <w:color w:val="000000"/>
+                <w:sz w:val="24"/>
+                <w:szCs w:val="24"/>
+              </w:rPr>
+              <w:t>5</w:t>
+            </w:r>
+          </w:p>
+        </w:tc>
+        <w:tc>
+          <w:tcPr>
+            <w:tcW w:w="4413" w:type="dxa"/>
+            <w:tcBorders>
+              <w:top w:val="single" w:sz="4" w:space="0" w:color="auto"/>
+              <w:left w:val="single" w:sz="4" w:space="0" w:color="auto"/>
+              <w:bottom w:val="single" w:sz="4" w:space="0" w:color="auto"/>
+              <w:right w:val="single" w:sz="4" w:space="0" w:color="auto"/>
+            </w:tcBorders>
+            <w:shd w:val="clear" w:color="auto" w:fill="auto"/>
+            <w:noWrap/>
+            <w:vAlign w:val="center"/>
+            <w:hideMark/>
+          </w:tcPr>
+          <w:p>
+            <w:pPr>
+              <w:spacing w:after="0" w:line="240" w:lineRule="auto"/>
+              <w:ind w:firstLine="0"/>
+              <w:rPr>
+                <w:color w:val="000000"/>
+                <w:sz w:val="24"/>
+                <w:szCs w:val="24"/>
+              </w:rPr>
+            </w:pPr>
+            <w:r>
+              <w:rPr>
+                <w:color w:val="000000"/>
+                <w:sz w:val="24"/>
+                <w:szCs w:val="24"/>
+              </w:rPr>
+              <w:t>docker run -d nginx</w:t>
+            </w:r>
+          </w:p>
+          <w:p>
+            <w:pPr>
+              <w:spacing w:after="0" w:line="240" w:lineRule="auto"/>
+              <w:ind w:firstLine="0"/>
+              <w:rPr>
+                <w:color w:val="000000"/>
+                <w:sz w:val="24"/>
+                <w:szCs w:val="24"/>
+              </w:rPr>
+            </w:pPr>
+          </w:p>
+          <w:p>
+            <w:pPr>
+              <w:spacing w:after="0" w:line="240" w:lineRule="auto"/>
+              <w:ind w:firstLine="0"/>
+              <w:rPr>
+                <w:color w:val="000000"/>
+                <w:sz w:val="24"/>
+                <w:szCs w:val="24"/>
+              </w:rPr>
+            </w:pPr>
+            <w:r>
+              <w:rPr>
+                <w:color w:val="000000"/>
+                <w:sz w:val="24"/>
+                <w:szCs w:val="24"/>
+              </w:rPr>
+              <w:t>Chạy contrainer nginx ở chế độ nền. Có -d thì không in ra log (-d: detached)</w:t>
+            </w:r>
+          </w:p>
+        </w:tc>
+        <w:tc>
+          <w:tcPr>
+            <w:tcW w:w="5401" w:type="dxa"/>
+            <w:tcBorders>
+              <w:top w:val="single" w:sz="4" w:space="0" w:color="auto"/>
+              <w:left w:val="single" w:sz="4" w:space="0" w:color="auto"/>
+              <w:bottom w:val="single" w:sz="4" w:space="0" w:color="auto"/>
+              <w:right w:val="single" w:sz="4" w:space="0" w:color="auto"/>
+            </w:tcBorders>
+            <w:vAlign w:val="center"/>
+          </w:tcPr>
+          <w:p>
+            <w:pPr>
+              <w:spacing w:after="0" w:line="240" w:lineRule="auto"/>
+              <w:ind w:firstLine="0"/>
+              <w:rPr>
+                <w:color w:val="000000"/>
+                <w:sz w:val="24"/>
+                <w:szCs w:val="24"/>
+              </w:rPr>
+            </w:pPr>
+            <w:r>
+              <w:rPr>
+                <w:noProof/>
+                <w:color w:val="000000"/>
+                <w:sz w:val="24"/>
+                <w:szCs w:val="24"/>
+              </w:rPr>
+              <w:drawing>
+                <wp:inline distT="0" distB="0" distL="0" distR="0" wp14:anchorId="14D88F33" wp14:editId="63AD81A5">
+                  <wp:extent cx="2764246" cy="537372"/>
+                  <wp:effectExtent l="0" t="0" r="0" b="0"/>
+                  <wp:docPr id="12" name="Picture 12"/>
+                  <wp:cNvGraphicFramePr>
+                    <a:graphicFrameLocks xmlns:a="http://schemas.openxmlformats.org/drawingml/2006/main" noChangeAspect="1"/>
+                  </wp:cNvGraphicFramePr>
+                  <a:graphic xmlns:a="http://schemas.openxmlformats.org/drawingml/2006/main">
+                    <a:graphicData uri="http://schemas.openxmlformats.org/drawingml/2006/picture">
+                      <pic:pic xmlns:pic="http://schemas.openxmlformats.org/drawingml/2006/picture">
+                        <pic:nvPicPr>
+                          <pic:cNvPr id="1" name=""/>
+                          <pic:cNvPicPr/>
+                        </pic:nvPicPr>
+                        <pic:blipFill>
+                          <a:blip r:embed="rId15"/>
+                          <a:stretch>
+                            <a:fillRect/>
+                          </a:stretch>
+                        </pic:blipFill>
+                        <pic:spPr>
+                          <a:xfrm>
+                            <a:off x="0" y="0"/>
+                            <a:ext cx="2932670" cy="570114"/>
+                          </a:xfrm>
+                          <a:prstGeom prst="rect">
+                            <a:avLst/>
+                          </a:prstGeom>
+                        </pic:spPr>
+                      </pic:pic>
+                    </a:graphicData>
+                  </a:graphic>
+                </wp:inline>
+              </w:drawing>
+            </w:r>
+          </w:p>
+        </w:tc>
+        <w:tc>
+          <w:tcPr>
+            <w:tcW w:w="269" w:type="dxa"/>
+            <w:tcBorders>
+              <w:top w:val="nil"/>
+              <w:left w:val="single" w:sz="4" w:space="0" w:color="auto"/>
+              <w:bottom w:val="nil"/>
+              <w:right w:val="nil"/>
+            </w:tcBorders>
+            <w:shd w:val="clear" w:color="auto" w:fill="auto"/>
+            <w:noWrap/>
+            <w:vAlign w:val="bottom"/>
+            <w:hideMark/>
+          </w:tcPr>
+          <w:p>
+            <w:pPr>
+              <w:spacing w:after="0" w:line="240" w:lineRule="auto"/>
+              <w:ind w:firstLine="0"/>
+              <w:rPr>
+                <w:color w:val="000000"/>
+                <w:sz w:val="24"/>
+                <w:szCs w:val="24"/>
+              </w:rPr>
+            </w:pPr>
+          </w:p>
+        </w:tc>
+      </w:tr>
+      <w:tr>
+        <w:trPr>
+          <w:trHeight w:val="315"/>
+        </w:trPr>
+        <w:tc>
+          <w:tcPr>
+            <w:tcW w:w="712" w:type="dxa"/>
+            <w:tcBorders>
+              <w:top w:val="single" w:sz="4" w:space="0" w:color="auto"/>
+              <w:left w:val="single" w:sz="4" w:space="0" w:color="auto"/>
+              <w:bottom w:val="single" w:sz="4" w:space="0" w:color="auto"/>
+              <w:right w:val="single" w:sz="4" w:space="0" w:color="auto"/>
+            </w:tcBorders>
+            <w:shd w:val="clear" w:color="auto" w:fill="auto"/>
+            <w:noWrap/>
+            <w:vAlign w:val="center"/>
+            <w:hideMark/>
+          </w:tcPr>
+          <w:p>
+            <w:pPr>
+              <w:spacing w:after="0" w:line="240" w:lineRule="auto"/>
+              <w:ind w:firstLine="0"/>
+              <w:jc w:val="center"/>
+              <w:rPr>
+                <w:color w:val="000000"/>
+                <w:sz w:val="24"/>
+                <w:szCs w:val="24"/>
+              </w:rPr>
+            </w:pPr>
+            <w:r>
+              <w:rPr>
+                <w:color w:val="000000"/>
+                <w:sz w:val="24"/>
+                <w:szCs w:val="24"/>
+              </w:rPr>
+              <w:lastRenderedPageBreak/>
+              <w:t>6</w:t>
+            </w:r>
+          </w:p>
+        </w:tc>
+        <w:tc>
+          <w:tcPr>
+            <w:tcW w:w="4413" w:type="dxa"/>
+            <w:tcBorders>
+              <w:top w:val="single" w:sz="4" w:space="0" w:color="auto"/>
+              <w:left w:val="single" w:sz="4" w:space="0" w:color="auto"/>
+              <w:bottom w:val="single" w:sz="4" w:space="0" w:color="auto"/>
+              <w:right w:val="single" w:sz="4" w:space="0" w:color="auto"/>
+            </w:tcBorders>
+            <w:shd w:val="clear" w:color="auto" w:fill="auto"/>
+            <w:noWrap/>
+            <w:vAlign w:val="center"/>
+            <w:hideMark/>
+          </w:tcPr>
+          <w:p>
+            <w:pPr>
+              <w:spacing w:after="0" w:line="240" w:lineRule="auto"/>
+              <w:ind w:firstLine="0"/>
+              <w:rPr>
+                <w:color w:val="000000"/>
+                <w:sz w:val="24"/>
+                <w:szCs w:val="24"/>
+              </w:rPr>
+            </w:pPr>
+            <w:r>
+              <w:rPr>
+                <w:color w:val="000000"/>
+                <w:sz w:val="24"/>
+                <w:szCs w:val="24"/>
+              </w:rPr>
+              <w:t>docker ps</w:t>
+            </w:r>
+          </w:p>
+          <w:p>
+            <w:pPr>
+              <w:spacing w:after="0" w:line="240" w:lineRule="auto"/>
+              <w:ind w:firstLine="0"/>
+              <w:rPr>
+                <w:color w:val="000000"/>
+                <w:sz w:val="24"/>
+                <w:szCs w:val="24"/>
+              </w:rPr>
+            </w:pPr>
+          </w:p>
+          <w:p>
+            <w:pPr>
+              <w:spacing w:after="0" w:line="240" w:lineRule="auto"/>
+              <w:ind w:firstLine="0"/>
+              <w:rPr>
+                <w:color w:val="000000"/>
+                <w:sz w:val="24"/>
+                <w:szCs w:val="24"/>
+              </w:rPr>
+            </w:pPr>
+            <w:r>
+              <w:rPr>
+                <w:color w:val="000000"/>
+                <w:sz w:val="24"/>
+                <w:szCs w:val="24"/>
+              </w:rPr>
+              <w:t>Xem danh sách contrainer đang chạy</w:t>
+            </w:r>
+          </w:p>
+        </w:tc>
+        <w:tc>
+          <w:tcPr>
+            <w:tcW w:w="5401" w:type="dxa"/>
+            <w:tcBorders>
+              <w:top w:val="single" w:sz="4" w:space="0" w:color="auto"/>
+              <w:left w:val="single" w:sz="4" w:space="0" w:color="auto"/>
+              <w:bottom w:val="single" w:sz="4" w:space="0" w:color="auto"/>
+              <w:right w:val="single" w:sz="4" w:space="0" w:color="auto"/>
+            </w:tcBorders>
+            <w:vAlign w:val="center"/>
+          </w:tcPr>
+          <w:p>
+            <w:pPr>
+              <w:spacing w:after="0" w:line="240" w:lineRule="auto"/>
+              <w:ind w:firstLine="0"/>
+              <w:rPr>
+                <w:color w:val="000000"/>
+                <w:sz w:val="24"/>
+                <w:szCs w:val="24"/>
+              </w:rPr>
+            </w:pPr>
+            <w:r>
+              <w:rPr>
+                <w:noProof/>
+                <w:color w:val="000000"/>
+                <w:sz w:val="24"/>
+                <w:szCs w:val="24"/>
+              </w:rPr>
+              <w:drawing>
+                <wp:inline distT="0" distB="0" distL="0" distR="0" wp14:anchorId="44B655FE" wp14:editId="0A9E5133">
+                  <wp:extent cx="2858507" cy="325023"/>
+                  <wp:effectExtent l="0" t="0" r="0" b="0"/>
+                  <wp:docPr id="15" name="Picture 15"/>
+                  <wp:cNvGraphicFramePr>
+                    <a:graphicFrameLocks xmlns:a="http://schemas.openxmlformats.org/drawingml/2006/main" noChangeAspect="1"/>
+                  </wp:cNvGraphicFramePr>
+                  <a:graphic xmlns:a="http://schemas.openxmlformats.org/drawingml/2006/main">
+                    <a:graphicData uri="http://schemas.openxmlformats.org/drawingml/2006/picture">
+                      <pic:pic xmlns:pic="http://schemas.openxmlformats.org/drawingml/2006/picture">
+                        <pic:nvPicPr>
+                          <pic:cNvPr id="1" name=""/>
+                          <pic:cNvPicPr/>
+                        </pic:nvPicPr>
+                        <pic:blipFill>
+                          <a:blip r:embed="rId16"/>
+                          <a:stretch>
+                            <a:fillRect/>
+                          </a:stretch>
+                        </pic:blipFill>
+                        <pic:spPr>
+                          <a:xfrm>
+                            <a:off x="0" y="0"/>
+                            <a:ext cx="3195324" cy="363320"/>
+                          </a:xfrm>
+                          <a:prstGeom prst="rect">
+                            <a:avLst/>
+                          </a:prstGeom>
+                        </pic:spPr>
+                      </pic:pic>
+                    </a:graphicData>
+                  </a:graphic>
+                </wp:inline>
+              </w:drawing>
+            </w:r>
+          </w:p>
+        </w:tc>
+        <w:tc>
+          <w:tcPr>
+            <w:tcW w:w="269" w:type="dxa"/>
+            <w:tcBorders>
+              <w:top w:val="nil"/>
+              <w:left w:val="single" w:sz="4" w:space="0" w:color="auto"/>
+              <w:bottom w:val="nil"/>
+              <w:right w:val="nil"/>
+            </w:tcBorders>
+            <w:shd w:val="clear" w:color="auto" w:fill="auto"/>
+            <w:noWrap/>
+            <w:vAlign w:val="bottom"/>
+            <w:hideMark/>
+          </w:tcPr>
+          <w:p>
+            <w:pPr>
+              <w:spacing w:after="0" w:line="240" w:lineRule="auto"/>
+              <w:ind w:firstLine="0"/>
+              <w:rPr>
+                <w:color w:val="000000"/>
+                <w:sz w:val="24"/>
+                <w:szCs w:val="24"/>
+              </w:rPr>
+            </w:pPr>
+          </w:p>
+        </w:tc>
+      </w:tr>
+      <w:tr>
+        <w:trPr>
+          <w:trHeight w:val="315"/>
+        </w:trPr>
+        <w:tc>
+          <w:tcPr>
+            <w:tcW w:w="712" w:type="dxa"/>
+            <w:tcBorders>
+              <w:top w:val="single" w:sz="4" w:space="0" w:color="auto"/>
+              <w:left w:val="single" w:sz="4" w:space="0" w:color="auto"/>
+              <w:bottom w:val="single" w:sz="4" w:space="0" w:color="auto"/>
+              <w:right w:val="single" w:sz="4" w:space="0" w:color="auto"/>
+            </w:tcBorders>
+            <w:shd w:val="clear" w:color="auto" w:fill="auto"/>
+            <w:noWrap/>
+            <w:vAlign w:val="center"/>
+            <w:hideMark/>
+          </w:tcPr>
+          <w:p>
+            <w:pPr>
+              <w:spacing w:after="0" w:line="240" w:lineRule="auto"/>
+              <w:ind w:firstLine="0"/>
+              <w:jc w:val="center"/>
+              <w:rPr>
+                <w:color w:val="000000"/>
+                <w:sz w:val="24"/>
+                <w:szCs w:val="24"/>
+              </w:rPr>
+            </w:pPr>
+            <w:r>
+              <w:rPr>
+                <w:color w:val="000000"/>
+                <w:sz w:val="24"/>
+                <w:szCs w:val="24"/>
+              </w:rPr>
+              <w:t>7</w:t>
+            </w:r>
+          </w:p>
+        </w:tc>
+        <w:tc>
+          <w:tcPr>
+            <w:tcW w:w="4413" w:type="dxa"/>
+            <w:tcBorders>
+              <w:top w:val="single" w:sz="4" w:space="0" w:color="auto"/>
+              <w:left w:val="single" w:sz="4" w:space="0" w:color="auto"/>
+              <w:bottom w:val="single" w:sz="4" w:space="0" w:color="auto"/>
+              <w:right w:val="single" w:sz="4" w:space="0" w:color="auto"/>
+            </w:tcBorders>
+            <w:shd w:val="clear" w:color="auto" w:fill="auto"/>
+            <w:noWrap/>
+            <w:vAlign w:val="center"/>
+            <w:hideMark/>
+          </w:tcPr>
+          <w:p>
+            <w:pPr>
+              <w:spacing w:after="0" w:line="240" w:lineRule="auto"/>
+              <w:ind w:firstLine="0"/>
+              <w:rPr>
+                <w:color w:val="000000"/>
+                <w:sz w:val="24"/>
+                <w:szCs w:val="24"/>
+              </w:rPr>
+            </w:pPr>
+            <w:r>
+              <w:rPr>
+                <w:color w:val="000000"/>
+                <w:sz w:val="24"/>
+                <w:szCs w:val="24"/>
+              </w:rPr>
+              <w:t>docker ps -a</w:t>
+            </w:r>
+          </w:p>
+          <w:p>
+            <w:pPr>
+              <w:spacing w:after="0" w:line="240" w:lineRule="auto"/>
+              <w:ind w:firstLine="0"/>
+              <w:rPr>
+                <w:color w:val="000000"/>
+                <w:sz w:val="24"/>
+                <w:szCs w:val="24"/>
+              </w:rPr>
+            </w:pPr>
+          </w:p>
+          <w:p>
+            <w:pPr>
+              <w:spacing w:after="0" w:line="240" w:lineRule="auto"/>
+              <w:ind w:firstLine="0"/>
+              <w:rPr>
+                <w:color w:val="000000"/>
+                <w:sz w:val="24"/>
+                <w:szCs w:val="24"/>
+              </w:rPr>
+            </w:pPr>
+            <w:r>
+              <w:rPr>
+                <w:color w:val="000000"/>
+                <w:sz w:val="24"/>
+                <w:szCs w:val="24"/>
+              </w:rPr>
+              <w:t>Xem tất cả contrainer</w:t>
+            </w:r>
+          </w:p>
+        </w:tc>
+        <w:tc>
+          <w:tcPr>
+            <w:tcW w:w="5401" w:type="dxa"/>
+            <w:tcBorders>
+              <w:top w:val="single" w:sz="4" w:space="0" w:color="auto"/>
+              <w:left w:val="single" w:sz="4" w:space="0" w:color="auto"/>
+              <w:bottom w:val="single" w:sz="4" w:space="0" w:color="auto"/>
+              <w:right w:val="single" w:sz="4" w:space="0" w:color="auto"/>
+            </w:tcBorders>
+            <w:vAlign w:val="center"/>
+          </w:tcPr>
+          <w:p>
+            <w:pPr>
+              <w:spacing w:after="0" w:line="240" w:lineRule="auto"/>
+              <w:ind w:firstLine="0"/>
+              <w:rPr>
+                <w:color w:val="000000"/>
+                <w:sz w:val="24"/>
+                <w:szCs w:val="24"/>
+              </w:rPr>
+            </w:pPr>
+            <w:r>
+              <w:rPr>
+                <w:noProof/>
+                <w:color w:val="000000"/>
+                <w:sz w:val="24"/>
+                <w:szCs w:val="24"/>
+              </w:rPr>
+              <w:drawing>
+                <wp:inline distT="0" distB="0" distL="0" distR="0" wp14:anchorId="69261B22" wp14:editId="257DE3D1">
+                  <wp:extent cx="2903337" cy="611045"/>
+                  <wp:effectExtent l="0" t="0" r="0" b="0"/>
+                  <wp:docPr id="23" name="Picture 23"/>
+                  <wp:cNvGraphicFramePr>
+                    <a:graphicFrameLocks xmlns:a="http://schemas.openxmlformats.org/drawingml/2006/main" noChangeAspect="1"/>
+                  </wp:cNvGraphicFramePr>
+                  <a:graphic xmlns:a="http://schemas.openxmlformats.org/drawingml/2006/main">
+                    <a:graphicData uri="http://schemas.openxmlformats.org/drawingml/2006/picture">
+                      <pic:pic xmlns:pic="http://schemas.openxmlformats.org/drawingml/2006/picture">
+                        <pic:nvPicPr>
+                          <pic:cNvPr id="1" name=""/>
+                          <pic:cNvPicPr/>
+                        </pic:nvPicPr>
+                        <pic:blipFill>
+                          <a:blip r:embed="rId17"/>
+                          <a:stretch>
+                            <a:fillRect/>
+                          </a:stretch>
+                        </pic:blipFill>
+                        <pic:spPr>
+                          <a:xfrm>
+                            <a:off x="0" y="0"/>
+                            <a:ext cx="2994153" cy="630158"/>
+                          </a:xfrm>
+                          <a:prstGeom prst="rect">
+                            <a:avLst/>
+                          </a:prstGeom>
+                        </pic:spPr>
+                      </pic:pic>
+                    </a:graphicData>
+                  </a:graphic>
+                </wp:inline>
+              </w:drawing>
+            </w:r>
+          </w:p>
+        </w:tc>
+        <w:tc>
+          <w:tcPr>
+            <w:tcW w:w="269" w:type="dxa"/>
+            <w:tcBorders>
+              <w:top w:val="nil"/>
+              <w:left w:val="single" w:sz="4" w:space="0" w:color="auto"/>
+              <w:bottom w:val="nil"/>
+              <w:right w:val="nil"/>
+            </w:tcBorders>
+            <w:shd w:val="clear" w:color="auto" w:fill="auto"/>
+            <w:noWrap/>
+            <w:vAlign w:val="bottom"/>
+            <w:hideMark/>
+          </w:tcPr>
+          <w:p>
+            <w:pPr>
+              <w:spacing w:after="0" w:line="240" w:lineRule="auto"/>
+              <w:ind w:firstLine="0"/>
+              <w:rPr>
+                <w:color w:val="000000"/>
+                <w:sz w:val="24"/>
+                <w:szCs w:val="24"/>
+              </w:rPr>
+            </w:pPr>
+          </w:p>
+        </w:tc>
+      </w:tr>
+      <w:tr>
+        <w:trPr>
+          <w:trHeight w:val="315"/>
+        </w:trPr>
+        <w:tc>
+          <w:tcPr>
+            <w:tcW w:w="712" w:type="dxa"/>
+            <w:tcBorders>
+              <w:top w:val="single" w:sz="4" w:space="0" w:color="auto"/>
+              <w:left w:val="single" w:sz="4" w:space="0" w:color="auto"/>
+              <w:bottom w:val="single" w:sz="4" w:space="0" w:color="auto"/>
+              <w:right w:val="single" w:sz="4" w:space="0" w:color="auto"/>
+            </w:tcBorders>
+            <w:shd w:val="clear" w:color="auto" w:fill="auto"/>
+            <w:noWrap/>
+            <w:vAlign w:val="center"/>
+            <w:hideMark/>
+          </w:tcPr>
+          <w:p>
+            <w:pPr>
+              <w:spacing w:after="0" w:line="240" w:lineRule="auto"/>
+              <w:ind w:firstLine="0"/>
+              <w:jc w:val="center"/>
+              <w:rPr>
+                <w:color w:val="000000"/>
+                <w:sz w:val="24"/>
+                <w:szCs w:val="24"/>
+              </w:rPr>
+            </w:pPr>
+            <w:r>
+              <w:rPr>
+                <w:color w:val="000000"/>
+                <w:sz w:val="24"/>
+                <w:szCs w:val="24"/>
+              </w:rPr>
+              <w:t>8</w:t>
+            </w:r>
+          </w:p>
+        </w:tc>
+        <w:tc>
+          <w:tcPr>
+            <w:tcW w:w="4413" w:type="dxa"/>
+            <w:tcBorders>
+              <w:top w:val="single" w:sz="4" w:space="0" w:color="auto"/>
+              <w:left w:val="single" w:sz="4" w:space="0" w:color="auto"/>
+              <w:bottom w:val="single" w:sz="4" w:space="0" w:color="auto"/>
+              <w:right w:val="single" w:sz="4" w:space="0" w:color="auto"/>
+            </w:tcBorders>
+            <w:shd w:val="clear" w:color="auto" w:fill="auto"/>
+            <w:noWrap/>
+            <w:vAlign w:val="center"/>
+            <w:hideMark/>
+          </w:tcPr>
+          <w:p>
+            <w:pPr>
+              <w:spacing w:after="0" w:line="240" w:lineRule="auto"/>
+              <w:ind w:firstLine="0"/>
+              <w:rPr>
+                <w:color w:val="000000"/>
+                <w:sz w:val="24"/>
+                <w:szCs w:val="24"/>
+              </w:rPr>
+            </w:pPr>
+            <w:r>
+              <w:rPr>
+                <w:color w:val="000000"/>
+                <w:sz w:val="24"/>
+                <w:szCs w:val="24"/>
+              </w:rPr>
+              <w:t>docker logs &lt;container_id&gt;</w:t>
+            </w:r>
+          </w:p>
+        </w:tc>
+        <w:tc>
+          <w:tcPr>
+            <w:tcW w:w="5401" w:type="dxa"/>
+            <w:tcBorders>
+              <w:top w:val="single" w:sz="4" w:space="0" w:color="auto"/>
+              <w:left w:val="single" w:sz="4" w:space="0" w:color="auto"/>
+              <w:bottom w:val="single" w:sz="4" w:space="0" w:color="auto"/>
+              <w:right w:val="single" w:sz="4" w:space="0" w:color="auto"/>
+            </w:tcBorders>
+            <w:vAlign w:val="center"/>
+          </w:tcPr>
+          <w:p>
+            <w:pPr>
+              <w:spacing w:after="0" w:line="240" w:lineRule="auto"/>
+              <w:ind w:firstLine="0"/>
+              <w:rPr>
+                <w:color w:val="000000"/>
+                <w:sz w:val="24"/>
+                <w:szCs w:val="24"/>
+              </w:rPr>
+            </w:pPr>
+            <w:r>
+              <w:rPr>
+                <w:noProof/>
+                <w:color w:val="000000"/>
+                <w:sz w:val="24"/>
+                <w:szCs w:val="24"/>
+              </w:rPr>
+              <w:drawing>
+                <wp:inline distT="0" distB="0" distL="0" distR="0" wp14:anchorId="1AAE7E48" wp14:editId="4E984339">
+                  <wp:extent cx="2927530" cy="1711792"/>
+                  <wp:effectExtent l="0" t="0" r="6350" b="3175"/>
+                  <wp:docPr id="24" name="Picture 24"/>
+                  <wp:cNvGraphicFramePr>
+                    <a:graphicFrameLocks xmlns:a="http://schemas.openxmlformats.org/drawingml/2006/main" noChangeAspect="1"/>
+                  </wp:cNvGraphicFramePr>
+                  <a:graphic xmlns:a="http://schemas.openxmlformats.org/drawingml/2006/main">
+                    <a:graphicData uri="http://schemas.openxmlformats.org/drawingml/2006/picture">
+                      <pic:pic xmlns:pic="http://schemas.openxmlformats.org/drawingml/2006/picture">
+                        <pic:nvPicPr>
+                          <pic:cNvPr id="1" name=""/>
+                          <pic:cNvPicPr/>
+                        </pic:nvPicPr>
+                        <pic:blipFill>
+                          <a:blip r:embed="rId18"/>
+                          <a:stretch>
+                            <a:fillRect/>
+                          </a:stretch>
+                        </pic:blipFill>
+                        <pic:spPr>
+                          <a:xfrm>
+                            <a:off x="0" y="0"/>
+                            <a:ext cx="2953382" cy="1726908"/>
+                          </a:xfrm>
+                          <a:prstGeom prst="rect">
+                            <a:avLst/>
+                          </a:prstGeom>
+                        </pic:spPr>
+                      </pic:pic>
+                    </a:graphicData>
+                  </a:graphic>
+                </wp:inline>
+              </w:drawing>
+            </w:r>
+          </w:p>
+        </w:tc>
+        <w:tc>
+          <w:tcPr>
+            <w:tcW w:w="269" w:type="dxa"/>
+            <w:tcBorders>
+              <w:top w:val="nil"/>
+              <w:left w:val="single" w:sz="4" w:space="0" w:color="auto"/>
+              <w:bottom w:val="nil"/>
+              <w:right w:val="nil"/>
+            </w:tcBorders>
+            <w:shd w:val="clear" w:color="auto" w:fill="auto"/>
+            <w:noWrap/>
+            <w:vAlign w:val="bottom"/>
+            <w:hideMark/>
+          </w:tcPr>
+          <w:p>
+            <w:pPr>
+              <w:spacing w:after="0" w:line="240" w:lineRule="auto"/>
+              <w:ind w:firstLine="0"/>
+              <w:rPr>
+                <w:color w:val="000000"/>
+                <w:sz w:val="24"/>
+                <w:szCs w:val="24"/>
+              </w:rPr>
+            </w:pPr>
+          </w:p>
+        </w:tc>
+      </w:tr>
+      <w:tr>
+        <w:trPr>
+          <w:trHeight w:val="315"/>
+        </w:trPr>
+        <w:tc>
+          <w:tcPr>
+            <w:tcW w:w="712" w:type="dxa"/>
+            <w:tcBorders>
+              <w:top w:val="single" w:sz="4" w:space="0" w:color="auto"/>
+              <w:left w:val="single" w:sz="4" w:space="0" w:color="auto"/>
+              <w:bottom w:val="single" w:sz="4" w:space="0" w:color="auto"/>
+              <w:right w:val="single" w:sz="4" w:space="0" w:color="auto"/>
+            </w:tcBorders>
+            <w:shd w:val="clear" w:color="auto" w:fill="auto"/>
+            <w:noWrap/>
+            <w:vAlign w:val="center"/>
+            <w:hideMark/>
+          </w:tcPr>
+          <w:p>
+            <w:pPr>
+              <w:spacing w:after="0" w:line="240" w:lineRule="auto"/>
+              <w:ind w:firstLine="0"/>
+              <w:jc w:val="center"/>
+              <w:rPr>
+                <w:color w:val="000000"/>
+                <w:sz w:val="24"/>
+                <w:szCs w:val="24"/>
+              </w:rPr>
+            </w:pPr>
+            <w:r>
+              <w:rPr>
+                <w:color w:val="000000"/>
+                <w:sz w:val="24"/>
+                <w:szCs w:val="24"/>
+              </w:rPr>
+              <w:t>9</w:t>
+            </w:r>
+          </w:p>
+        </w:tc>
+        <w:tc>
+          <w:tcPr>
+            <w:tcW w:w="4413" w:type="dxa"/>
+            <w:tcBorders>
+              <w:top w:val="single" w:sz="4" w:space="0" w:color="auto"/>
+              <w:left w:val="single" w:sz="4" w:space="0" w:color="auto"/>
+              <w:bottom w:val="single" w:sz="4" w:space="0" w:color="auto"/>
+              <w:right w:val="single" w:sz="4" w:space="0" w:color="auto"/>
+            </w:tcBorders>
+            <w:shd w:val="clear" w:color="auto" w:fill="auto"/>
+            <w:noWrap/>
+            <w:vAlign w:val="center"/>
+            <w:hideMark/>
+          </w:tcPr>
+          <w:p>
+            <w:pPr>
+              <w:spacing w:after="0" w:line="240" w:lineRule="auto"/>
+              <w:ind w:firstLine="0"/>
+              <w:rPr>
+                <w:color w:val="000000"/>
+                <w:sz w:val="24"/>
+                <w:szCs w:val="24"/>
+              </w:rPr>
+            </w:pPr>
+            <w:r>
+              <w:rPr>
+                <w:color w:val="000000"/>
+                <w:sz w:val="24"/>
+                <w:szCs w:val="24"/>
+              </w:rPr>
+              <w:t>docker exec -it &lt;container_id&gt; /bin/sh</w:t>
+            </w:r>
+          </w:p>
+          <w:p>
+            <w:pPr>
+              <w:spacing w:after="0" w:line="240" w:lineRule="auto"/>
+              <w:ind w:firstLine="0"/>
+              <w:rPr>
+                <w:color w:val="000000"/>
+                <w:sz w:val="24"/>
+                <w:szCs w:val="24"/>
+              </w:rPr>
+            </w:pPr>
+          </w:p>
+          <w:p>
+            <w:pPr>
+              <w:spacing w:after="0" w:line="240" w:lineRule="auto"/>
+              <w:ind w:firstLine="0"/>
+              <w:rPr>
+                <w:color w:val="000000"/>
+                <w:sz w:val="24"/>
+                <w:szCs w:val="24"/>
+              </w:rPr>
+            </w:pPr>
+            <w:r>
+              <w:rPr>
+                <w:color w:val="000000"/>
+                <w:sz w:val="24"/>
+                <w:szCs w:val="24"/>
+              </w:rPr>
+              <w:t>Mở terminal tương tác bên trong contrainer đang chạy</w:t>
+            </w:r>
+          </w:p>
+        </w:tc>
+        <w:tc>
+          <w:tcPr>
+            <w:tcW w:w="5401" w:type="dxa"/>
+            <w:tcBorders>
+              <w:top w:val="single" w:sz="4" w:space="0" w:color="auto"/>
+              <w:left w:val="single" w:sz="4" w:space="0" w:color="auto"/>
+              <w:bottom w:val="single" w:sz="4" w:space="0" w:color="auto"/>
+              <w:right w:val="single" w:sz="4" w:space="0" w:color="auto"/>
+            </w:tcBorders>
+            <w:vAlign w:val="center"/>
+          </w:tcPr>
+          <w:p>
+            <w:pPr>
+              <w:spacing w:after="0" w:line="240" w:lineRule="auto"/>
+              <w:ind w:firstLine="0"/>
+              <w:rPr>
+                <w:color w:val="000000"/>
+                <w:sz w:val="24"/>
+                <w:szCs w:val="24"/>
+              </w:rPr>
+            </w:pPr>
+            <w:r>
+              <w:rPr>
+                <w:noProof/>
+                <w:color w:val="000000"/>
+                <w:sz w:val="24"/>
+                <w:szCs w:val="24"/>
+              </w:rPr>
+              <w:drawing>
+                <wp:inline distT="0" distB="0" distL="0" distR="0" wp14:anchorId="603BD490" wp14:editId="158EF0AB">
+                  <wp:extent cx="3009279" cy="537372"/>
+                  <wp:effectExtent l="0" t="0" r="635" b="0"/>
+                  <wp:docPr id="25" name="Picture 25"/>
+                  <wp:cNvGraphicFramePr>
+                    <a:graphicFrameLocks xmlns:a="http://schemas.openxmlformats.org/drawingml/2006/main" noChangeAspect="1"/>
+                  </wp:cNvGraphicFramePr>
+                  <a:graphic xmlns:a="http://schemas.openxmlformats.org/drawingml/2006/main">
+                    <a:graphicData uri="http://schemas.openxmlformats.org/drawingml/2006/picture">
+                      <pic:pic xmlns:pic="http://schemas.openxmlformats.org/drawingml/2006/picture">
+                        <pic:nvPicPr>
+                          <pic:cNvPr id="1" name=""/>
+                          <pic:cNvPicPr/>
+                        </pic:nvPicPr>
+                        <pic:blipFill>
+                          <a:blip r:embed="rId19"/>
+                          <a:stretch>
+                            <a:fillRect/>
+                          </a:stretch>
+                        </pic:blipFill>
+                        <pic:spPr>
+                          <a:xfrm>
+                            <a:off x="0" y="0"/>
+                            <a:ext cx="3073883" cy="548908"/>
+                          </a:xfrm>
+                          <a:prstGeom prst="rect">
+                            <a:avLst/>
+                          </a:prstGeom>
+                        </pic:spPr>
+                      </pic:pic>
+                    </a:graphicData>
+                  </a:graphic>
+                </wp:inline>
+              </w:drawing>
+            </w:r>
+          </w:p>
+        </w:tc>
+        <w:tc>
+          <w:tcPr>
+            <w:tcW w:w="269" w:type="dxa"/>
+            <w:tcBorders>
+              <w:top w:val="nil"/>
+              <w:left w:val="single" w:sz="4" w:space="0" w:color="auto"/>
+              <w:bottom w:val="nil"/>
+              <w:right w:val="nil"/>
+            </w:tcBorders>
+            <w:shd w:val="clear" w:color="auto" w:fill="auto"/>
+            <w:noWrap/>
+            <w:vAlign w:val="bottom"/>
+            <w:hideMark/>
+          </w:tcPr>
+          <w:p>
+            <w:pPr>
+              <w:spacing w:after="0" w:line="240" w:lineRule="auto"/>
+              <w:ind w:firstLine="0"/>
+              <w:rPr>
+                <w:color w:val="000000"/>
+                <w:sz w:val="24"/>
+                <w:szCs w:val="24"/>
+              </w:rPr>
+            </w:pPr>
+          </w:p>
+        </w:tc>
+      </w:tr>
+      <w:tr>
+        <w:trPr>
+          <w:trHeight w:val="315"/>
+        </w:trPr>
+        <w:tc>
+          <w:tcPr>
+            <w:tcW w:w="712" w:type="dxa"/>
+            <w:tcBorders>
+              <w:top w:val="single" w:sz="4" w:space="0" w:color="auto"/>
+              <w:left w:val="single" w:sz="4" w:space="0" w:color="auto"/>
+              <w:bottom w:val="single" w:sz="4" w:space="0" w:color="auto"/>
+              <w:right w:val="single" w:sz="4" w:space="0" w:color="auto"/>
+            </w:tcBorders>
+            <w:shd w:val="clear" w:color="auto" w:fill="auto"/>
+            <w:noWrap/>
+            <w:vAlign w:val="center"/>
+            <w:hideMark/>
+          </w:tcPr>
+          <w:p>
+            <w:pPr>
+              <w:spacing w:after="0" w:line="240" w:lineRule="auto"/>
+              <w:ind w:firstLine="0"/>
+              <w:jc w:val="center"/>
+              <w:rPr>
+                <w:color w:val="000000"/>
+                <w:sz w:val="24"/>
+                <w:szCs w:val="24"/>
+              </w:rPr>
+            </w:pPr>
+            <w:r>
+              <w:rPr>
+                <w:color w:val="000000"/>
+                <w:sz w:val="24"/>
+                <w:szCs w:val="24"/>
+              </w:rPr>
+              <w:t>10</w:t>
+            </w:r>
+          </w:p>
+        </w:tc>
+        <w:tc>
+          <w:tcPr>
+            <w:tcW w:w="4413" w:type="dxa"/>
+            <w:tcBorders>
+              <w:top w:val="single" w:sz="4" w:space="0" w:color="auto"/>
+              <w:left w:val="single" w:sz="4" w:space="0" w:color="auto"/>
+              <w:bottom w:val="single" w:sz="4" w:space="0" w:color="auto"/>
+              <w:right w:val="single" w:sz="4" w:space="0" w:color="auto"/>
+            </w:tcBorders>
+            <w:shd w:val="clear" w:color="auto" w:fill="auto"/>
+            <w:noWrap/>
+            <w:vAlign w:val="center"/>
+            <w:hideMark/>
+          </w:tcPr>
+          <w:p>
+            <w:pPr>
+              <w:spacing w:after="0" w:line="240" w:lineRule="auto"/>
+              <w:ind w:firstLine="0"/>
+              <w:rPr>
+                <w:color w:val="000000"/>
+                <w:sz w:val="24"/>
+                <w:szCs w:val="24"/>
+              </w:rPr>
+            </w:pPr>
+            <w:r>
+              <w:rPr>
+                <w:color w:val="000000"/>
+                <w:sz w:val="24"/>
+                <w:szCs w:val="24"/>
+              </w:rPr>
+              <w:t>docker stop &lt;container_id&gt;</w:t>
+            </w:r>
+          </w:p>
+        </w:tc>
+        <w:tc>
+          <w:tcPr>
+            <w:tcW w:w="5401" w:type="dxa"/>
+            <w:tcBorders>
+              <w:top w:val="single" w:sz="4" w:space="0" w:color="auto"/>
+              <w:left w:val="single" w:sz="4" w:space="0" w:color="auto"/>
+              <w:bottom w:val="single" w:sz="4" w:space="0" w:color="auto"/>
+              <w:right w:val="single" w:sz="4" w:space="0" w:color="auto"/>
+            </w:tcBorders>
+            <w:vAlign w:val="center"/>
+          </w:tcPr>
+          <w:p>
+            <w:pPr>
+              <w:spacing w:after="0" w:line="240" w:lineRule="auto"/>
+              <w:ind w:firstLine="0"/>
+              <w:rPr>
+                <w:color w:val="000000"/>
+                <w:sz w:val="24"/>
+                <w:szCs w:val="24"/>
+              </w:rPr>
+            </w:pPr>
+            <w:r>
+              <w:rPr>
+                <w:noProof/>
+                <w:color w:val="000000"/>
+                <w:sz w:val="24"/>
+                <w:szCs w:val="24"/>
+              </w:rPr>
+              <w:drawing>
+                <wp:inline distT="0" distB="0" distL="0" distR="0" wp14:anchorId="4D8AA8F7" wp14:editId="2D6E62B9">
+                  <wp:extent cx="2881059" cy="528705"/>
+                  <wp:effectExtent l="0" t="0" r="0" b="5080"/>
+                  <wp:docPr id="26" name="Picture 26"/>
+                  <wp:cNvGraphicFramePr>
+                    <a:graphicFrameLocks xmlns:a="http://schemas.openxmlformats.org/drawingml/2006/main" noChangeAspect="1"/>
+                  </wp:cNvGraphicFramePr>
+                  <a:graphic xmlns:a="http://schemas.openxmlformats.org/drawingml/2006/main">
+                    <a:graphicData uri="http://schemas.openxmlformats.org/drawingml/2006/picture">
+                      <pic:pic xmlns:pic="http://schemas.openxmlformats.org/drawingml/2006/picture">
+                        <pic:nvPicPr>
+                          <pic:cNvPr id="1" name=""/>
+                          <pic:cNvPicPr/>
+                        </pic:nvPicPr>
+                        <pic:blipFill>
+                          <a:blip r:embed="rId20"/>
+                          <a:stretch>
+                            <a:fillRect/>
+                          </a:stretch>
+                        </pic:blipFill>
+                        <pic:spPr>
+                          <a:xfrm>
+                            <a:off x="0" y="0"/>
+                            <a:ext cx="2940003" cy="539522"/>
+                          </a:xfrm>
+                          <a:prstGeom prst="rect">
+                            <a:avLst/>
+                          </a:prstGeom>
+                        </pic:spPr>
+                      </pic:pic>
+                    </a:graphicData>
+                  </a:graphic>
+                </wp:inline>
+              </w:drawing>
+            </w:r>
+          </w:p>
+        </w:tc>
+        <w:tc>
+          <w:tcPr>
+            <w:tcW w:w="269" w:type="dxa"/>
+            <w:tcBorders>
+              <w:top w:val="nil"/>
+              <w:left w:val="single" w:sz="4" w:space="0" w:color="auto"/>
+              <w:bottom w:val="nil"/>
+              <w:right w:val="nil"/>
+            </w:tcBorders>
+            <w:shd w:val="clear" w:color="auto" w:fill="auto"/>
+            <w:noWrap/>
+            <w:vAlign w:val="bottom"/>
+            <w:hideMark/>
+          </w:tcPr>
+          <w:p>
+            <w:pPr>
+              <w:spacing w:after="0" w:line="240" w:lineRule="auto"/>
+              <w:ind w:firstLine="0"/>
+              <w:rPr>
+                <w:color w:val="000000"/>
+                <w:sz w:val="24"/>
+                <w:szCs w:val="24"/>
+              </w:rPr>
+            </w:pPr>
+          </w:p>
+        </w:tc>
+      </w:tr>
+      <w:tr>
+        <w:trPr>
+          <w:trHeight w:val="315"/>
+        </w:trPr>
+        <w:tc>
+          <w:tcPr>
+            <w:tcW w:w="712" w:type="dxa"/>
+            <w:tcBorders>
+              <w:top w:val="single" w:sz="4" w:space="0" w:color="auto"/>
+              <w:left w:val="single" w:sz="4" w:space="0" w:color="auto"/>
+              <w:bottom w:val="single" w:sz="4" w:space="0" w:color="auto"/>
+              <w:right w:val="single" w:sz="4" w:space="0" w:color="auto"/>
+            </w:tcBorders>
+            <w:shd w:val="clear" w:color="auto" w:fill="auto"/>
+            <w:noWrap/>
+            <w:vAlign w:val="center"/>
+            <w:hideMark/>
+          </w:tcPr>
+          <w:p>
+            <w:pPr>
+              <w:spacing w:after="0" w:line="240" w:lineRule="auto"/>
+              <w:ind w:firstLine="0"/>
+              <w:jc w:val="center"/>
+              <w:rPr>
+                <w:color w:val="000000"/>
+                <w:sz w:val="24"/>
+                <w:szCs w:val="24"/>
+              </w:rPr>
+            </w:pPr>
+            <w:r>
+              <w:rPr>
+                <w:color w:val="000000"/>
+                <w:sz w:val="24"/>
+                <w:szCs w:val="24"/>
+              </w:rPr>
+              <w:t>11</w:t>
+            </w:r>
+          </w:p>
+        </w:tc>
+        <w:tc>
+          <w:tcPr>
+            <w:tcW w:w="4413" w:type="dxa"/>
+            <w:tcBorders>
+              <w:top w:val="single" w:sz="4" w:space="0" w:color="auto"/>
+              <w:left w:val="single" w:sz="4" w:space="0" w:color="auto"/>
+              <w:bottom w:val="single" w:sz="4" w:space="0" w:color="auto"/>
+              <w:right w:val="single" w:sz="4" w:space="0" w:color="auto"/>
+            </w:tcBorders>
+            <w:shd w:val="clear" w:color="auto" w:fill="auto"/>
+            <w:noWrap/>
+            <w:vAlign w:val="center"/>
+            <w:hideMark/>
+          </w:tcPr>
+          <w:p>
+            <w:pPr>
+              <w:spacing w:after="0" w:line="240" w:lineRule="auto"/>
+              <w:ind w:firstLine="0"/>
+              <w:rPr>
+                <w:color w:val="000000"/>
+                <w:sz w:val="24"/>
+                <w:szCs w:val="24"/>
+              </w:rPr>
+            </w:pPr>
+            <w:r>
+              <w:rPr>
+                <w:color w:val="000000"/>
+                <w:sz w:val="24"/>
+                <w:szCs w:val="24"/>
+              </w:rPr>
+              <w:t>docker restart &lt;container_id&gt;</w:t>
+            </w:r>
+          </w:p>
+        </w:tc>
+        <w:tc>
+          <w:tcPr>
+            <w:tcW w:w="5401" w:type="dxa"/>
+            <w:tcBorders>
+              <w:top w:val="single" w:sz="4" w:space="0" w:color="auto"/>
+              <w:left w:val="single" w:sz="4" w:space="0" w:color="auto"/>
+              <w:bottom w:val="single" w:sz="4" w:space="0" w:color="auto"/>
+              <w:right w:val="single" w:sz="4" w:space="0" w:color="auto"/>
+            </w:tcBorders>
+            <w:vAlign w:val="center"/>
+          </w:tcPr>
+          <w:p>
+            <w:pPr>
+              <w:spacing w:after="0" w:line="240" w:lineRule="auto"/>
+              <w:ind w:firstLine="0"/>
+              <w:rPr>
+                <w:color w:val="000000"/>
+                <w:sz w:val="24"/>
+                <w:szCs w:val="24"/>
+              </w:rPr>
+            </w:pPr>
+            <w:r>
+              <w:rPr>
+                <w:color w:val="000000"/>
+                <w:sz w:val="24"/>
+                <w:szCs w:val="24"/>
+              </w:rPr>
+              <w:drawing>
+                <wp:inline distT="0" distB="0" distL="0" distR="0" wp14:anchorId="0FAC80C4" wp14:editId="34AC2951">
+                  <wp:extent cx="2892347" cy="524371"/>
+                  <wp:effectExtent l="0" t="0" r="3810" b="9525"/>
+                  <wp:docPr id="3" name="Picture 3"/>
+                  <wp:cNvGraphicFramePr>
+                    <a:graphicFrameLocks xmlns:a="http://schemas.openxmlformats.org/drawingml/2006/main" noChangeAspect="1"/>
+                  </wp:cNvGraphicFramePr>
+                  <a:graphic xmlns:a="http://schemas.openxmlformats.org/drawingml/2006/main">
+                    <a:graphicData uri="http://schemas.openxmlformats.org/drawingml/2006/picture">
+                      <pic:pic xmlns:pic="http://schemas.openxmlformats.org/drawingml/2006/picture">
+                        <pic:nvPicPr>
+                          <pic:cNvPr id="1" name=""/>
+                          <pic:cNvPicPr/>
+                        </pic:nvPicPr>
+                        <pic:blipFill>
+                          <a:blip r:embed="rId21"/>
+                          <a:stretch>
+                            <a:fillRect/>
+                          </a:stretch>
+                        </pic:blipFill>
+                        <pic:spPr>
+                          <a:xfrm>
+                            <a:off x="0" y="0"/>
+                            <a:ext cx="2937139" cy="532492"/>
+                          </a:xfrm>
+                          <a:prstGeom prst="rect">
+                            <a:avLst/>
+                          </a:prstGeom>
+                        </pic:spPr>
+                      </pic:pic>
+                    </a:graphicData>
+                  </a:graphic>
+                </wp:inline>
+              </w:drawing>
+            </w:r>
+          </w:p>
+        </w:tc>
+        <w:tc>
+          <w:tcPr>
+            <w:tcW w:w="269" w:type="dxa"/>
+            <w:tcBorders>
+              <w:top w:val="nil"/>
+              <w:left w:val="single" w:sz="4" w:space="0" w:color="auto"/>
+              <w:bottom w:val="nil"/>
+              <w:right w:val="nil"/>
+            </w:tcBorders>
+            <w:shd w:val="clear" w:color="auto" w:fill="auto"/>
+            <w:noWrap/>
+            <w:vAlign w:val="bottom"/>
+            <w:hideMark/>
+          </w:tcPr>
+          <w:p>
+            <w:pPr>
+              <w:spacing w:after="0" w:line="240" w:lineRule="auto"/>
+              <w:ind w:firstLine="0"/>
+              <w:rPr>
+                <w:color w:val="000000"/>
+                <w:sz w:val="24"/>
+                <w:szCs w:val="24"/>
+              </w:rPr>
+            </w:pPr>
+          </w:p>
+        </w:tc>
+      </w:tr>
+      <w:tr>
+        <w:trPr>
+          <w:trHeight w:val="315"/>
+        </w:trPr>
+        <w:tc>
+          <w:tcPr>
+            <w:tcW w:w="712" w:type="dxa"/>
+            <w:tcBorders>
+              <w:top w:val="single" w:sz="4" w:space="0" w:color="auto"/>
+              <w:left w:val="single" w:sz="4" w:space="0" w:color="auto"/>
+              <w:bottom w:val="single" w:sz="4" w:space="0" w:color="auto"/>
+              <w:right w:val="single" w:sz="4" w:space="0" w:color="auto"/>
+            </w:tcBorders>
+            <w:shd w:val="clear" w:color="auto" w:fill="auto"/>
+            <w:noWrap/>
+            <w:vAlign w:val="center"/>
+            <w:hideMark/>
+          </w:tcPr>
+          <w:p>
+            <w:pPr>
+              <w:spacing w:after="0" w:line="240" w:lineRule="auto"/>
+              <w:ind w:firstLine="0"/>
+              <w:jc w:val="center"/>
+              <w:rPr>
+                <w:color w:val="000000"/>
+                <w:sz w:val="24"/>
+                <w:szCs w:val="24"/>
+              </w:rPr>
+            </w:pPr>
+            <w:r>
+              <w:rPr>
+                <w:color w:val="000000"/>
+                <w:sz w:val="24"/>
+                <w:szCs w:val="24"/>
+              </w:rPr>
+              <w:t>12</w:t>
+            </w:r>
+          </w:p>
+        </w:tc>
+        <w:tc>
+          <w:tcPr>
+            <w:tcW w:w="4413" w:type="dxa"/>
+            <w:tcBorders>
+              <w:top w:val="single" w:sz="4" w:space="0" w:color="auto"/>
+              <w:left w:val="single" w:sz="4" w:space="0" w:color="auto"/>
+              <w:bottom w:val="single" w:sz="4" w:space="0" w:color="auto"/>
+              <w:right w:val="single" w:sz="4" w:space="0" w:color="auto"/>
+            </w:tcBorders>
+            <w:shd w:val="clear" w:color="auto" w:fill="auto"/>
+            <w:noWrap/>
+            <w:vAlign w:val="center"/>
+            <w:hideMark/>
+          </w:tcPr>
+          <w:p>
+            <w:pPr>
+              <w:spacing w:after="0" w:line="240" w:lineRule="auto"/>
+              <w:ind w:firstLine="0"/>
+              <w:rPr>
+                <w:color w:val="000000"/>
+                <w:sz w:val="24"/>
+                <w:szCs w:val="24"/>
+              </w:rPr>
+            </w:pPr>
+            <w:r>
+              <w:rPr>
+                <w:color w:val="000000"/>
+                <w:sz w:val="24"/>
+                <w:szCs w:val="24"/>
+              </w:rPr>
+              <w:t>docker rm &lt;container_id&gt;</w:t>
+            </w:r>
+          </w:p>
+        </w:tc>
+        <w:tc>
+          <w:tcPr>
+            <w:tcW w:w="5401" w:type="dxa"/>
+            <w:tcBorders>
+              <w:top w:val="single" w:sz="4" w:space="0" w:color="auto"/>
+              <w:left w:val="single" w:sz="4" w:space="0" w:color="auto"/>
+              <w:bottom w:val="single" w:sz="4" w:space="0" w:color="auto"/>
+              <w:right w:val="single" w:sz="4" w:space="0" w:color="auto"/>
+            </w:tcBorders>
+            <w:vAlign w:val="center"/>
+          </w:tcPr>
+          <w:p>
+            <w:pPr>
+              <w:spacing w:after="0" w:line="240" w:lineRule="auto"/>
+              <w:ind w:firstLine="0"/>
+              <w:rPr>
+                <w:color w:val="000000"/>
+                <w:sz w:val="24"/>
+                <w:szCs w:val="24"/>
+              </w:rPr>
+            </w:pPr>
+            <w:r>
+              <w:rPr>
+                <w:color w:val="000000"/>
+                <w:sz w:val="24"/>
+                <w:szCs w:val="24"/>
+              </w:rPr>
+              <w:drawing>
+                <wp:inline distT="0" distB="0" distL="0" distR="0" wp14:anchorId="792EBA0C" wp14:editId="1EE9FEFE">
+                  <wp:extent cx="2897157" cy="524372"/>
+                  <wp:effectExtent l="0" t="0" r="0" b="9525"/>
+                  <wp:docPr id="4" name="Picture 4"/>
+                  <wp:cNvGraphicFramePr>
+                    <a:graphicFrameLocks xmlns:a="http://schemas.openxmlformats.org/drawingml/2006/main" noChangeAspect="1"/>
+                  </wp:cNvGraphicFramePr>
+                  <a:graphic xmlns:a="http://schemas.openxmlformats.org/drawingml/2006/main">
+                    <a:graphicData uri="http://schemas.openxmlformats.org/drawingml/2006/picture">
+                      <pic:pic xmlns:pic="http://schemas.openxmlformats.org/drawingml/2006/picture">
+                        <pic:nvPicPr>
+                          <pic:cNvPr id="1" name=""/>
+                          <pic:cNvPicPr/>
+                        </pic:nvPicPr>
+                        <pic:blipFill>
+                          <a:blip r:embed="rId22"/>
+                          <a:stretch>
+                            <a:fillRect/>
+                          </a:stretch>
+                        </pic:blipFill>
+                        <pic:spPr>
+                          <a:xfrm>
+                            <a:off x="0" y="0"/>
+                            <a:ext cx="2961568" cy="536030"/>
+                          </a:xfrm>
+                          <a:prstGeom prst="rect">
+                            <a:avLst/>
+                          </a:prstGeom>
+                        </pic:spPr>
+                      </pic:pic>
+                    </a:graphicData>
+                  </a:graphic>
+                </wp:inline>
+              </w:drawing>
+            </w:r>
+          </w:p>
+        </w:tc>
+        <w:tc>
+          <w:tcPr>
+            <w:tcW w:w="269" w:type="dxa"/>
+            <w:tcBorders>
+              <w:top w:val="nil"/>
+              <w:left w:val="single" w:sz="4" w:space="0" w:color="auto"/>
+              <w:bottom w:val="nil"/>
+              <w:right w:val="nil"/>
+            </w:tcBorders>
+            <w:shd w:val="clear" w:color="auto" w:fill="auto"/>
+            <w:noWrap/>
+            <w:vAlign w:val="bottom"/>
+            <w:hideMark/>
+          </w:tcPr>
+          <w:p>
+            <w:pPr>
+              <w:spacing w:after="0" w:line="240" w:lineRule="auto"/>
+              <w:ind w:firstLine="0"/>
+              <w:rPr>
+                <w:color w:val="000000"/>
+                <w:sz w:val="24"/>
+                <w:szCs w:val="24"/>
+              </w:rPr>
+            </w:pPr>
+          </w:p>
+        </w:tc>
+      </w:tr>
+      <w:tr>
+        <w:trPr>
+          <w:trHeight w:val="315"/>
+        </w:trPr>
+        <w:tc>
+          <w:tcPr>
+            <w:tcW w:w="712" w:type="dxa"/>
+            <w:tcBorders>
+              <w:top w:val="single" w:sz="4" w:space="0" w:color="auto"/>
+              <w:left w:val="single" w:sz="4" w:space="0" w:color="auto"/>
+              <w:bottom w:val="single" w:sz="4" w:space="0" w:color="auto"/>
+              <w:right w:val="single" w:sz="4" w:space="0" w:color="auto"/>
+            </w:tcBorders>
+            <w:shd w:val="clear" w:color="auto" w:fill="auto"/>
+            <w:noWrap/>
+            <w:vAlign w:val="center"/>
+            <w:hideMark/>
+          </w:tcPr>
+          <w:p>
+            <w:pPr>
+              <w:spacing w:after="0" w:line="240" w:lineRule="auto"/>
+              <w:ind w:firstLine="0"/>
+              <w:jc w:val="center"/>
+              <w:rPr>
+                <w:color w:val="000000"/>
+                <w:sz w:val="24"/>
+                <w:szCs w:val="24"/>
+              </w:rPr>
+            </w:pPr>
+            <w:r>
+              <w:rPr>
+                <w:color w:val="000000"/>
+                <w:sz w:val="24"/>
+                <w:szCs w:val="24"/>
+              </w:rPr>
+              <w:t>13</w:t>
+            </w:r>
+          </w:p>
+        </w:tc>
+        <w:tc>
+          <w:tcPr>
+            <w:tcW w:w="4413" w:type="dxa"/>
+            <w:tcBorders>
+              <w:top w:val="single" w:sz="4" w:space="0" w:color="auto"/>
+              <w:left w:val="single" w:sz="4" w:space="0" w:color="auto"/>
+              <w:bottom w:val="single" w:sz="4" w:space="0" w:color="auto"/>
+              <w:right w:val="single" w:sz="4" w:space="0" w:color="auto"/>
+            </w:tcBorders>
+            <w:shd w:val="clear" w:color="auto" w:fill="auto"/>
+            <w:noWrap/>
+            <w:vAlign w:val="center"/>
+            <w:hideMark/>
+          </w:tcPr>
+          <w:p>
+            <w:pPr>
+              <w:spacing w:after="0" w:line="240" w:lineRule="auto"/>
+              <w:ind w:firstLine="0"/>
+              <w:rPr>
+                <w:color w:val="000000"/>
+                <w:sz w:val="24"/>
+                <w:szCs w:val="24"/>
+              </w:rPr>
+            </w:pPr>
+            <w:r>
+              <w:rPr>
+                <w:color w:val="000000"/>
+                <w:sz w:val="24"/>
+                <w:szCs w:val="24"/>
+              </w:rPr>
+              <w:t>docker container prune</w:t>
+            </w:r>
+          </w:p>
+          <w:p>
+            <w:pPr>
+              <w:spacing w:after="0" w:line="240" w:lineRule="auto"/>
+              <w:ind w:firstLine="0"/>
+              <w:rPr>
+                <w:color w:val="000000"/>
+                <w:sz w:val="24"/>
+                <w:szCs w:val="24"/>
+              </w:rPr>
+            </w:pPr>
+          </w:p>
+          <w:p>
+            <w:pPr>
+              <w:spacing w:after="0" w:line="240" w:lineRule="auto"/>
+              <w:ind w:firstLine="0"/>
+              <w:rPr>
+                <w:color w:val="000000"/>
+                <w:sz w:val="24"/>
+                <w:szCs w:val="24"/>
+              </w:rPr>
+            </w:pPr>
+            <w:r>
+              <w:rPr>
+                <w:color w:val="000000"/>
+                <w:sz w:val="24"/>
+                <w:szCs w:val="24"/>
+              </w:rPr>
+              <w:t>Xóa tất cả contrainer đã dừng</w:t>
+            </w:r>
+          </w:p>
+        </w:tc>
+        <w:tc>
+          <w:tcPr>
+            <w:tcW w:w="5401" w:type="dxa"/>
+            <w:tcBorders>
+              <w:top w:val="single" w:sz="4" w:space="0" w:color="auto"/>
+              <w:left w:val="single" w:sz="4" w:space="0" w:color="auto"/>
+              <w:bottom w:val="single" w:sz="4" w:space="0" w:color="auto"/>
+              <w:right w:val="single" w:sz="4" w:space="0" w:color="auto"/>
+            </w:tcBorders>
+            <w:vAlign w:val="center"/>
+          </w:tcPr>
+          <w:p>
+            <w:pPr>
+              <w:spacing w:after="0" w:line="240" w:lineRule="auto"/>
+              <w:ind w:firstLine="0"/>
+              <w:rPr>
+                <w:color w:val="000000"/>
+                <w:sz w:val="24"/>
+                <w:szCs w:val="24"/>
+              </w:rPr>
+            </w:pPr>
+            <w:r>
+              <w:rPr>
+                <w:color w:val="000000"/>
+                <w:sz w:val="24"/>
+                <w:szCs w:val="24"/>
+              </w:rPr>
+              <w:drawing>
+                <wp:inline distT="0" distB="0" distL="0" distR="0" wp14:anchorId="36A4CD83" wp14:editId="5FF29703">
+                  <wp:extent cx="2956543" cy="506719"/>
+                  <wp:effectExtent l="0" t="0" r="0" b="8255"/>
+                  <wp:docPr id="5" name="Picture 5"/>
+                  <wp:cNvGraphicFramePr>
+                    <a:graphicFrameLocks xmlns:a="http://schemas.openxmlformats.org/drawingml/2006/main" noChangeAspect="1"/>
+                  </wp:cNvGraphicFramePr>
+                  <a:graphic xmlns:a="http://schemas.openxmlformats.org/drawingml/2006/main">
+                    <a:graphicData uri="http://schemas.openxmlformats.org/drawingml/2006/picture">
+                      <pic:pic xmlns:pic="http://schemas.openxmlformats.org/drawingml/2006/picture">
+                        <pic:nvPicPr>
+                          <pic:cNvPr id="1" name=""/>
+                          <pic:cNvPicPr/>
+                        </pic:nvPicPr>
+                        <pic:blipFill>
+                          <a:blip r:embed="rId23"/>
+                          <a:stretch>
+                            <a:fillRect/>
+                          </a:stretch>
+                        </pic:blipFill>
+                        <pic:spPr>
+                          <a:xfrm>
+                            <a:off x="0" y="0"/>
+                            <a:ext cx="3029210" cy="519173"/>
+                          </a:xfrm>
+                          <a:prstGeom prst="rect">
+                            <a:avLst/>
+                          </a:prstGeom>
+                        </pic:spPr>
+                      </pic:pic>
+                    </a:graphicData>
+                  </a:graphic>
+                </wp:inline>
+              </w:drawing>
+            </w:r>
+          </w:p>
+        </w:tc>
+        <w:tc>
+          <w:tcPr>
+            <w:tcW w:w="269" w:type="dxa"/>
+            <w:tcBorders>
+              <w:top w:val="nil"/>
+              <w:left w:val="single" w:sz="4" w:space="0" w:color="auto"/>
+              <w:bottom w:val="nil"/>
+              <w:right w:val="nil"/>
+            </w:tcBorders>
+            <w:shd w:val="clear" w:color="auto" w:fill="auto"/>
+            <w:noWrap/>
+            <w:vAlign w:val="bottom"/>
+            <w:hideMark/>
+          </w:tcPr>
+          <w:p>
+            <w:pPr>
+              <w:spacing w:after="0" w:line="240" w:lineRule="auto"/>
+              <w:ind w:firstLine="0"/>
+              <w:rPr>
+                <w:color w:val="000000"/>
+                <w:sz w:val="24"/>
+                <w:szCs w:val="24"/>
+              </w:rPr>
+            </w:pPr>
+          </w:p>
+        </w:tc>
+      </w:tr>
+      <w:tr>
+        <w:trPr>
+          <w:trHeight w:val="315"/>
+        </w:trPr>
+        <w:tc>
+          <w:tcPr>
+            <w:tcW w:w="712" w:type="dxa"/>
+            <w:tcBorders>
+              <w:top w:val="single" w:sz="4" w:space="0" w:color="auto"/>
+              <w:left w:val="single" w:sz="4" w:space="0" w:color="auto"/>
+              <w:bottom w:val="single" w:sz="4" w:space="0" w:color="auto"/>
+              <w:right w:val="single" w:sz="4" w:space="0" w:color="auto"/>
+            </w:tcBorders>
+            <w:shd w:val="clear" w:color="auto" w:fill="auto"/>
+            <w:noWrap/>
+            <w:vAlign w:val="center"/>
+            <w:hideMark/>
+          </w:tcPr>
+          <w:p>
+            <w:pPr>
+              <w:spacing w:after="0" w:line="240" w:lineRule="auto"/>
+              <w:ind w:firstLine="0"/>
+              <w:jc w:val="center"/>
+              <w:rPr>
+                <w:color w:val="000000"/>
+                <w:sz w:val="24"/>
+                <w:szCs w:val="24"/>
+              </w:rPr>
+            </w:pPr>
+            <w:r>
+              <w:rPr>
+                <w:color w:val="000000"/>
+                <w:sz w:val="24"/>
+                <w:szCs w:val="24"/>
+              </w:rPr>
+              <w:t>14</w:t>
+            </w:r>
+          </w:p>
+        </w:tc>
+        <w:tc>
+          <w:tcPr>
+            <w:tcW w:w="4413" w:type="dxa"/>
+            <w:tcBorders>
+              <w:top w:val="single" w:sz="4" w:space="0" w:color="auto"/>
+              <w:left w:val="single" w:sz="4" w:space="0" w:color="auto"/>
+              <w:bottom w:val="single" w:sz="4" w:space="0" w:color="auto"/>
+              <w:right w:val="single" w:sz="4" w:space="0" w:color="auto"/>
+            </w:tcBorders>
+            <w:shd w:val="clear" w:color="auto" w:fill="auto"/>
+            <w:noWrap/>
+            <w:vAlign w:val="center"/>
+            <w:hideMark/>
+          </w:tcPr>
+          <w:p>
+            <w:pPr>
+              <w:spacing w:after="0" w:line="240" w:lineRule="auto"/>
+              <w:ind w:firstLine="0"/>
+              <w:rPr>
+                <w:color w:val="000000"/>
+                <w:sz w:val="24"/>
+                <w:szCs w:val="24"/>
+              </w:rPr>
+            </w:pPr>
+            <w:r>
+              <w:rPr>
+                <w:color w:val="000000"/>
+                <w:sz w:val="24"/>
+                <w:szCs w:val="24"/>
+              </w:rPr>
+              <w:t>docker rmi &lt;image_id&gt;</w:t>
+            </w:r>
+          </w:p>
+          <w:p>
+            <w:pPr>
+              <w:spacing w:after="0" w:line="240" w:lineRule="auto"/>
+              <w:ind w:firstLine="0"/>
+              <w:rPr>
+                <w:color w:val="000000"/>
+                <w:sz w:val="24"/>
+                <w:szCs w:val="24"/>
+              </w:rPr>
+            </w:pPr>
+          </w:p>
+          <w:p>
+            <w:pPr>
+              <w:spacing w:after="0" w:line="240" w:lineRule="auto"/>
+              <w:ind w:firstLine="0"/>
+              <w:rPr>
+                <w:color w:val="000000"/>
+                <w:sz w:val="24"/>
+                <w:szCs w:val="24"/>
+              </w:rPr>
+            </w:pPr>
+            <w:r>
+              <w:rPr>
+                <w:color w:val="000000"/>
+                <w:sz w:val="24"/>
+                <w:szCs w:val="24"/>
+              </w:rPr>
+              <w:t>Xóa image (yêu cầu không có container nào dùng, -f để ép xóa nếu container đang dùng)</w:t>
+            </w:r>
+          </w:p>
+        </w:tc>
+        <w:tc>
+          <w:tcPr>
+            <w:tcW w:w="5401" w:type="dxa"/>
+            <w:tcBorders>
+              <w:top w:val="single" w:sz="4" w:space="0" w:color="auto"/>
+              <w:left w:val="single" w:sz="4" w:space="0" w:color="auto"/>
+              <w:bottom w:val="single" w:sz="4" w:space="0" w:color="auto"/>
+              <w:right w:val="single" w:sz="4" w:space="0" w:color="auto"/>
+            </w:tcBorders>
+            <w:vAlign w:val="center"/>
+          </w:tcPr>
+          <w:p>
+            <w:pPr>
+              <w:spacing w:after="0" w:line="240" w:lineRule="auto"/>
+              <w:ind w:firstLine="0"/>
+              <w:rPr>
+                <w:color w:val="000000"/>
+                <w:sz w:val="24"/>
+                <w:szCs w:val="24"/>
+              </w:rPr>
+            </w:pPr>
+            <w:r>
+              <w:rPr>
+                <w:color w:val="000000"/>
+                <w:sz w:val="24"/>
+                <w:szCs w:val="24"/>
+              </w:rPr>
+              <w:drawing>
+                <wp:inline distT="0" distB="0" distL="0" distR="0" wp14:anchorId="0974A822" wp14:editId="649AEDE4">
+                  <wp:extent cx="2983596" cy="429031"/>
+                  <wp:effectExtent l="0" t="0" r="0" b="9525"/>
+                  <wp:docPr id="6" name="Picture 6"/>
+                  <wp:cNvGraphicFramePr>
+                    <a:graphicFrameLocks xmlns:a="http://schemas.openxmlformats.org/drawingml/2006/main" noChangeAspect="1"/>
+                  </wp:cNvGraphicFramePr>
+                  <a:graphic xmlns:a="http://schemas.openxmlformats.org/drawingml/2006/main">
+                    <a:graphicData uri="http://schemas.openxmlformats.org/drawingml/2006/picture">
+                      <pic:pic xmlns:pic="http://schemas.openxmlformats.org/drawingml/2006/picture">
+                        <pic:nvPicPr>
+                          <pic:cNvPr id="1" name=""/>
+                          <pic:cNvPicPr/>
+                        </pic:nvPicPr>
+                        <pic:blipFill>
+                          <a:blip r:embed="rId24"/>
+                          <a:stretch>
+                            <a:fillRect/>
+                          </a:stretch>
+                        </pic:blipFill>
+                        <pic:spPr>
+                          <a:xfrm>
+                            <a:off x="0" y="0"/>
+                            <a:ext cx="3098492" cy="445553"/>
+                          </a:xfrm>
+                          <a:prstGeom prst="rect">
+                            <a:avLst/>
+                          </a:prstGeom>
+                        </pic:spPr>
+                      </pic:pic>
+                    </a:graphicData>
+                  </a:graphic>
+                </wp:inline>
+              </w:drawing>
+            </w:r>
+          </w:p>
+        </w:tc>
+        <w:tc>
+          <w:tcPr>
+            <w:tcW w:w="269" w:type="dxa"/>
+            <w:tcBorders>
+              <w:top w:val="nil"/>
+              <w:left w:val="single" w:sz="4" w:space="0" w:color="auto"/>
+              <w:bottom w:val="nil"/>
+              <w:right w:val="nil"/>
+            </w:tcBorders>
+            <w:shd w:val="clear" w:color="auto" w:fill="auto"/>
+            <w:noWrap/>
+            <w:vAlign w:val="bottom"/>
+            <w:hideMark/>
+          </w:tcPr>
+          <w:p>
+            <w:pPr>
+              <w:spacing w:after="0" w:line="240" w:lineRule="auto"/>
+              <w:ind w:firstLine="0"/>
+              <w:rPr>
+                <w:color w:val="000000"/>
+                <w:sz w:val="24"/>
+                <w:szCs w:val="24"/>
+              </w:rPr>
+            </w:pPr>
+          </w:p>
+        </w:tc>
+      </w:tr>
+      <w:tr>
+        <w:trPr>
+          <w:trHeight w:val="315"/>
+        </w:trPr>
+        <w:tc>
+          <w:tcPr>
+            <w:tcW w:w="712" w:type="dxa"/>
+            <w:tcBorders>
+              <w:top w:val="single" w:sz="4" w:space="0" w:color="auto"/>
+              <w:left w:val="single" w:sz="4" w:space="0" w:color="auto"/>
+              <w:bottom w:val="single" w:sz="4" w:space="0" w:color="auto"/>
+              <w:right w:val="single" w:sz="4" w:space="0" w:color="auto"/>
+            </w:tcBorders>
+            <w:shd w:val="clear" w:color="auto" w:fill="auto"/>
+            <w:noWrap/>
+            <w:vAlign w:val="center"/>
+            <w:hideMark/>
+          </w:tcPr>
+          <w:p>
+            <w:pPr>
+              <w:spacing w:after="0" w:line="240" w:lineRule="auto"/>
+              <w:ind w:firstLine="0"/>
+              <w:jc w:val="center"/>
+              <w:rPr>
+                <w:color w:val="000000"/>
+                <w:sz w:val="24"/>
+                <w:szCs w:val="24"/>
+              </w:rPr>
+            </w:pPr>
+            <w:r>
+              <w:rPr>
+                <w:color w:val="000000"/>
+                <w:sz w:val="24"/>
+                <w:szCs w:val="24"/>
+              </w:rPr>
+              <w:lastRenderedPageBreak/>
+              <w:t>15</w:t>
+            </w:r>
+          </w:p>
+        </w:tc>
+        <w:tc>
+          <w:tcPr>
+            <w:tcW w:w="4413" w:type="dxa"/>
+            <w:tcBorders>
+              <w:top w:val="single" w:sz="4" w:space="0" w:color="auto"/>
+              <w:left w:val="single" w:sz="4" w:space="0" w:color="auto"/>
+              <w:bottom w:val="single" w:sz="4" w:space="0" w:color="auto"/>
+              <w:right w:val="single" w:sz="4" w:space="0" w:color="auto"/>
+            </w:tcBorders>
+            <w:shd w:val="clear" w:color="auto" w:fill="auto"/>
+            <w:noWrap/>
+            <w:vAlign w:val="center"/>
+            <w:hideMark/>
+          </w:tcPr>
+          <w:p>
+            <w:pPr>
+              <w:spacing w:after="0" w:line="240" w:lineRule="auto"/>
+              <w:ind w:firstLine="0"/>
+              <w:rPr>
+                <w:color w:val="000000"/>
+                <w:sz w:val="24"/>
+                <w:szCs w:val="24"/>
+              </w:rPr>
+            </w:pPr>
+            <w:r>
+              <w:rPr>
+                <w:color w:val="000000"/>
+                <w:sz w:val="24"/>
+                <w:szCs w:val="24"/>
+              </w:rPr>
+              <w:t>docker image prune -a</w:t>
+            </w:r>
+          </w:p>
+          <w:p>
+            <w:pPr>
+              <w:spacing w:after="0" w:line="240" w:lineRule="auto"/>
+              <w:ind w:firstLine="0"/>
+              <w:rPr>
+                <w:color w:val="000000"/>
+                <w:sz w:val="24"/>
+                <w:szCs w:val="24"/>
+              </w:rPr>
+            </w:pPr>
+          </w:p>
+          <w:p>
+            <w:pPr>
+              <w:spacing w:after="0" w:line="240" w:lineRule="auto"/>
+              <w:ind w:firstLine="0"/>
+              <w:rPr>
+                <w:color w:val="000000"/>
+                <w:sz w:val="24"/>
+                <w:szCs w:val="24"/>
+              </w:rPr>
+            </w:pPr>
+            <w:r>
+              <w:rPr>
+                <w:color w:val="000000"/>
+                <w:sz w:val="24"/>
+                <w:szCs w:val="24"/>
+              </w:rPr>
+              <w:t>Xóa tất cả image không có container nào đang sử dụng</w:t>
+            </w:r>
+          </w:p>
+        </w:tc>
+        <w:tc>
+          <w:tcPr>
+            <w:tcW w:w="5401" w:type="dxa"/>
+            <w:tcBorders>
+              <w:top w:val="single" w:sz="4" w:space="0" w:color="auto"/>
+              <w:left w:val="single" w:sz="4" w:space="0" w:color="auto"/>
+              <w:bottom w:val="single" w:sz="4" w:space="0" w:color="auto"/>
+              <w:right w:val="single" w:sz="4" w:space="0" w:color="auto"/>
+            </w:tcBorders>
+            <w:vAlign w:val="center"/>
+          </w:tcPr>
+          <w:p>
+            <w:pPr>
+              <w:spacing w:after="0" w:line="240" w:lineRule="auto"/>
+              <w:ind w:firstLine="0"/>
+              <w:rPr>
+                <w:color w:val="000000"/>
+                <w:sz w:val="24"/>
+                <w:szCs w:val="24"/>
+              </w:rPr>
+            </w:pPr>
+            <w:r>
+              <w:rPr>
+                <w:color w:val="000000"/>
+                <w:sz w:val="24"/>
+                <w:szCs w:val="24"/>
+              </w:rPr>
+              <w:drawing>
+                <wp:inline distT="0" distB="0" distL="0" distR="0" wp14:anchorId="41AC666E" wp14:editId="2C20B3FD">
+                  <wp:extent cx="2713846" cy="1599159"/>
+                  <wp:effectExtent l="0" t="0" r="0" b="1270"/>
+                  <wp:docPr id="11" name="Picture 11"/>
+                  <wp:cNvGraphicFramePr>
+                    <a:graphicFrameLocks xmlns:a="http://schemas.openxmlformats.org/drawingml/2006/main" noChangeAspect="1"/>
+                  </wp:cNvGraphicFramePr>
+                  <a:graphic xmlns:a="http://schemas.openxmlformats.org/drawingml/2006/main">
+                    <a:graphicData uri="http://schemas.openxmlformats.org/drawingml/2006/picture">
+                      <pic:pic xmlns:pic="http://schemas.openxmlformats.org/drawingml/2006/picture">
+                        <pic:nvPicPr>
+                          <pic:cNvPr id="1" name=""/>
+                          <pic:cNvPicPr/>
+                        </pic:nvPicPr>
+                        <pic:blipFill>
+                          <a:blip r:embed="rId25"/>
+                          <a:stretch>
+                            <a:fillRect/>
+                          </a:stretch>
+                        </pic:blipFill>
+                        <pic:spPr>
+                          <a:xfrm>
+                            <a:off x="0" y="0"/>
+                            <a:ext cx="2728393" cy="1607731"/>
+                          </a:xfrm>
+                          <a:prstGeom prst="rect">
+                            <a:avLst/>
+                          </a:prstGeom>
+                        </pic:spPr>
+                      </pic:pic>
+                    </a:graphicData>
+                  </a:graphic>
+                </wp:inline>
+              </w:drawing>
+            </w:r>
+          </w:p>
+        </w:tc>
+        <w:tc>
+          <w:tcPr>
+            <w:tcW w:w="269" w:type="dxa"/>
+            <w:tcBorders>
+              <w:top w:val="nil"/>
+              <w:left w:val="single" w:sz="4" w:space="0" w:color="auto"/>
+              <w:bottom w:val="nil"/>
+              <w:right w:val="nil"/>
+            </w:tcBorders>
+            <w:shd w:val="clear" w:color="auto" w:fill="auto"/>
+            <w:noWrap/>
+            <w:vAlign w:val="bottom"/>
+            <w:hideMark/>
+          </w:tcPr>
+          <w:p>
+            <w:pPr>
+              <w:spacing w:after="0" w:line="240" w:lineRule="auto"/>
+              <w:ind w:firstLine="0"/>
+              <w:rPr>
+                <w:color w:val="000000"/>
+                <w:sz w:val="24"/>
+                <w:szCs w:val="24"/>
+              </w:rPr>
+            </w:pPr>
+          </w:p>
+        </w:tc>
+      </w:tr>
+      <w:tr>
+        <w:trPr>
+          <w:trHeight w:val="315"/>
+        </w:trPr>
+        <w:tc>
+          <w:tcPr>
+            <w:tcW w:w="712" w:type="dxa"/>
+            <w:tcBorders>
+              <w:top w:val="single" w:sz="4" w:space="0" w:color="auto"/>
+              <w:left w:val="single" w:sz="4" w:space="0" w:color="auto"/>
+              <w:bottom w:val="single" w:sz="4" w:space="0" w:color="auto"/>
+              <w:right w:val="single" w:sz="4" w:space="0" w:color="auto"/>
+            </w:tcBorders>
+            <w:shd w:val="clear" w:color="auto" w:fill="auto"/>
+            <w:noWrap/>
+            <w:vAlign w:val="center"/>
+            <w:hideMark/>
+          </w:tcPr>
+          <w:p>
+            <w:pPr>
+              <w:spacing w:after="0" w:line="240" w:lineRule="auto"/>
+              <w:ind w:firstLine="0"/>
+              <w:jc w:val="center"/>
+              <w:rPr>
+                <w:color w:val="000000"/>
+                <w:sz w:val="24"/>
+                <w:szCs w:val="24"/>
+              </w:rPr>
+            </w:pPr>
+            <w:r>
+              <w:rPr>
+                <w:color w:val="000000"/>
+                <w:sz w:val="24"/>
+                <w:szCs w:val="24"/>
+              </w:rPr>
+              <w:t>16</w:t>
+            </w:r>
+          </w:p>
+        </w:tc>
+        <w:tc>
+          <w:tcPr>
+            <w:tcW w:w="4413" w:type="dxa"/>
+            <w:tcBorders>
+              <w:top w:val="single" w:sz="4" w:space="0" w:color="auto"/>
+              <w:left w:val="single" w:sz="4" w:space="0" w:color="auto"/>
+              <w:bottom w:val="single" w:sz="4" w:space="0" w:color="auto"/>
+              <w:right w:val="single" w:sz="4" w:space="0" w:color="auto"/>
+            </w:tcBorders>
+            <w:shd w:val="clear" w:color="auto" w:fill="auto"/>
+            <w:noWrap/>
+            <w:vAlign w:val="center"/>
+            <w:hideMark/>
+          </w:tcPr>
+          <w:p>
+            <w:pPr>
+              <w:spacing w:after="0" w:line="240" w:lineRule="auto"/>
+              <w:ind w:firstLine="0"/>
+              <w:rPr>
+                <w:color w:val="000000"/>
+                <w:sz w:val="24"/>
+                <w:szCs w:val="24"/>
+              </w:rPr>
+            </w:pPr>
+            <w:r>
+              <w:rPr>
+                <w:color w:val="000000"/>
+                <w:sz w:val="24"/>
+                <w:szCs w:val="24"/>
+              </w:rPr>
+              <w:t>docker run -d -p 8080:80 nginx</w:t>
+            </w:r>
+          </w:p>
+          <w:p>
+            <w:pPr>
+              <w:spacing w:after="0" w:line="240" w:lineRule="auto"/>
+              <w:ind w:firstLine="0"/>
+              <w:rPr>
+                <w:color w:val="000000"/>
+                <w:sz w:val="24"/>
+                <w:szCs w:val="24"/>
+              </w:rPr>
+            </w:pPr>
+          </w:p>
+          <w:p>
+            <w:pPr>
+              <w:spacing w:after="0" w:line="240" w:lineRule="auto"/>
+              <w:ind w:firstLine="0"/>
+              <w:rPr>
+                <w:color w:val="000000"/>
+                <w:sz w:val="24"/>
+                <w:szCs w:val="24"/>
+              </w:rPr>
+            </w:pPr>
+            <w:r>
+              <w:rPr>
+                <w:color w:val="000000"/>
+                <w:sz w:val="24"/>
+                <w:szCs w:val="24"/>
+              </w:rPr>
+              <w:t>Chạy nginx và ánh xạ cổng port 8080 thành port 80 trên contrainer</w:t>
+            </w:r>
+          </w:p>
+          <w:p>
+            <w:pPr>
+              <w:spacing w:after="0" w:line="240" w:lineRule="auto"/>
+              <w:ind w:firstLine="0"/>
+              <w:rPr>
+                <w:color w:val="000000"/>
+                <w:sz w:val="24"/>
+                <w:szCs w:val="24"/>
+              </w:rPr>
+            </w:pPr>
+          </w:p>
+        </w:tc>
+        <w:tc>
+          <w:tcPr>
+            <w:tcW w:w="5401" w:type="dxa"/>
+            <w:tcBorders>
+              <w:top w:val="single" w:sz="4" w:space="0" w:color="auto"/>
+              <w:left w:val="single" w:sz="4" w:space="0" w:color="auto"/>
+              <w:bottom w:val="single" w:sz="4" w:space="0" w:color="auto"/>
+              <w:right w:val="single" w:sz="4" w:space="0" w:color="auto"/>
+            </w:tcBorders>
+            <w:vAlign w:val="center"/>
+          </w:tcPr>
+          <w:p>
+            <w:pPr>
+              <w:spacing w:after="0" w:line="240" w:lineRule="auto"/>
+              <w:ind w:firstLine="0"/>
+              <w:rPr>
+                <w:color w:val="000000"/>
+                <w:sz w:val="24"/>
+                <w:szCs w:val="24"/>
+              </w:rPr>
+            </w:pPr>
+            <w:r>
+              <w:rPr>
+                <w:color w:val="000000"/>
+                <w:sz w:val="24"/>
+                <w:szCs w:val="24"/>
+              </w:rPr>
+              <w:drawing>
+                <wp:inline distT="0" distB="0" distL="0" distR="0" wp14:anchorId="644D8A15" wp14:editId="7464D35B">
+                  <wp:extent cx="2728032" cy="744399"/>
+                  <wp:effectExtent l="0" t="0" r="0" b="0"/>
+                  <wp:docPr id="13" name="Picture 13"/>
+                  <wp:cNvGraphicFramePr>
+                    <a:graphicFrameLocks xmlns:a="http://schemas.openxmlformats.org/drawingml/2006/main" noChangeAspect="1"/>
+                  </wp:cNvGraphicFramePr>
+                  <a:graphic xmlns:a="http://schemas.openxmlformats.org/drawingml/2006/main">
+                    <a:graphicData uri="http://schemas.openxmlformats.org/drawingml/2006/picture">
+                      <pic:pic xmlns:pic="http://schemas.openxmlformats.org/drawingml/2006/picture">
+                        <pic:nvPicPr>
+                          <pic:cNvPr id="1" name=""/>
+                          <pic:cNvPicPr/>
+                        </pic:nvPicPr>
+                        <pic:blipFill>
+                          <a:blip r:embed="rId26"/>
+                          <a:stretch>
+                            <a:fillRect/>
+                          </a:stretch>
+                        </pic:blipFill>
+                        <pic:spPr>
+                          <a:xfrm>
+                            <a:off x="0" y="0"/>
+                            <a:ext cx="2769303" cy="755661"/>
+                          </a:xfrm>
+                          <a:prstGeom prst="rect">
+                            <a:avLst/>
+                          </a:prstGeom>
+                        </pic:spPr>
+                      </pic:pic>
+                    </a:graphicData>
+                  </a:graphic>
+                </wp:inline>
+              </w:drawing>
+            </w:r>
+          </w:p>
+        </w:tc>
+        <w:tc>
+          <w:tcPr>
+            <w:tcW w:w="269" w:type="dxa"/>
+            <w:tcBorders>
+              <w:top w:val="nil"/>
+              <w:left w:val="single" w:sz="4" w:space="0" w:color="auto"/>
+              <w:bottom w:val="nil"/>
+              <w:right w:val="nil"/>
+            </w:tcBorders>
+            <w:shd w:val="clear" w:color="auto" w:fill="auto"/>
+            <w:noWrap/>
+            <w:vAlign w:val="bottom"/>
+            <w:hideMark/>
+          </w:tcPr>
+          <w:p>
+            <w:pPr>
+              <w:spacing w:after="0" w:line="240" w:lineRule="auto"/>
+              <w:ind w:firstLine="0"/>
+              <w:rPr>
+                <w:color w:val="000000"/>
+                <w:sz w:val="24"/>
+                <w:szCs w:val="24"/>
+              </w:rPr>
+            </w:pPr>
+          </w:p>
+        </w:tc>
+      </w:tr>
+      <w:tr>
+        <w:trPr>
+          <w:trHeight w:val="315"/>
+        </w:trPr>
+        <w:tc>
+          <w:tcPr>
+            <w:tcW w:w="712" w:type="dxa"/>
+            <w:tcBorders>
+              <w:top w:val="single" w:sz="4" w:space="0" w:color="auto"/>
+              <w:left w:val="single" w:sz="4" w:space="0" w:color="auto"/>
+              <w:bottom w:val="single" w:sz="4" w:space="0" w:color="auto"/>
+              <w:right w:val="single" w:sz="4" w:space="0" w:color="auto"/>
+            </w:tcBorders>
+            <w:shd w:val="clear" w:color="auto" w:fill="auto"/>
+            <w:noWrap/>
+            <w:vAlign w:val="center"/>
+            <w:hideMark/>
+          </w:tcPr>
+          <w:p>
+            <w:pPr>
+              <w:spacing w:after="0" w:line="240" w:lineRule="auto"/>
+              <w:ind w:firstLine="0"/>
+              <w:jc w:val="center"/>
+              <w:rPr>
+                <w:color w:val="000000"/>
+                <w:sz w:val="24"/>
+                <w:szCs w:val="24"/>
+              </w:rPr>
+            </w:pPr>
+            <w:r>
+              <w:rPr>
+                <w:color w:val="000000"/>
+                <w:sz w:val="24"/>
+                <w:szCs w:val="24"/>
+              </w:rPr>
+              <w:t>17</w:t>
+            </w:r>
+          </w:p>
+        </w:tc>
+        <w:tc>
+          <w:tcPr>
+            <w:tcW w:w="4413" w:type="dxa"/>
+            <w:tcBorders>
+              <w:top w:val="single" w:sz="4" w:space="0" w:color="auto"/>
+              <w:left w:val="single" w:sz="4" w:space="0" w:color="auto"/>
+              <w:bottom w:val="single" w:sz="4" w:space="0" w:color="auto"/>
+              <w:right w:val="single" w:sz="4" w:space="0" w:color="auto"/>
+            </w:tcBorders>
+            <w:shd w:val="clear" w:color="auto" w:fill="auto"/>
+            <w:noWrap/>
+            <w:vAlign w:val="center"/>
+            <w:hideMark/>
+          </w:tcPr>
+          <w:p>
+            <w:pPr>
+              <w:spacing w:after="0" w:line="240" w:lineRule="auto"/>
+              <w:ind w:firstLine="0"/>
+              <w:rPr>
+                <w:color w:val="000000"/>
+                <w:sz w:val="24"/>
+                <w:szCs w:val="24"/>
+              </w:rPr>
+            </w:pPr>
+            <w:r>
+              <w:rPr>
+                <w:color w:val="000000"/>
+                <w:sz w:val="24"/>
+                <w:szCs w:val="24"/>
+              </w:rPr>
+              <w:t>docker inspect &lt;container_id&gt;</w:t>
+            </w:r>
+          </w:p>
+          <w:p>
+            <w:pPr>
+              <w:spacing w:after="0" w:line="240" w:lineRule="auto"/>
+              <w:ind w:firstLine="0"/>
+              <w:rPr>
+                <w:color w:val="000000"/>
+                <w:sz w:val="24"/>
+                <w:szCs w:val="24"/>
+              </w:rPr>
+            </w:pPr>
+          </w:p>
+          <w:p>
+            <w:pPr>
+              <w:spacing w:after="0" w:line="240" w:lineRule="auto"/>
+              <w:ind w:firstLine="0"/>
+              <w:rPr>
+                <w:color w:val="000000"/>
+                <w:sz w:val="24"/>
+                <w:szCs w:val="24"/>
+              </w:rPr>
+            </w:pPr>
+            <w:r>
+              <w:rPr>
+                <w:color w:val="000000"/>
+                <w:sz w:val="24"/>
+                <w:szCs w:val="24"/>
+              </w:rPr>
+              <w:t>Xem thông tin chi tiết của container ở dạng json</w:t>
+            </w:r>
+          </w:p>
+          <w:p>
+            <w:pPr>
+              <w:spacing w:after="0" w:line="240" w:lineRule="auto"/>
+              <w:ind w:firstLine="0"/>
+              <w:rPr>
+                <w:color w:val="000000"/>
+                <w:sz w:val="24"/>
+                <w:szCs w:val="24"/>
+              </w:rPr>
+            </w:pPr>
+          </w:p>
+          <w:p>
+            <w:pPr>
+              <w:spacing w:after="0" w:line="240" w:lineRule="auto"/>
+              <w:ind w:firstLine="0"/>
+              <w:rPr>
+                <w:color w:val="000000"/>
+                <w:sz w:val="24"/>
+                <w:szCs w:val="24"/>
+              </w:rPr>
+            </w:pPr>
+          </w:p>
+        </w:tc>
+        <w:tc>
+          <w:tcPr>
+            <w:tcW w:w="5401" w:type="dxa"/>
+            <w:tcBorders>
+              <w:top w:val="single" w:sz="4" w:space="0" w:color="auto"/>
+              <w:left w:val="single" w:sz="4" w:space="0" w:color="auto"/>
+              <w:bottom w:val="single" w:sz="4" w:space="0" w:color="auto"/>
+              <w:right w:val="single" w:sz="4" w:space="0" w:color="auto"/>
+            </w:tcBorders>
+            <w:vAlign w:val="center"/>
+          </w:tcPr>
+          <w:p>
+            <w:pPr>
+              <w:spacing w:after="0" w:line="240" w:lineRule="auto"/>
+              <w:ind w:firstLine="0"/>
+              <w:rPr>
+                <w:color w:val="000000"/>
+                <w:sz w:val="24"/>
+                <w:szCs w:val="24"/>
+              </w:rPr>
+            </w:pPr>
+            <w:r>
+              <w:rPr>
+                <w:color w:val="000000"/>
+                <w:sz w:val="24"/>
+                <w:szCs w:val="24"/>
+              </w:rPr>
+              <w:drawing>
+                <wp:inline distT="0" distB="0" distL="0" distR="0" wp14:anchorId="5104B9BF" wp14:editId="57BC13C4">
+                  <wp:extent cx="2700048" cy="1516777"/>
+                  <wp:effectExtent l="0" t="0" r="5080" b="7620"/>
+                  <wp:docPr id="14" name="Picture 14"/>
+                  <wp:cNvGraphicFramePr>
+                    <a:graphicFrameLocks xmlns:a="http://schemas.openxmlformats.org/drawingml/2006/main" noChangeAspect="1"/>
+                  </wp:cNvGraphicFramePr>
+                  <a:graphic xmlns:a="http://schemas.openxmlformats.org/drawingml/2006/main">
+                    <a:graphicData uri="http://schemas.openxmlformats.org/drawingml/2006/picture">
+                      <pic:pic xmlns:pic="http://schemas.openxmlformats.org/drawingml/2006/picture">
+                        <pic:nvPicPr>
+                          <pic:cNvPr id="1" name=""/>
+                          <pic:cNvPicPr/>
+                        </pic:nvPicPr>
+                        <pic:blipFill>
+                          <a:blip r:embed="rId27"/>
+                          <a:stretch>
+                            <a:fillRect/>
+                          </a:stretch>
+                        </pic:blipFill>
+                        <pic:spPr>
+                          <a:xfrm>
+                            <a:off x="0" y="0"/>
+                            <a:ext cx="2728861" cy="1532963"/>
+                          </a:xfrm>
+                          <a:prstGeom prst="rect">
+                            <a:avLst/>
+                          </a:prstGeom>
+                        </pic:spPr>
+                      </pic:pic>
+                    </a:graphicData>
+                  </a:graphic>
+                </wp:inline>
+              </w:drawing>
+            </w:r>
+          </w:p>
+        </w:tc>
+        <w:tc>
+          <w:tcPr>
+            <w:tcW w:w="269" w:type="dxa"/>
+            <w:tcBorders>
+              <w:top w:val="nil"/>
+              <w:left w:val="single" w:sz="4" w:space="0" w:color="auto"/>
+              <w:bottom w:val="nil"/>
+              <w:right w:val="nil"/>
+            </w:tcBorders>
+            <w:shd w:val="clear" w:color="auto" w:fill="auto"/>
+            <w:noWrap/>
+            <w:vAlign w:val="bottom"/>
+            <w:hideMark/>
+          </w:tcPr>
+          <w:p>
+            <w:pPr>
+              <w:spacing w:after="0" w:line="240" w:lineRule="auto"/>
+              <w:ind w:firstLine="0"/>
+              <w:rPr>
+                <w:color w:val="000000"/>
+                <w:sz w:val="24"/>
+                <w:szCs w:val="24"/>
+              </w:rPr>
+            </w:pPr>
+          </w:p>
+        </w:tc>
+      </w:tr>
+      <w:tr>
+        <w:trPr>
+          <w:trHeight w:val="315"/>
+        </w:trPr>
+        <w:tc>
+          <w:tcPr>
+            <w:tcW w:w="712" w:type="dxa"/>
+            <w:tcBorders>
+              <w:top w:val="single" w:sz="4" w:space="0" w:color="auto"/>
+              <w:left w:val="single" w:sz="4" w:space="0" w:color="auto"/>
+              <w:bottom w:val="single" w:sz="4" w:space="0" w:color="auto"/>
+              <w:right w:val="single" w:sz="4" w:space="0" w:color="auto"/>
+            </w:tcBorders>
+            <w:shd w:val="clear" w:color="auto" w:fill="auto"/>
+            <w:noWrap/>
+            <w:vAlign w:val="center"/>
+            <w:hideMark/>
+          </w:tcPr>
+          <w:p>
+            <w:pPr>
+              <w:spacing w:after="0" w:line="240" w:lineRule="auto"/>
+              <w:ind w:firstLine="0"/>
+              <w:jc w:val="center"/>
+              <w:rPr>
+                <w:color w:val="000000"/>
+                <w:sz w:val="24"/>
+                <w:szCs w:val="24"/>
+              </w:rPr>
+            </w:pPr>
+            <w:r>
+              <w:rPr>
+                <w:color w:val="000000"/>
+                <w:sz w:val="24"/>
+                <w:szCs w:val="24"/>
+              </w:rPr>
+              <w:t>18</w:t>
+            </w:r>
+          </w:p>
+        </w:tc>
+        <w:tc>
+          <w:tcPr>
+            <w:tcW w:w="4413" w:type="dxa"/>
+            <w:tcBorders>
+              <w:top w:val="single" w:sz="4" w:space="0" w:color="auto"/>
+              <w:left w:val="single" w:sz="4" w:space="0" w:color="auto"/>
+              <w:bottom w:val="single" w:sz="4" w:space="0" w:color="auto"/>
+              <w:right w:val="single" w:sz="4" w:space="0" w:color="auto"/>
+            </w:tcBorders>
+            <w:shd w:val="clear" w:color="auto" w:fill="auto"/>
+            <w:noWrap/>
+            <w:vAlign w:val="center"/>
+            <w:hideMark/>
+          </w:tcPr>
+          <w:p>
+            <w:pPr>
+              <w:spacing w:after="0" w:line="240" w:lineRule="auto"/>
+              <w:ind w:firstLine="0"/>
+              <w:rPr>
+                <w:color w:val="000000"/>
+                <w:sz w:val="24"/>
+                <w:szCs w:val="24"/>
+              </w:rPr>
+            </w:pPr>
+            <w:r>
+              <w:rPr>
+                <w:color w:val="000000"/>
+                <w:sz w:val="24"/>
+                <w:szCs w:val="24"/>
+              </w:rPr>
+              <w:t>docker run -d -v mydata:/data nginx</w:t>
+            </w:r>
+          </w:p>
+          <w:p>
+            <w:pPr>
+              <w:spacing w:after="0" w:line="240" w:lineRule="auto"/>
+              <w:ind w:firstLine="0"/>
+              <w:rPr>
+                <w:color w:val="000000"/>
+                <w:sz w:val="24"/>
+                <w:szCs w:val="24"/>
+              </w:rPr>
+            </w:pPr>
+          </w:p>
+          <w:p>
+            <w:pPr>
+              <w:spacing w:after="0" w:line="240" w:lineRule="auto"/>
+              <w:ind w:firstLine="0"/>
+              <w:rPr>
+                <w:color w:val="000000"/>
+                <w:sz w:val="24"/>
+                <w:szCs w:val="24"/>
+              </w:rPr>
+            </w:pPr>
+            <w:r>
+              <w:rPr>
+                <w:color w:val="000000"/>
+                <w:sz w:val="24"/>
+                <w:szCs w:val="24"/>
+              </w:rPr>
+              <w:t>Chạy container nginx và gắn volume “mydata” vào đường dẫn /data</w:t>
+            </w:r>
+          </w:p>
+        </w:tc>
+        <w:tc>
+          <w:tcPr>
+            <w:tcW w:w="5401" w:type="dxa"/>
+            <w:tcBorders>
+              <w:top w:val="single" w:sz="4" w:space="0" w:color="auto"/>
+              <w:left w:val="single" w:sz="4" w:space="0" w:color="auto"/>
+              <w:bottom w:val="single" w:sz="4" w:space="0" w:color="auto"/>
+              <w:right w:val="single" w:sz="4" w:space="0" w:color="auto"/>
+            </w:tcBorders>
+            <w:vAlign w:val="center"/>
+          </w:tcPr>
+          <w:p>
+            <w:pPr>
+              <w:spacing w:after="0" w:line="240" w:lineRule="auto"/>
+              <w:ind w:firstLine="0"/>
+              <w:rPr>
+                <w:color w:val="000000"/>
+                <w:sz w:val="24"/>
+                <w:szCs w:val="24"/>
+              </w:rPr>
+            </w:pPr>
+            <w:r>
+              <w:rPr>
+                <w:color w:val="000000"/>
+                <w:sz w:val="24"/>
+                <w:szCs w:val="24"/>
+              </w:rPr>
+              <w:drawing>
+                <wp:inline distT="0" distB="0" distL="0" distR="0" wp14:anchorId="3885FE64" wp14:editId="136C43A5">
+                  <wp:extent cx="2727509" cy="748402"/>
+                  <wp:effectExtent l="0" t="0" r="0" b="0"/>
+                  <wp:docPr id="16" name="Picture 16"/>
+                  <wp:cNvGraphicFramePr>
+                    <a:graphicFrameLocks xmlns:a="http://schemas.openxmlformats.org/drawingml/2006/main" noChangeAspect="1"/>
+                  </wp:cNvGraphicFramePr>
+                  <a:graphic xmlns:a="http://schemas.openxmlformats.org/drawingml/2006/main">
+                    <a:graphicData uri="http://schemas.openxmlformats.org/drawingml/2006/picture">
+                      <pic:pic xmlns:pic="http://schemas.openxmlformats.org/drawingml/2006/picture">
+                        <pic:nvPicPr>
+                          <pic:cNvPr id="1" name=""/>
+                          <pic:cNvPicPr/>
+                        </pic:nvPicPr>
+                        <pic:blipFill>
+                          <a:blip r:embed="rId28"/>
+                          <a:stretch>
+                            <a:fillRect/>
+                          </a:stretch>
+                        </pic:blipFill>
+                        <pic:spPr>
+                          <a:xfrm>
+                            <a:off x="0" y="0"/>
+                            <a:ext cx="2776055" cy="761723"/>
+                          </a:xfrm>
+                          <a:prstGeom prst="rect">
+                            <a:avLst/>
+                          </a:prstGeom>
+                        </pic:spPr>
+                      </pic:pic>
+                    </a:graphicData>
+                  </a:graphic>
+                </wp:inline>
+              </w:drawing>
+            </w:r>
+          </w:p>
+        </w:tc>
+        <w:tc>
+          <w:tcPr>
+            <w:tcW w:w="269" w:type="dxa"/>
+            <w:tcBorders>
+              <w:top w:val="nil"/>
+              <w:left w:val="single" w:sz="4" w:space="0" w:color="auto"/>
+              <w:bottom w:val="nil"/>
+              <w:right w:val="nil"/>
+            </w:tcBorders>
+            <w:shd w:val="clear" w:color="auto" w:fill="auto"/>
+            <w:noWrap/>
+            <w:vAlign w:val="bottom"/>
+            <w:hideMark/>
+          </w:tcPr>
+          <w:p>
+            <w:pPr>
+              <w:spacing w:after="0" w:line="240" w:lineRule="auto"/>
+              <w:ind w:firstLine="0"/>
+              <w:rPr>
+                <w:color w:val="000000"/>
+                <w:sz w:val="24"/>
+                <w:szCs w:val="24"/>
+              </w:rPr>
+            </w:pPr>
+          </w:p>
+        </w:tc>
+      </w:tr>
+      <w:tr>
+        <w:trPr>
+          <w:trHeight w:val="315"/>
+        </w:trPr>
+        <w:tc>
+          <w:tcPr>
+            <w:tcW w:w="712" w:type="dxa"/>
+            <w:tcBorders>
+              <w:top w:val="single" w:sz="4" w:space="0" w:color="auto"/>
+              <w:left w:val="single" w:sz="4" w:space="0" w:color="auto"/>
+              <w:bottom w:val="single" w:sz="4" w:space="0" w:color="auto"/>
+              <w:right w:val="single" w:sz="4" w:space="0" w:color="auto"/>
+            </w:tcBorders>
+            <w:shd w:val="clear" w:color="auto" w:fill="auto"/>
+            <w:noWrap/>
+            <w:vAlign w:val="center"/>
+            <w:hideMark/>
+          </w:tcPr>
+          <w:p>
+            <w:pPr>
+              <w:spacing w:after="0" w:line="240" w:lineRule="auto"/>
+              <w:ind w:firstLine="0"/>
+              <w:jc w:val="center"/>
+              <w:rPr>
+                <w:color w:val="000000"/>
+                <w:sz w:val="24"/>
+                <w:szCs w:val="24"/>
+              </w:rPr>
+            </w:pPr>
+            <w:r>
+              <w:rPr>
+                <w:color w:val="000000"/>
+                <w:sz w:val="24"/>
+                <w:szCs w:val="24"/>
+              </w:rPr>
+              <w:t>19</w:t>
+            </w:r>
+          </w:p>
+        </w:tc>
+        <w:tc>
+          <w:tcPr>
+            <w:tcW w:w="4413" w:type="dxa"/>
+            <w:tcBorders>
+              <w:top w:val="single" w:sz="4" w:space="0" w:color="auto"/>
+              <w:left w:val="single" w:sz="4" w:space="0" w:color="auto"/>
+              <w:bottom w:val="single" w:sz="4" w:space="0" w:color="auto"/>
+              <w:right w:val="single" w:sz="4" w:space="0" w:color="auto"/>
+            </w:tcBorders>
+            <w:shd w:val="clear" w:color="auto" w:fill="auto"/>
+            <w:noWrap/>
+            <w:vAlign w:val="center"/>
+            <w:hideMark/>
+          </w:tcPr>
+          <w:p>
+            <w:pPr>
+              <w:spacing w:after="0" w:line="240" w:lineRule="auto"/>
+              <w:ind w:firstLine="0"/>
+              <w:rPr>
+                <w:color w:val="000000"/>
+                <w:sz w:val="24"/>
+                <w:szCs w:val="24"/>
+              </w:rPr>
+            </w:pPr>
+            <w:r>
+              <w:rPr>
+                <w:color w:val="000000"/>
+                <w:sz w:val="24"/>
+                <w:szCs w:val="24"/>
+              </w:rPr>
+              <w:t>docker volume ls</w:t>
+            </w:r>
+          </w:p>
+          <w:p>
+            <w:pPr>
+              <w:spacing w:after="0" w:line="240" w:lineRule="auto"/>
+              <w:ind w:firstLine="0"/>
+              <w:rPr>
+                <w:color w:val="000000"/>
+                <w:sz w:val="24"/>
+                <w:szCs w:val="24"/>
+              </w:rPr>
+            </w:pPr>
+          </w:p>
+          <w:p>
+            <w:pPr>
+              <w:spacing w:after="0" w:line="240" w:lineRule="auto"/>
+              <w:ind w:firstLine="0"/>
+              <w:rPr>
+                <w:color w:val="000000"/>
+                <w:sz w:val="24"/>
+                <w:szCs w:val="24"/>
+              </w:rPr>
+            </w:pPr>
+            <w:r>
+              <w:rPr>
+                <w:color w:val="000000"/>
+                <w:sz w:val="24"/>
+                <w:szCs w:val="24"/>
+              </w:rPr>
+              <w:t>Liệt kê các volume tồn tại trên hệ thống</w:t>
+            </w:r>
+          </w:p>
+        </w:tc>
+        <w:tc>
+          <w:tcPr>
+            <w:tcW w:w="5401" w:type="dxa"/>
+            <w:tcBorders>
+              <w:top w:val="single" w:sz="4" w:space="0" w:color="auto"/>
+              <w:left w:val="single" w:sz="4" w:space="0" w:color="auto"/>
+              <w:bottom w:val="single" w:sz="4" w:space="0" w:color="auto"/>
+              <w:right w:val="single" w:sz="4" w:space="0" w:color="auto"/>
+            </w:tcBorders>
+            <w:vAlign w:val="center"/>
+          </w:tcPr>
+          <w:p>
+            <w:pPr>
+              <w:spacing w:after="0" w:line="240" w:lineRule="auto"/>
+              <w:ind w:firstLine="0"/>
+              <w:rPr>
+                <w:color w:val="000000"/>
+                <w:sz w:val="24"/>
+                <w:szCs w:val="24"/>
+              </w:rPr>
+            </w:pPr>
+            <w:r>
+              <w:rPr>
+                <w:color w:val="000000"/>
+                <w:sz w:val="24"/>
+                <w:szCs w:val="24"/>
+              </w:rPr>
+              <w:drawing>
+                <wp:inline distT="0" distB="0" distL="0" distR="0" wp14:anchorId="3DA46B64" wp14:editId="6BC65992">
+                  <wp:extent cx="2836373" cy="974347"/>
+                  <wp:effectExtent l="0" t="0" r="2540" b="0"/>
+                  <wp:docPr id="17" name="Picture 17"/>
+                  <wp:cNvGraphicFramePr>
+                    <a:graphicFrameLocks xmlns:a="http://schemas.openxmlformats.org/drawingml/2006/main" noChangeAspect="1"/>
+                  </wp:cNvGraphicFramePr>
+                  <a:graphic xmlns:a="http://schemas.openxmlformats.org/drawingml/2006/main">
+                    <a:graphicData uri="http://schemas.openxmlformats.org/drawingml/2006/picture">
+                      <pic:pic xmlns:pic="http://schemas.openxmlformats.org/drawingml/2006/picture">
+                        <pic:nvPicPr>
+                          <pic:cNvPr id="1" name=""/>
+                          <pic:cNvPicPr/>
+                        </pic:nvPicPr>
+                        <pic:blipFill>
+                          <a:blip r:embed="rId29"/>
+                          <a:stretch>
+                            <a:fillRect/>
+                          </a:stretch>
+                        </pic:blipFill>
+                        <pic:spPr>
+                          <a:xfrm>
+                            <a:off x="0" y="0"/>
+                            <a:ext cx="2866641" cy="984745"/>
+                          </a:xfrm>
+                          <a:prstGeom prst="rect">
+                            <a:avLst/>
+                          </a:prstGeom>
+                        </pic:spPr>
+                      </pic:pic>
+                    </a:graphicData>
+                  </a:graphic>
+                </wp:inline>
+              </w:drawing>
+            </w:r>
+          </w:p>
+        </w:tc>
+        <w:tc>
+          <w:tcPr>
+            <w:tcW w:w="269" w:type="dxa"/>
+            <w:tcBorders>
+              <w:top w:val="nil"/>
+              <w:left w:val="single" w:sz="4" w:space="0" w:color="auto"/>
+              <w:bottom w:val="nil"/>
+              <w:right w:val="nil"/>
+            </w:tcBorders>
+            <w:shd w:val="clear" w:color="auto" w:fill="auto"/>
+            <w:noWrap/>
+            <w:vAlign w:val="bottom"/>
+            <w:hideMark/>
+          </w:tcPr>
+          <w:p>
+            <w:pPr>
+              <w:spacing w:after="0" w:line="240" w:lineRule="auto"/>
+              <w:ind w:firstLine="0"/>
+              <w:rPr>
+                <w:color w:val="000000"/>
+                <w:sz w:val="24"/>
+                <w:szCs w:val="24"/>
+              </w:rPr>
+            </w:pPr>
+          </w:p>
+        </w:tc>
+      </w:tr>
+      <w:tr>
+        <w:trPr>
+          <w:trHeight w:val="315"/>
+        </w:trPr>
+        <w:tc>
+          <w:tcPr>
+            <w:tcW w:w="712" w:type="dxa"/>
+            <w:tcBorders>
+              <w:top w:val="single" w:sz="4" w:space="0" w:color="auto"/>
+              <w:left w:val="single" w:sz="4" w:space="0" w:color="auto"/>
+              <w:bottom w:val="single" w:sz="4" w:space="0" w:color="auto"/>
+              <w:right w:val="single" w:sz="4" w:space="0" w:color="auto"/>
+            </w:tcBorders>
+            <w:shd w:val="clear" w:color="auto" w:fill="auto"/>
+            <w:noWrap/>
+            <w:vAlign w:val="center"/>
+            <w:hideMark/>
+          </w:tcPr>
+          <w:p>
+            <w:pPr>
+              <w:spacing w:after="0" w:line="240" w:lineRule="auto"/>
+              <w:ind w:firstLine="0"/>
+              <w:jc w:val="center"/>
+              <w:rPr>
+                <w:color w:val="000000"/>
+                <w:sz w:val="24"/>
+                <w:szCs w:val="24"/>
+              </w:rPr>
+            </w:pPr>
+            <w:r>
+              <w:rPr>
+                <w:color w:val="000000"/>
+                <w:sz w:val="24"/>
+                <w:szCs w:val="24"/>
+              </w:rPr>
+              <w:t>20</w:t>
+            </w:r>
+          </w:p>
+        </w:tc>
+        <w:tc>
+          <w:tcPr>
+            <w:tcW w:w="4413" w:type="dxa"/>
+            <w:tcBorders>
+              <w:top w:val="single" w:sz="4" w:space="0" w:color="auto"/>
+              <w:left w:val="single" w:sz="4" w:space="0" w:color="auto"/>
+              <w:bottom w:val="single" w:sz="4" w:space="0" w:color="auto"/>
+              <w:right w:val="single" w:sz="4" w:space="0" w:color="auto"/>
+            </w:tcBorders>
+            <w:shd w:val="clear" w:color="auto" w:fill="auto"/>
+            <w:noWrap/>
+            <w:vAlign w:val="center"/>
+            <w:hideMark/>
+          </w:tcPr>
+          <w:p>
+            <w:pPr>
+              <w:spacing w:after="0" w:line="240" w:lineRule="auto"/>
+              <w:ind w:firstLine="0"/>
+              <w:rPr>
+                <w:color w:val="000000"/>
+                <w:sz w:val="24"/>
+                <w:szCs w:val="24"/>
+              </w:rPr>
+            </w:pPr>
+            <w:r>
+              <w:rPr>
+                <w:color w:val="000000"/>
+                <w:sz w:val="24"/>
+                <w:szCs w:val="24"/>
+              </w:rPr>
+              <w:t>docker volume prune</w:t>
+            </w:r>
+          </w:p>
+          <w:p>
+            <w:pPr>
+              <w:spacing w:after="0" w:line="240" w:lineRule="auto"/>
+              <w:ind w:firstLine="0"/>
+              <w:rPr>
+                <w:color w:val="000000"/>
+                <w:sz w:val="24"/>
+                <w:szCs w:val="24"/>
+              </w:rPr>
+            </w:pPr>
+          </w:p>
+          <w:p>
+            <w:pPr>
+              <w:spacing w:after="0" w:line="240" w:lineRule="auto"/>
+              <w:ind w:firstLine="0"/>
+              <w:rPr>
+                <w:color w:val="000000"/>
+                <w:sz w:val="24"/>
+                <w:szCs w:val="24"/>
+              </w:rPr>
+            </w:pPr>
+            <w:r>
+              <w:rPr>
+                <w:color w:val="000000"/>
+                <w:sz w:val="24"/>
+                <w:szCs w:val="24"/>
+              </w:rPr>
+              <w:t>Xóa tất cả volume không được gắn vào container</w:t>
+            </w:r>
+          </w:p>
+        </w:tc>
+        <w:tc>
+          <w:tcPr>
+            <w:tcW w:w="5401" w:type="dxa"/>
+            <w:tcBorders>
+              <w:top w:val="single" w:sz="4" w:space="0" w:color="auto"/>
+              <w:left w:val="single" w:sz="4" w:space="0" w:color="auto"/>
+              <w:bottom w:val="single" w:sz="4" w:space="0" w:color="auto"/>
+              <w:right w:val="single" w:sz="4" w:space="0" w:color="auto"/>
+            </w:tcBorders>
+            <w:vAlign w:val="center"/>
+          </w:tcPr>
+          <w:p>
+            <w:pPr>
+              <w:spacing w:after="0" w:line="240" w:lineRule="auto"/>
+              <w:ind w:firstLine="0"/>
+              <w:rPr>
+                <w:color w:val="000000"/>
+                <w:sz w:val="24"/>
+                <w:szCs w:val="24"/>
+              </w:rPr>
+            </w:pPr>
+            <w:r>
+              <w:rPr>
+                <w:color w:val="000000"/>
+                <w:sz w:val="24"/>
+                <w:szCs w:val="24"/>
+              </w:rPr>
+              <w:drawing>
+                <wp:inline distT="0" distB="0" distL="0" distR="0" wp14:anchorId="427311BB" wp14:editId="4471EDAC">
+                  <wp:extent cx="2817452" cy="832975"/>
+                  <wp:effectExtent l="0" t="0" r="2540" b="5715"/>
+                  <wp:docPr id="18" name="Picture 18"/>
+                  <wp:cNvGraphicFramePr>
+                    <a:graphicFrameLocks xmlns:a="http://schemas.openxmlformats.org/drawingml/2006/main" noChangeAspect="1"/>
+                  </wp:cNvGraphicFramePr>
+                  <a:graphic xmlns:a="http://schemas.openxmlformats.org/drawingml/2006/main">
+                    <a:graphicData uri="http://schemas.openxmlformats.org/drawingml/2006/picture">
+                      <pic:pic xmlns:pic="http://schemas.openxmlformats.org/drawingml/2006/picture">
+                        <pic:nvPicPr>
+                          <pic:cNvPr id="1" name=""/>
+                          <pic:cNvPicPr/>
+                        </pic:nvPicPr>
+                        <pic:blipFill>
+                          <a:blip r:embed="rId30"/>
+                          <a:stretch>
+                            <a:fillRect/>
+                          </a:stretch>
+                        </pic:blipFill>
+                        <pic:spPr>
+                          <a:xfrm>
+                            <a:off x="0" y="0"/>
+                            <a:ext cx="2852247" cy="843262"/>
+                          </a:xfrm>
+                          <a:prstGeom prst="rect">
+                            <a:avLst/>
+                          </a:prstGeom>
+                        </pic:spPr>
+                      </pic:pic>
+                    </a:graphicData>
+                  </a:graphic>
+                </wp:inline>
+              </w:drawing>
+            </w:r>
+          </w:p>
+        </w:tc>
+        <w:tc>
+          <w:tcPr>
+            <w:tcW w:w="269" w:type="dxa"/>
+            <w:tcBorders>
+              <w:top w:val="nil"/>
+              <w:left w:val="single" w:sz="4" w:space="0" w:color="auto"/>
+              <w:bottom w:val="nil"/>
+              <w:right w:val="nil"/>
+            </w:tcBorders>
+            <w:shd w:val="clear" w:color="auto" w:fill="auto"/>
+            <w:noWrap/>
+            <w:vAlign w:val="bottom"/>
+            <w:hideMark/>
+          </w:tcPr>
+          <w:p>
+            <w:pPr>
+              <w:spacing w:after="0" w:line="240" w:lineRule="auto"/>
+              <w:ind w:firstLine="0"/>
+              <w:rPr>
+                <w:color w:val="000000"/>
+                <w:sz w:val="24"/>
+                <w:szCs w:val="24"/>
+              </w:rPr>
+            </w:pPr>
+          </w:p>
+        </w:tc>
+      </w:tr>
+      <w:tr>
+        <w:trPr>
+          <w:trHeight w:val="315"/>
+        </w:trPr>
+        <w:tc>
+          <w:tcPr>
+            <w:tcW w:w="712" w:type="dxa"/>
+            <w:tcBorders>
+              <w:top w:val="single" w:sz="4" w:space="0" w:color="auto"/>
+              <w:left w:val="single" w:sz="4" w:space="0" w:color="auto"/>
+              <w:bottom w:val="single" w:sz="4" w:space="0" w:color="auto"/>
+              <w:right w:val="single" w:sz="4" w:space="0" w:color="auto"/>
+            </w:tcBorders>
+            <w:shd w:val="clear" w:color="auto" w:fill="auto"/>
+            <w:noWrap/>
+            <w:vAlign w:val="center"/>
+            <w:hideMark/>
+          </w:tcPr>
+          <w:p>
+            <w:pPr>
+              <w:spacing w:after="0" w:line="240" w:lineRule="auto"/>
+              <w:ind w:firstLine="0"/>
+              <w:jc w:val="center"/>
+              <w:rPr>
+                <w:color w:val="000000"/>
+                <w:sz w:val="24"/>
+                <w:szCs w:val="24"/>
+              </w:rPr>
+            </w:pPr>
+            <w:r>
+              <w:rPr>
+                <w:color w:val="000000"/>
+                <w:sz w:val="24"/>
+                <w:szCs w:val="24"/>
+              </w:rPr>
+              <w:t>21</w:t>
+            </w:r>
+          </w:p>
+        </w:tc>
+        <w:tc>
+          <w:tcPr>
+            <w:tcW w:w="4413" w:type="dxa"/>
+            <w:tcBorders>
+              <w:top w:val="single" w:sz="4" w:space="0" w:color="auto"/>
+              <w:left w:val="single" w:sz="4" w:space="0" w:color="auto"/>
+              <w:bottom w:val="single" w:sz="4" w:space="0" w:color="auto"/>
+              <w:right w:val="single" w:sz="4" w:space="0" w:color="auto"/>
+            </w:tcBorders>
+            <w:shd w:val="clear" w:color="auto" w:fill="auto"/>
+            <w:noWrap/>
+            <w:vAlign w:val="center"/>
+            <w:hideMark/>
+          </w:tcPr>
+          <w:p>
+            <w:pPr>
+              <w:spacing w:after="0" w:line="240" w:lineRule="auto"/>
+              <w:ind w:firstLine="0"/>
+              <w:rPr>
+                <w:color w:val="000000"/>
+                <w:sz w:val="24"/>
+                <w:szCs w:val="24"/>
+              </w:rPr>
+            </w:pPr>
+            <w:r>
+              <w:rPr>
+                <w:color w:val="000000"/>
+                <w:sz w:val="24"/>
+                <w:szCs w:val="24"/>
+              </w:rPr>
+              <w:t>docker run -d --name my_nginx nginx</w:t>
+            </w:r>
+          </w:p>
+          <w:p>
+            <w:pPr>
+              <w:spacing w:after="0" w:line="240" w:lineRule="auto"/>
+              <w:ind w:firstLine="0"/>
+              <w:rPr>
+                <w:color w:val="000000"/>
+                <w:sz w:val="24"/>
+                <w:szCs w:val="24"/>
+              </w:rPr>
+            </w:pPr>
+          </w:p>
+          <w:p>
+            <w:pPr>
+              <w:spacing w:after="0" w:line="240" w:lineRule="auto"/>
+              <w:ind w:firstLine="0"/>
+              <w:rPr>
+                <w:color w:val="000000"/>
+                <w:sz w:val="24"/>
+                <w:szCs w:val="24"/>
+              </w:rPr>
+            </w:pPr>
+            <w:r>
+              <w:rPr>
+                <w:color w:val="000000"/>
+                <w:sz w:val="24"/>
+                <w:szCs w:val="24"/>
+              </w:rPr>
+              <w:t>Chạy container và đặt tên my_nginx</w:t>
+            </w:r>
+          </w:p>
+        </w:tc>
+        <w:tc>
+          <w:tcPr>
+            <w:tcW w:w="5401" w:type="dxa"/>
+            <w:tcBorders>
+              <w:top w:val="single" w:sz="4" w:space="0" w:color="auto"/>
+              <w:left w:val="single" w:sz="4" w:space="0" w:color="auto"/>
+              <w:bottom w:val="single" w:sz="4" w:space="0" w:color="auto"/>
+              <w:right w:val="single" w:sz="4" w:space="0" w:color="auto"/>
+            </w:tcBorders>
+            <w:vAlign w:val="center"/>
+          </w:tcPr>
+          <w:p>
+            <w:pPr>
+              <w:spacing w:after="0" w:line="240" w:lineRule="auto"/>
+              <w:ind w:firstLine="0"/>
+              <w:rPr>
+                <w:color w:val="000000"/>
+                <w:sz w:val="24"/>
+                <w:szCs w:val="24"/>
+              </w:rPr>
+            </w:pPr>
+            <w:r>
+              <w:rPr>
+                <w:color w:val="000000"/>
+                <w:sz w:val="24"/>
+                <w:szCs w:val="24"/>
+              </w:rPr>
+              <w:drawing>
+                <wp:inline distT="0" distB="0" distL="0" distR="0" wp14:anchorId="2DF99671" wp14:editId="26444AA1">
+                  <wp:extent cx="2778390" cy="507570"/>
+                  <wp:effectExtent l="0" t="0" r="3175" b="6985"/>
+                  <wp:docPr id="19" name="Picture 19"/>
+                  <wp:cNvGraphicFramePr>
+                    <a:graphicFrameLocks xmlns:a="http://schemas.openxmlformats.org/drawingml/2006/main" noChangeAspect="1"/>
+                  </wp:cNvGraphicFramePr>
+                  <a:graphic xmlns:a="http://schemas.openxmlformats.org/drawingml/2006/main">
+                    <a:graphicData uri="http://schemas.openxmlformats.org/drawingml/2006/picture">
+                      <pic:pic xmlns:pic="http://schemas.openxmlformats.org/drawingml/2006/picture">
+                        <pic:nvPicPr>
+                          <pic:cNvPr id="1" name=""/>
+                          <pic:cNvPicPr/>
+                        </pic:nvPicPr>
+                        <pic:blipFill>
+                          <a:blip r:embed="rId31"/>
+                          <a:stretch>
+                            <a:fillRect/>
+                          </a:stretch>
+                        </pic:blipFill>
+                        <pic:spPr>
+                          <a:xfrm>
+                            <a:off x="0" y="0"/>
+                            <a:ext cx="2857963" cy="522107"/>
+                          </a:xfrm>
+                          <a:prstGeom prst="rect">
+                            <a:avLst/>
+                          </a:prstGeom>
+                        </pic:spPr>
+                      </pic:pic>
+                    </a:graphicData>
+                  </a:graphic>
+                </wp:inline>
+              </w:drawing>
+            </w:r>
+          </w:p>
+        </w:tc>
+        <w:tc>
+          <w:tcPr>
+            <w:tcW w:w="269" w:type="dxa"/>
+            <w:tcBorders>
+              <w:top w:val="nil"/>
+              <w:left w:val="single" w:sz="4" w:space="0" w:color="auto"/>
+              <w:bottom w:val="nil"/>
+              <w:right w:val="nil"/>
+            </w:tcBorders>
+            <w:shd w:val="clear" w:color="auto" w:fill="auto"/>
+            <w:noWrap/>
+            <w:vAlign w:val="bottom"/>
+            <w:hideMark/>
+          </w:tcPr>
+          <w:p>
+            <w:pPr>
+              <w:spacing w:after="0" w:line="240" w:lineRule="auto"/>
+              <w:ind w:firstLine="0"/>
+              <w:rPr>
+                <w:color w:val="000000"/>
+                <w:sz w:val="24"/>
+                <w:szCs w:val="24"/>
+              </w:rPr>
+            </w:pPr>
+          </w:p>
+        </w:tc>
+      </w:tr>
+      <w:tr>
+        <w:trPr>
+          <w:trHeight w:val="315"/>
+        </w:trPr>
+        <w:tc>
+          <w:tcPr>
+            <w:tcW w:w="712" w:type="dxa"/>
+            <w:tcBorders>
+              <w:top w:val="single" w:sz="4" w:space="0" w:color="auto"/>
+              <w:left w:val="single" w:sz="4" w:space="0" w:color="auto"/>
+              <w:bottom w:val="single" w:sz="4" w:space="0" w:color="auto"/>
+              <w:right w:val="single" w:sz="4" w:space="0" w:color="auto"/>
+            </w:tcBorders>
+            <w:shd w:val="clear" w:color="auto" w:fill="auto"/>
+            <w:noWrap/>
+            <w:vAlign w:val="center"/>
+            <w:hideMark/>
+          </w:tcPr>
+          <w:p>
+            <w:pPr>
+              <w:spacing w:after="0" w:line="240" w:lineRule="auto"/>
+              <w:ind w:firstLine="0"/>
+              <w:jc w:val="center"/>
+              <w:rPr>
+                <w:color w:val="000000"/>
+                <w:sz w:val="24"/>
+                <w:szCs w:val="24"/>
+              </w:rPr>
+            </w:pPr>
+            <w:r>
+              <w:rPr>
+                <w:color w:val="000000"/>
+                <w:sz w:val="24"/>
+                <w:szCs w:val="24"/>
+              </w:rPr>
+              <w:lastRenderedPageBreak/>
+              <w:t>22</w:t>
+            </w:r>
+          </w:p>
+        </w:tc>
+        <w:tc>
+          <w:tcPr>
+            <w:tcW w:w="4413" w:type="dxa"/>
+            <w:tcBorders>
+              <w:top w:val="single" w:sz="4" w:space="0" w:color="auto"/>
+              <w:left w:val="single" w:sz="4" w:space="0" w:color="auto"/>
+              <w:bottom w:val="single" w:sz="4" w:space="0" w:color="auto"/>
+              <w:right w:val="single" w:sz="4" w:space="0" w:color="auto"/>
+            </w:tcBorders>
+            <w:shd w:val="clear" w:color="auto" w:fill="auto"/>
+            <w:noWrap/>
+            <w:vAlign w:val="center"/>
+            <w:hideMark/>
+          </w:tcPr>
+          <w:p>
+            <w:pPr>
+              <w:spacing w:after="0" w:line="240" w:lineRule="auto"/>
+              <w:ind w:firstLine="0"/>
+              <w:rPr>
+                <w:color w:val="000000"/>
+                <w:sz w:val="24"/>
+                <w:szCs w:val="24"/>
+              </w:rPr>
+            </w:pPr>
+            <w:r>
+              <w:rPr>
+                <w:color w:val="000000"/>
+                <w:sz w:val="24"/>
+                <w:szCs w:val="24"/>
+              </w:rPr>
+              <w:t>docker stats</w:t>
+            </w:r>
+          </w:p>
+          <w:p>
+            <w:pPr>
+              <w:spacing w:after="0" w:line="240" w:lineRule="auto"/>
+              <w:ind w:firstLine="0"/>
+              <w:rPr>
+                <w:color w:val="000000"/>
+                <w:sz w:val="24"/>
+                <w:szCs w:val="24"/>
+              </w:rPr>
+            </w:pPr>
+          </w:p>
+          <w:p>
+            <w:pPr>
+              <w:spacing w:after="0" w:line="240" w:lineRule="auto"/>
+              <w:ind w:firstLine="0"/>
+              <w:rPr>
+                <w:color w:val="000000"/>
+                <w:sz w:val="24"/>
+                <w:szCs w:val="24"/>
+              </w:rPr>
+            </w:pPr>
+            <w:r>
+              <w:rPr>
+                <w:color w:val="000000"/>
+                <w:sz w:val="24"/>
+                <w:szCs w:val="24"/>
+              </w:rPr>
+              <w:t>Xem tình trạng tài nguyên theo thời gian thực của tất cả container đang chạy</w:t>
+            </w:r>
+          </w:p>
+        </w:tc>
+        <w:tc>
+          <w:tcPr>
+            <w:tcW w:w="5401" w:type="dxa"/>
+            <w:tcBorders>
+              <w:top w:val="single" w:sz="4" w:space="0" w:color="auto"/>
+              <w:left w:val="single" w:sz="4" w:space="0" w:color="auto"/>
+              <w:bottom w:val="single" w:sz="4" w:space="0" w:color="auto"/>
+              <w:right w:val="single" w:sz="4" w:space="0" w:color="auto"/>
+            </w:tcBorders>
+            <w:vAlign w:val="center"/>
+          </w:tcPr>
+          <w:p>
+            <w:pPr>
+              <w:spacing w:after="0" w:line="240" w:lineRule="auto"/>
+              <w:ind w:firstLine="0"/>
+              <w:rPr>
+                <w:color w:val="000000"/>
+                <w:sz w:val="24"/>
+                <w:szCs w:val="24"/>
+              </w:rPr>
+            </w:pPr>
+            <w:r>
+              <w:rPr>
+                <w:color w:val="000000"/>
+                <w:sz w:val="24"/>
+                <w:szCs w:val="24"/>
+              </w:rPr>
+              <w:drawing>
+                <wp:inline distT="0" distB="0" distL="0" distR="0" wp14:anchorId="2AA4DBA9" wp14:editId="54A6162D">
+                  <wp:extent cx="2820331" cy="508443"/>
+                  <wp:effectExtent l="0" t="0" r="0" b="6350"/>
+                  <wp:docPr id="20" name="Picture 20"/>
+                  <wp:cNvGraphicFramePr>
+                    <a:graphicFrameLocks xmlns:a="http://schemas.openxmlformats.org/drawingml/2006/main" noChangeAspect="1"/>
+                  </wp:cNvGraphicFramePr>
+                  <a:graphic xmlns:a="http://schemas.openxmlformats.org/drawingml/2006/main">
+                    <a:graphicData uri="http://schemas.openxmlformats.org/drawingml/2006/picture">
+                      <pic:pic xmlns:pic="http://schemas.openxmlformats.org/drawingml/2006/picture">
+                        <pic:nvPicPr>
+                          <pic:cNvPr id="1" name=""/>
+                          <pic:cNvPicPr/>
+                        </pic:nvPicPr>
+                        <pic:blipFill>
+                          <a:blip r:embed="rId32"/>
+                          <a:stretch>
+                            <a:fillRect/>
+                          </a:stretch>
+                        </pic:blipFill>
+                        <pic:spPr>
+                          <a:xfrm>
+                            <a:off x="0" y="0"/>
+                            <a:ext cx="2891844" cy="521335"/>
+                          </a:xfrm>
+                          <a:prstGeom prst="rect">
+                            <a:avLst/>
+                          </a:prstGeom>
+                        </pic:spPr>
+                      </pic:pic>
+                    </a:graphicData>
+                  </a:graphic>
+                </wp:inline>
+              </w:drawing>
+            </w:r>
+          </w:p>
+        </w:tc>
+        <w:tc>
+          <w:tcPr>
+            <w:tcW w:w="269" w:type="dxa"/>
+            <w:tcBorders>
+              <w:top w:val="nil"/>
+              <w:left w:val="single" w:sz="4" w:space="0" w:color="auto"/>
+              <w:bottom w:val="nil"/>
+              <w:right w:val="nil"/>
+            </w:tcBorders>
+            <w:shd w:val="clear" w:color="auto" w:fill="auto"/>
+            <w:noWrap/>
+            <w:vAlign w:val="bottom"/>
+            <w:hideMark/>
+          </w:tcPr>
+          <w:p>
+            <w:pPr>
+              <w:spacing w:after="0" w:line="240" w:lineRule="auto"/>
+              <w:ind w:firstLine="0"/>
+              <w:rPr>
+                <w:color w:val="000000"/>
+                <w:sz w:val="24"/>
+                <w:szCs w:val="24"/>
+              </w:rPr>
+            </w:pPr>
+          </w:p>
+        </w:tc>
+      </w:tr>
+      <w:tr>
+        <w:trPr>
+          <w:trHeight w:val="315"/>
+        </w:trPr>
+        <w:tc>
+          <w:tcPr>
+            <w:tcW w:w="712" w:type="dxa"/>
+            <w:tcBorders>
+              <w:top w:val="single" w:sz="4" w:space="0" w:color="auto"/>
+              <w:left w:val="single" w:sz="4" w:space="0" w:color="auto"/>
+              <w:bottom w:val="single" w:sz="4" w:space="0" w:color="auto"/>
+              <w:right w:val="single" w:sz="4" w:space="0" w:color="auto"/>
+            </w:tcBorders>
+            <w:shd w:val="clear" w:color="auto" w:fill="auto"/>
+            <w:noWrap/>
+            <w:vAlign w:val="center"/>
+            <w:hideMark/>
+          </w:tcPr>
+          <w:p>
+            <w:pPr>
+              <w:spacing w:after="0" w:line="240" w:lineRule="auto"/>
+              <w:ind w:firstLine="0"/>
+              <w:jc w:val="center"/>
+              <w:rPr>
+                <w:color w:val="000000"/>
+                <w:sz w:val="24"/>
+                <w:szCs w:val="24"/>
+              </w:rPr>
+            </w:pPr>
+            <w:r>
+              <w:rPr>
+                <w:color w:val="000000"/>
+                <w:sz w:val="24"/>
+                <w:szCs w:val="24"/>
+              </w:rPr>
+              <w:t>23</w:t>
+            </w:r>
+          </w:p>
+        </w:tc>
+        <w:tc>
+          <w:tcPr>
+            <w:tcW w:w="4413" w:type="dxa"/>
+            <w:tcBorders>
+              <w:top w:val="single" w:sz="4" w:space="0" w:color="auto"/>
+              <w:left w:val="single" w:sz="4" w:space="0" w:color="auto"/>
+              <w:bottom w:val="single" w:sz="4" w:space="0" w:color="auto"/>
+              <w:right w:val="single" w:sz="4" w:space="0" w:color="auto"/>
+            </w:tcBorders>
+            <w:shd w:val="clear" w:color="auto" w:fill="auto"/>
+            <w:noWrap/>
+            <w:vAlign w:val="center"/>
+            <w:hideMark/>
+          </w:tcPr>
+          <w:p>
+            <w:pPr>
+              <w:spacing w:after="0" w:line="240" w:lineRule="auto"/>
+              <w:ind w:firstLine="0"/>
+              <w:rPr>
+                <w:color w:val="000000"/>
+                <w:sz w:val="24"/>
+                <w:szCs w:val="24"/>
+              </w:rPr>
+            </w:pPr>
+            <w:r>
+              <w:rPr>
+                <w:color w:val="000000"/>
+                <w:sz w:val="24"/>
+                <w:szCs w:val="24"/>
+              </w:rPr>
+              <w:t>docker network ls</w:t>
+            </w:r>
+          </w:p>
+        </w:tc>
+        <w:tc>
+          <w:tcPr>
+            <w:tcW w:w="5401" w:type="dxa"/>
+            <w:tcBorders>
+              <w:top w:val="single" w:sz="4" w:space="0" w:color="auto"/>
+              <w:left w:val="single" w:sz="4" w:space="0" w:color="auto"/>
+              <w:bottom w:val="single" w:sz="4" w:space="0" w:color="auto"/>
+              <w:right w:val="single" w:sz="4" w:space="0" w:color="auto"/>
+            </w:tcBorders>
+            <w:vAlign w:val="center"/>
+          </w:tcPr>
+          <w:p>
+            <w:pPr>
+              <w:spacing w:after="0" w:line="240" w:lineRule="auto"/>
+              <w:ind w:firstLine="0"/>
+              <w:rPr>
+                <w:color w:val="000000"/>
+                <w:sz w:val="24"/>
+                <w:szCs w:val="24"/>
+              </w:rPr>
+            </w:pPr>
+            <w:r>
+              <w:rPr>
+                <w:color w:val="000000"/>
+                <w:sz w:val="24"/>
+                <w:szCs w:val="24"/>
+              </w:rPr>
+              <w:drawing>
+                <wp:inline distT="0" distB="0" distL="0" distR="0" wp14:anchorId="4B6E8CFA" wp14:editId="7F58812A">
+                  <wp:extent cx="2809875" cy="1156724"/>
+                  <wp:effectExtent l="0" t="0" r="0" b="5715"/>
+                  <wp:docPr id="22" name="Picture 22"/>
+                  <wp:cNvGraphicFramePr>
+                    <a:graphicFrameLocks xmlns:a="http://schemas.openxmlformats.org/drawingml/2006/main" noChangeAspect="1"/>
+                  </wp:cNvGraphicFramePr>
+                  <a:graphic xmlns:a="http://schemas.openxmlformats.org/drawingml/2006/main">
+                    <a:graphicData uri="http://schemas.openxmlformats.org/drawingml/2006/picture">
+                      <pic:pic xmlns:pic="http://schemas.openxmlformats.org/drawingml/2006/picture">
+                        <pic:nvPicPr>
+                          <pic:cNvPr id="1" name=""/>
+                          <pic:cNvPicPr/>
+                        </pic:nvPicPr>
+                        <pic:blipFill>
+                          <a:blip r:embed="rId33"/>
+                          <a:stretch>
+                            <a:fillRect/>
+                          </a:stretch>
+                        </pic:blipFill>
+                        <pic:spPr>
+                          <a:xfrm>
+                            <a:off x="0" y="0"/>
+                            <a:ext cx="2839705" cy="1169004"/>
+                          </a:xfrm>
+                          <a:prstGeom prst="rect">
+                            <a:avLst/>
+                          </a:prstGeom>
+                        </pic:spPr>
+                      </pic:pic>
+                    </a:graphicData>
+                  </a:graphic>
+                </wp:inline>
+              </w:drawing>
+            </w:r>
+          </w:p>
+        </w:tc>
+        <w:tc>
+          <w:tcPr>
+            <w:tcW w:w="269" w:type="dxa"/>
+            <w:tcBorders>
+              <w:top w:val="nil"/>
+              <w:left w:val="single" w:sz="4" w:space="0" w:color="auto"/>
+              <w:bottom w:val="nil"/>
+              <w:right w:val="nil"/>
+            </w:tcBorders>
+            <w:shd w:val="clear" w:color="auto" w:fill="auto"/>
+            <w:noWrap/>
+            <w:vAlign w:val="bottom"/>
+            <w:hideMark/>
+          </w:tcPr>
+          <w:p>
+            <w:pPr>
+              <w:spacing w:after="0" w:line="240" w:lineRule="auto"/>
+              <w:ind w:firstLine="0"/>
+              <w:rPr>
+                <w:color w:val="000000"/>
+                <w:sz w:val="24"/>
+                <w:szCs w:val="24"/>
+              </w:rPr>
+            </w:pPr>
+          </w:p>
+        </w:tc>
+      </w:tr>
+      <w:tr>
+        <w:trPr>
+          <w:trHeight w:val="315"/>
+        </w:trPr>
+        <w:tc>
+          <w:tcPr>
+            <w:tcW w:w="712" w:type="dxa"/>
+            <w:tcBorders>
+              <w:top w:val="single" w:sz="4" w:space="0" w:color="auto"/>
+              <w:left w:val="single" w:sz="4" w:space="0" w:color="auto"/>
+              <w:bottom w:val="single" w:sz="4" w:space="0" w:color="auto"/>
+              <w:right w:val="single" w:sz="4" w:space="0" w:color="auto"/>
+            </w:tcBorders>
+            <w:shd w:val="clear" w:color="auto" w:fill="auto"/>
+            <w:noWrap/>
+            <w:vAlign w:val="center"/>
+            <w:hideMark/>
+          </w:tcPr>
+          <w:p>
+            <w:pPr>
+              <w:spacing w:after="0" w:line="240" w:lineRule="auto"/>
+              <w:ind w:firstLine="0"/>
+              <w:jc w:val="center"/>
+              <w:rPr>
+                <w:color w:val="000000"/>
+                <w:sz w:val="24"/>
+                <w:szCs w:val="24"/>
+              </w:rPr>
+            </w:pPr>
+            <w:r>
+              <w:rPr>
+                <w:color w:val="000000"/>
+                <w:sz w:val="24"/>
+                <w:szCs w:val="24"/>
+              </w:rPr>
+              <w:t>24</w:t>
+            </w:r>
+          </w:p>
+        </w:tc>
+        <w:tc>
+          <w:tcPr>
+            <w:tcW w:w="4413" w:type="dxa"/>
+            <w:tcBorders>
+              <w:top w:val="single" w:sz="4" w:space="0" w:color="auto"/>
+              <w:left w:val="single" w:sz="4" w:space="0" w:color="auto"/>
+              <w:bottom w:val="single" w:sz="4" w:space="0" w:color="auto"/>
+              <w:right w:val="single" w:sz="4" w:space="0" w:color="auto"/>
+            </w:tcBorders>
+            <w:shd w:val="clear" w:color="auto" w:fill="auto"/>
+            <w:noWrap/>
+            <w:vAlign w:val="center"/>
+            <w:hideMark/>
+          </w:tcPr>
+          <w:p>
+            <w:pPr>
+              <w:spacing w:after="0" w:line="240" w:lineRule="auto"/>
+              <w:ind w:firstLine="0"/>
+              <w:rPr>
+                <w:color w:val="000000"/>
+                <w:sz w:val="24"/>
+                <w:szCs w:val="24"/>
+              </w:rPr>
+            </w:pPr>
+            <w:r>
+              <w:rPr>
+                <w:color w:val="000000"/>
+                <w:sz w:val="24"/>
+                <w:szCs w:val="24"/>
+              </w:rPr>
+              <w:t>docker network create my_network</w:t>
+            </w:r>
+          </w:p>
+        </w:tc>
+        <w:tc>
+          <w:tcPr>
+            <w:tcW w:w="5401" w:type="dxa"/>
+            <w:tcBorders>
+              <w:top w:val="single" w:sz="4" w:space="0" w:color="auto"/>
+              <w:left w:val="single" w:sz="4" w:space="0" w:color="auto"/>
+              <w:bottom w:val="single" w:sz="4" w:space="0" w:color="auto"/>
+              <w:right w:val="single" w:sz="4" w:space="0" w:color="auto"/>
+            </w:tcBorders>
+            <w:vAlign w:val="center"/>
+          </w:tcPr>
+          <w:p>
+            <w:pPr>
+              <w:spacing w:after="0" w:line="240" w:lineRule="auto"/>
+              <w:ind w:firstLine="0"/>
+              <w:rPr>
+                <w:color w:val="000000"/>
+                <w:sz w:val="24"/>
+                <w:szCs w:val="24"/>
+              </w:rPr>
+            </w:pPr>
+            <w:r>
+              <w:rPr>
+                <w:color w:val="000000"/>
+                <w:sz w:val="24"/>
+                <w:szCs w:val="24"/>
+              </w:rPr>
+              <w:drawing>
+                <wp:inline distT="0" distB="0" distL="0" distR="0" wp14:anchorId="1BB8BBD9" wp14:editId="01B3A2DB">
+                  <wp:extent cx="2815093" cy="1073228"/>
+                  <wp:effectExtent l="0" t="0" r="4445" b="0"/>
+                  <wp:docPr id="27" name="Picture 27"/>
+                  <wp:cNvGraphicFramePr>
+                    <a:graphicFrameLocks xmlns:a="http://schemas.openxmlformats.org/drawingml/2006/main" noChangeAspect="1"/>
+                  </wp:cNvGraphicFramePr>
+                  <a:graphic xmlns:a="http://schemas.openxmlformats.org/drawingml/2006/main">
+                    <a:graphicData uri="http://schemas.openxmlformats.org/drawingml/2006/picture">
+                      <pic:pic xmlns:pic="http://schemas.openxmlformats.org/drawingml/2006/picture">
+                        <pic:nvPicPr>
+                          <pic:cNvPr id="1" name=""/>
+                          <pic:cNvPicPr/>
+                        </pic:nvPicPr>
+                        <pic:blipFill>
+                          <a:blip r:embed="rId34"/>
+                          <a:stretch>
+                            <a:fillRect/>
+                          </a:stretch>
+                        </pic:blipFill>
+                        <pic:spPr>
+                          <a:xfrm>
+                            <a:off x="0" y="0"/>
+                            <a:ext cx="2842749" cy="1083772"/>
+                          </a:xfrm>
+                          <a:prstGeom prst="rect">
+                            <a:avLst/>
+                          </a:prstGeom>
+                        </pic:spPr>
+                      </pic:pic>
+                    </a:graphicData>
+                  </a:graphic>
+                </wp:inline>
+              </w:drawing>
+            </w:r>
+          </w:p>
+        </w:tc>
+        <w:tc>
+          <w:tcPr>
+            <w:tcW w:w="269" w:type="dxa"/>
+            <w:tcBorders>
+              <w:top w:val="nil"/>
+              <w:left w:val="single" w:sz="4" w:space="0" w:color="auto"/>
+              <w:bottom w:val="nil"/>
+              <w:right w:val="nil"/>
+            </w:tcBorders>
+            <w:shd w:val="clear" w:color="auto" w:fill="auto"/>
+            <w:noWrap/>
+            <w:vAlign w:val="bottom"/>
+            <w:hideMark/>
+          </w:tcPr>
+          <w:p>
+            <w:pPr>
+              <w:spacing w:after="0" w:line="240" w:lineRule="auto"/>
+              <w:ind w:firstLine="0"/>
+              <w:rPr>
+                <w:color w:val="000000"/>
+                <w:sz w:val="24"/>
+                <w:szCs w:val="24"/>
+              </w:rPr>
+            </w:pPr>
+          </w:p>
+        </w:tc>
+      </w:tr>
+      <w:tr>
+        <w:trPr>
+          <w:trHeight w:val="315"/>
+        </w:trPr>
+        <w:tc>
+          <w:tcPr>
+            <w:tcW w:w="712" w:type="dxa"/>
+            <w:tcBorders>
+              <w:top w:val="single" w:sz="4" w:space="0" w:color="auto"/>
+              <w:left w:val="single" w:sz="4" w:space="0" w:color="auto"/>
+              <w:bottom w:val="single" w:sz="4" w:space="0" w:color="auto"/>
+              <w:right w:val="single" w:sz="4" w:space="0" w:color="auto"/>
+            </w:tcBorders>
+            <w:shd w:val="clear" w:color="auto" w:fill="auto"/>
+            <w:noWrap/>
+            <w:vAlign w:val="center"/>
+            <w:hideMark/>
+          </w:tcPr>
+          <w:p>
+            <w:pPr>
+              <w:spacing w:after="0" w:line="240" w:lineRule="auto"/>
+              <w:ind w:firstLine="0"/>
+              <w:jc w:val="center"/>
+              <w:rPr>
+                <w:color w:val="000000"/>
+                <w:sz w:val="24"/>
+                <w:szCs w:val="24"/>
+              </w:rPr>
+            </w:pPr>
+            <w:r>
+              <w:rPr>
+                <w:color w:val="000000"/>
+                <w:sz w:val="24"/>
+                <w:szCs w:val="24"/>
+              </w:rPr>
+              <w:t>25</w:t>
+            </w:r>
+          </w:p>
+        </w:tc>
+        <w:tc>
+          <w:tcPr>
+            <w:tcW w:w="4413" w:type="dxa"/>
+            <w:tcBorders>
+              <w:top w:val="single" w:sz="4" w:space="0" w:color="auto"/>
+              <w:left w:val="single" w:sz="4" w:space="0" w:color="auto"/>
+              <w:bottom w:val="single" w:sz="4" w:space="0" w:color="auto"/>
+              <w:right w:val="single" w:sz="4" w:space="0" w:color="auto"/>
+            </w:tcBorders>
+            <w:shd w:val="clear" w:color="auto" w:fill="auto"/>
+            <w:noWrap/>
+            <w:vAlign w:val="center"/>
+            <w:hideMark/>
+          </w:tcPr>
+          <w:p>
+            <w:pPr>
+              <w:spacing w:after="0" w:line="240" w:lineRule="auto"/>
+              <w:ind w:firstLine="0"/>
+              <w:rPr>
+                <w:color w:val="000000"/>
+                <w:sz w:val="24"/>
+                <w:szCs w:val="24"/>
+              </w:rPr>
+            </w:pPr>
+            <w:r>
+              <w:rPr>
+                <w:color w:val="000000"/>
+                <w:sz w:val="24"/>
+                <w:szCs w:val="24"/>
+              </w:rPr>
+              <w:t>docker run -d --network my_network --name my_container nginx</w:t>
+            </w:r>
+          </w:p>
+          <w:p>
+            <w:pPr>
+              <w:spacing w:after="0" w:line="240" w:lineRule="auto"/>
+              <w:ind w:firstLine="0"/>
+              <w:rPr>
+                <w:color w:val="000000"/>
+                <w:sz w:val="24"/>
+                <w:szCs w:val="24"/>
+              </w:rPr>
+            </w:pPr>
+          </w:p>
+          <w:p>
+            <w:pPr>
+              <w:spacing w:after="0" w:line="240" w:lineRule="auto"/>
+              <w:ind w:firstLine="0"/>
+              <w:rPr>
+                <w:color w:val="000000"/>
+                <w:sz w:val="24"/>
+                <w:szCs w:val="24"/>
+              </w:rPr>
+            </w:pPr>
+            <w:r>
+              <w:rPr>
+                <w:color w:val="000000"/>
+                <w:sz w:val="24"/>
+                <w:szCs w:val="24"/>
+              </w:rPr>
+              <w:t>Chạy container và kết nối vào mạng</w:t>
+            </w:r>
+          </w:p>
+        </w:tc>
+        <w:tc>
+          <w:tcPr>
+            <w:tcW w:w="5401" w:type="dxa"/>
+            <w:tcBorders>
+              <w:top w:val="single" w:sz="4" w:space="0" w:color="auto"/>
+              <w:left w:val="single" w:sz="4" w:space="0" w:color="auto"/>
+              <w:bottom w:val="single" w:sz="4" w:space="0" w:color="auto"/>
+              <w:right w:val="single" w:sz="4" w:space="0" w:color="auto"/>
+            </w:tcBorders>
+            <w:vAlign w:val="center"/>
+          </w:tcPr>
+          <w:p>
+            <w:pPr>
+              <w:spacing w:after="0" w:line="240" w:lineRule="auto"/>
+              <w:ind w:firstLine="0"/>
+              <w:rPr>
+                <w:color w:val="000000"/>
+                <w:sz w:val="24"/>
+                <w:szCs w:val="24"/>
+              </w:rPr>
+            </w:pPr>
+            <w:r>
+              <w:rPr>
+                <w:color w:val="000000"/>
+                <w:sz w:val="24"/>
+                <w:szCs w:val="24"/>
+              </w:rPr>
+              <w:drawing>
+                <wp:inline distT="0" distB="0" distL="0" distR="0" wp14:anchorId="523FE726" wp14:editId="1E6FEC08">
+                  <wp:extent cx="2821429" cy="1470017"/>
+                  <wp:effectExtent l="0" t="0" r="0" b="0"/>
+                  <wp:docPr id="28" name="Picture 28"/>
+                  <wp:cNvGraphicFramePr>
+                    <a:graphicFrameLocks xmlns:a="http://schemas.openxmlformats.org/drawingml/2006/main" noChangeAspect="1"/>
+                  </wp:cNvGraphicFramePr>
+                  <a:graphic xmlns:a="http://schemas.openxmlformats.org/drawingml/2006/main">
+                    <a:graphicData uri="http://schemas.openxmlformats.org/drawingml/2006/picture">
+                      <pic:pic xmlns:pic="http://schemas.openxmlformats.org/drawingml/2006/picture">
+                        <pic:nvPicPr>
+                          <pic:cNvPr id="1" name=""/>
+                          <pic:cNvPicPr/>
+                        </pic:nvPicPr>
+                        <pic:blipFill>
+                          <a:blip r:embed="rId35"/>
+                          <a:stretch>
+                            <a:fillRect/>
+                          </a:stretch>
+                        </pic:blipFill>
+                        <pic:spPr>
+                          <a:xfrm>
+                            <a:off x="0" y="0"/>
+                            <a:ext cx="2854868" cy="1487439"/>
+                          </a:xfrm>
+                          <a:prstGeom prst="rect">
+                            <a:avLst/>
+                          </a:prstGeom>
+                        </pic:spPr>
+                      </pic:pic>
+                    </a:graphicData>
+                  </a:graphic>
+                </wp:inline>
+              </w:drawing>
+            </w:r>
+          </w:p>
+        </w:tc>
+        <w:tc>
+          <w:tcPr>
+            <w:tcW w:w="269" w:type="dxa"/>
+            <w:tcBorders>
+              <w:top w:val="nil"/>
+              <w:left w:val="single" w:sz="4" w:space="0" w:color="auto"/>
+              <w:bottom w:val="nil"/>
+              <w:right w:val="nil"/>
+            </w:tcBorders>
+            <w:shd w:val="clear" w:color="auto" w:fill="auto"/>
+            <w:noWrap/>
+            <w:vAlign w:val="bottom"/>
+            <w:hideMark/>
+          </w:tcPr>
+          <w:p>
+            <w:pPr>
+              <w:spacing w:after="0" w:line="240" w:lineRule="auto"/>
+              <w:ind w:firstLine="0"/>
+              <w:rPr>
+                <w:color w:val="000000"/>
+                <w:sz w:val="24"/>
+                <w:szCs w:val="24"/>
+              </w:rPr>
+            </w:pPr>
+          </w:p>
+        </w:tc>
+      </w:tr>
+      <w:tr>
+        <w:trPr>
+          <w:trHeight w:val="315"/>
+        </w:trPr>
+        <w:tc>
+          <w:tcPr>
+            <w:tcW w:w="712" w:type="dxa"/>
+            <w:tcBorders>
+              <w:top w:val="single" w:sz="4" w:space="0" w:color="auto"/>
+              <w:left w:val="single" w:sz="4" w:space="0" w:color="auto"/>
+              <w:bottom w:val="single" w:sz="4" w:space="0" w:color="auto"/>
+              <w:right w:val="single" w:sz="4" w:space="0" w:color="auto"/>
+            </w:tcBorders>
+            <w:shd w:val="clear" w:color="auto" w:fill="auto"/>
+            <w:noWrap/>
+            <w:vAlign w:val="center"/>
+            <w:hideMark/>
+          </w:tcPr>
+          <w:p>
+            <w:pPr>
+              <w:spacing w:after="0" w:line="240" w:lineRule="auto"/>
+              <w:ind w:firstLine="0"/>
+              <w:jc w:val="center"/>
+              <w:rPr>
+                <w:color w:val="000000"/>
+                <w:sz w:val="24"/>
+                <w:szCs w:val="24"/>
+              </w:rPr>
+            </w:pPr>
+            <w:r>
+              <w:rPr>
+                <w:color w:val="000000"/>
+                <w:sz w:val="24"/>
+                <w:szCs w:val="24"/>
+              </w:rPr>
+              <w:t>26</w:t>
+            </w:r>
+          </w:p>
+        </w:tc>
+        <w:tc>
+          <w:tcPr>
+            <w:tcW w:w="4413" w:type="dxa"/>
+            <w:tcBorders>
+              <w:top w:val="single" w:sz="4" w:space="0" w:color="auto"/>
+              <w:left w:val="single" w:sz="4" w:space="0" w:color="auto"/>
+              <w:bottom w:val="single" w:sz="4" w:space="0" w:color="auto"/>
+              <w:right w:val="single" w:sz="4" w:space="0" w:color="auto"/>
+            </w:tcBorders>
+            <w:shd w:val="clear" w:color="auto" w:fill="auto"/>
+            <w:noWrap/>
+            <w:vAlign w:val="center"/>
+            <w:hideMark/>
+          </w:tcPr>
+          <w:p>
+            <w:pPr>
+              <w:spacing w:after="0" w:line="240" w:lineRule="auto"/>
+              <w:ind w:firstLine="0"/>
+              <w:rPr>
+                <w:color w:val="000000"/>
+                <w:sz w:val="24"/>
+                <w:szCs w:val="24"/>
+              </w:rPr>
+            </w:pPr>
+            <w:r>
+              <w:rPr>
+                <w:color w:val="000000"/>
+                <w:sz w:val="24"/>
+                <w:szCs w:val="24"/>
+              </w:rPr>
+              <w:t>docker network connect my_network my_nginx</w:t>
+            </w:r>
+          </w:p>
+          <w:p>
+            <w:pPr>
+              <w:spacing w:after="0" w:line="240" w:lineRule="auto"/>
+              <w:ind w:firstLine="0"/>
+              <w:rPr>
+                <w:color w:val="000000"/>
+                <w:sz w:val="24"/>
+                <w:szCs w:val="24"/>
+              </w:rPr>
+            </w:pPr>
+          </w:p>
+          <w:p>
+            <w:pPr>
+              <w:spacing w:after="0" w:line="240" w:lineRule="auto"/>
+              <w:ind w:firstLine="0"/>
+              <w:rPr>
+                <w:color w:val="000000"/>
+                <w:sz w:val="24"/>
+                <w:szCs w:val="24"/>
+              </w:rPr>
+            </w:pPr>
+            <w:r>
+              <w:rPr>
+                <w:color w:val="000000"/>
+                <w:sz w:val="24"/>
+                <w:szCs w:val="24"/>
+              </w:rPr>
+              <w:t>Kết nối thêm container đang chạy vào mạng my_network</w:t>
+            </w:r>
+          </w:p>
+        </w:tc>
+        <w:tc>
+          <w:tcPr>
+            <w:tcW w:w="5401" w:type="dxa"/>
+            <w:tcBorders>
+              <w:top w:val="single" w:sz="4" w:space="0" w:color="auto"/>
+              <w:left w:val="single" w:sz="4" w:space="0" w:color="auto"/>
+              <w:bottom w:val="single" w:sz="4" w:space="0" w:color="auto"/>
+              <w:right w:val="single" w:sz="4" w:space="0" w:color="auto"/>
+            </w:tcBorders>
+            <w:vAlign w:val="center"/>
+          </w:tcPr>
+          <w:p>
+            <w:pPr>
+              <w:spacing w:after="0" w:line="240" w:lineRule="auto"/>
+              <w:ind w:firstLine="0"/>
+              <w:rPr>
+                <w:color w:val="000000"/>
+                <w:sz w:val="24"/>
+                <w:szCs w:val="24"/>
+              </w:rPr>
+            </w:pPr>
+            <w:r>
+              <w:rPr>
+                <w:color w:val="000000"/>
+                <w:sz w:val="24"/>
+                <w:szCs w:val="24"/>
+              </w:rPr>
+              <w:drawing>
+                <wp:inline distT="0" distB="0" distL="0" distR="0" wp14:anchorId="2F9725ED" wp14:editId="0C2DDDFB">
+                  <wp:extent cx="2936610" cy="435598"/>
+                  <wp:effectExtent l="0" t="0" r="0" b="3175"/>
+                  <wp:docPr id="29" name="Picture 29"/>
+                  <wp:cNvGraphicFramePr>
+                    <a:graphicFrameLocks xmlns:a="http://schemas.openxmlformats.org/drawingml/2006/main" noChangeAspect="1"/>
+                  </wp:cNvGraphicFramePr>
+                  <a:graphic xmlns:a="http://schemas.openxmlformats.org/drawingml/2006/main">
+                    <a:graphicData uri="http://schemas.openxmlformats.org/drawingml/2006/picture">
+                      <pic:pic xmlns:pic="http://schemas.openxmlformats.org/drawingml/2006/picture">
+                        <pic:nvPicPr>
+                          <pic:cNvPr id="1" name=""/>
+                          <pic:cNvPicPr/>
+                        </pic:nvPicPr>
+                        <pic:blipFill>
+                          <a:blip r:embed="rId36"/>
+                          <a:stretch>
+                            <a:fillRect/>
+                          </a:stretch>
+                        </pic:blipFill>
+                        <pic:spPr>
+                          <a:xfrm>
+                            <a:off x="0" y="0"/>
+                            <a:ext cx="2996095" cy="444422"/>
+                          </a:xfrm>
+                          <a:prstGeom prst="rect">
+                            <a:avLst/>
+                          </a:prstGeom>
+                        </pic:spPr>
+                      </pic:pic>
+                    </a:graphicData>
+                  </a:graphic>
+                </wp:inline>
+              </w:drawing>
+            </w:r>
+          </w:p>
+        </w:tc>
+        <w:tc>
+          <w:tcPr>
+            <w:tcW w:w="269" w:type="dxa"/>
+            <w:tcBorders>
+              <w:top w:val="nil"/>
+              <w:left w:val="single" w:sz="4" w:space="0" w:color="auto"/>
+              <w:bottom w:val="nil"/>
+              <w:right w:val="nil"/>
+            </w:tcBorders>
+            <w:shd w:val="clear" w:color="auto" w:fill="auto"/>
+            <w:noWrap/>
+            <w:vAlign w:val="bottom"/>
+            <w:hideMark/>
+          </w:tcPr>
+          <w:p>
+            <w:pPr>
+              <w:spacing w:after="0" w:line="240" w:lineRule="auto"/>
+              <w:ind w:firstLine="0"/>
+              <w:rPr>
+                <w:color w:val="000000"/>
+                <w:sz w:val="24"/>
+                <w:szCs w:val="24"/>
+              </w:rPr>
+            </w:pPr>
+          </w:p>
+        </w:tc>
+      </w:tr>
+      <w:tr>
+        <w:trPr>
+          <w:trHeight w:val="315"/>
+        </w:trPr>
+        <w:tc>
+          <w:tcPr>
+            <w:tcW w:w="712" w:type="dxa"/>
+            <w:tcBorders>
+              <w:top w:val="single" w:sz="4" w:space="0" w:color="auto"/>
+              <w:left w:val="single" w:sz="4" w:space="0" w:color="auto"/>
+              <w:bottom w:val="single" w:sz="4" w:space="0" w:color="auto"/>
+              <w:right w:val="single" w:sz="4" w:space="0" w:color="auto"/>
+            </w:tcBorders>
+            <w:shd w:val="clear" w:color="auto" w:fill="auto"/>
+            <w:noWrap/>
+            <w:vAlign w:val="center"/>
+            <w:hideMark/>
+          </w:tcPr>
+          <w:p>
+            <w:pPr>
+              <w:spacing w:after="0" w:line="240" w:lineRule="auto"/>
+              <w:ind w:firstLine="0"/>
+              <w:jc w:val="center"/>
+              <w:rPr>
+                <w:color w:val="000000"/>
+                <w:sz w:val="24"/>
+                <w:szCs w:val="24"/>
+              </w:rPr>
+            </w:pPr>
+            <w:r>
+              <w:rPr>
+                <w:color w:val="000000"/>
+                <w:sz w:val="24"/>
+                <w:szCs w:val="24"/>
+              </w:rPr>
+              <w:t>27</w:t>
+            </w:r>
+          </w:p>
+        </w:tc>
+        <w:tc>
+          <w:tcPr>
+            <w:tcW w:w="4413" w:type="dxa"/>
+            <w:tcBorders>
+              <w:top w:val="single" w:sz="4" w:space="0" w:color="auto"/>
+              <w:left w:val="single" w:sz="4" w:space="0" w:color="auto"/>
+              <w:bottom w:val="single" w:sz="4" w:space="0" w:color="auto"/>
+              <w:right w:val="single" w:sz="4" w:space="0" w:color="auto"/>
+            </w:tcBorders>
+            <w:shd w:val="clear" w:color="auto" w:fill="auto"/>
+            <w:noWrap/>
+            <w:vAlign w:val="center"/>
+            <w:hideMark/>
+          </w:tcPr>
+          <w:p>
+            <w:pPr>
+              <w:spacing w:after="0" w:line="240" w:lineRule="auto"/>
+              <w:ind w:firstLine="0"/>
+              <w:rPr>
+                <w:color w:val="000000"/>
+                <w:sz w:val="24"/>
+                <w:szCs w:val="24"/>
+              </w:rPr>
+            </w:pPr>
+            <w:r>
+              <w:rPr>
+                <w:color w:val="000000"/>
+                <w:sz w:val="24"/>
+                <w:szCs w:val="24"/>
+              </w:rPr>
+              <w:t>docker run -d -e MY_ENV=hello_world nginx</w:t>
+            </w:r>
+          </w:p>
+          <w:p>
+            <w:pPr>
+              <w:spacing w:after="0" w:line="240" w:lineRule="auto"/>
+              <w:ind w:firstLine="0"/>
+              <w:rPr>
+                <w:color w:val="000000"/>
+                <w:sz w:val="24"/>
+                <w:szCs w:val="24"/>
+              </w:rPr>
+            </w:pPr>
+          </w:p>
+          <w:p>
+            <w:pPr>
+              <w:spacing w:after="0" w:line="240" w:lineRule="auto"/>
+              <w:ind w:firstLine="0"/>
+              <w:rPr>
+                <w:color w:val="000000"/>
+                <w:sz w:val="24"/>
+                <w:szCs w:val="24"/>
+              </w:rPr>
+            </w:pPr>
+            <w:r>
+              <w:rPr>
+                <w:color w:val="000000"/>
+                <w:sz w:val="24"/>
+                <w:szCs w:val="24"/>
+              </w:rPr>
+              <w:t>Truyền biến môi trường vào container đang chạy</w:t>
+            </w:r>
+          </w:p>
+        </w:tc>
+        <w:tc>
+          <w:tcPr>
+            <w:tcW w:w="5401" w:type="dxa"/>
+            <w:tcBorders>
+              <w:top w:val="single" w:sz="4" w:space="0" w:color="auto"/>
+              <w:left w:val="single" w:sz="4" w:space="0" w:color="auto"/>
+              <w:bottom w:val="single" w:sz="4" w:space="0" w:color="auto"/>
+              <w:right w:val="single" w:sz="4" w:space="0" w:color="auto"/>
+            </w:tcBorders>
+            <w:vAlign w:val="center"/>
+          </w:tcPr>
+          <w:p>
+            <w:pPr>
+              <w:spacing w:after="0" w:line="240" w:lineRule="auto"/>
+              <w:ind w:firstLine="0"/>
+              <w:rPr>
+                <w:color w:val="000000"/>
+                <w:sz w:val="24"/>
+                <w:szCs w:val="24"/>
+              </w:rPr>
+            </w:pPr>
+            <w:r>
+              <w:rPr>
+                <w:color w:val="000000"/>
+                <w:sz w:val="24"/>
+                <w:szCs w:val="24"/>
+              </w:rPr>
+              <w:drawing>
+                <wp:inline distT="0" distB="0" distL="0" distR="0" wp14:anchorId="3FA2E929" wp14:editId="28956FB2">
+                  <wp:extent cx="3110275" cy="957737"/>
+                  <wp:effectExtent l="0" t="0" r="0" b="0"/>
+                  <wp:docPr id="30" name="Picture 30"/>
+                  <wp:cNvGraphicFramePr>
+                    <a:graphicFrameLocks xmlns:a="http://schemas.openxmlformats.org/drawingml/2006/main" noChangeAspect="1"/>
+                  </wp:cNvGraphicFramePr>
+                  <a:graphic xmlns:a="http://schemas.openxmlformats.org/drawingml/2006/main">
+                    <a:graphicData uri="http://schemas.openxmlformats.org/drawingml/2006/picture">
+                      <pic:pic xmlns:pic="http://schemas.openxmlformats.org/drawingml/2006/picture">
+                        <pic:nvPicPr>
+                          <pic:cNvPr id="1" name=""/>
+                          <pic:cNvPicPr/>
+                        </pic:nvPicPr>
+                        <pic:blipFill>
+                          <a:blip r:embed="rId37"/>
+                          <a:stretch>
+                            <a:fillRect/>
+                          </a:stretch>
+                        </pic:blipFill>
+                        <pic:spPr>
+                          <a:xfrm>
+                            <a:off x="0" y="0"/>
+                            <a:ext cx="3126590" cy="962761"/>
+                          </a:xfrm>
+                          <a:prstGeom prst="rect">
+                            <a:avLst/>
+                          </a:prstGeom>
+                        </pic:spPr>
+                      </pic:pic>
+                    </a:graphicData>
+                  </a:graphic>
+                </wp:inline>
+              </w:drawing>
+            </w:r>
+          </w:p>
+        </w:tc>
+        <w:tc>
+          <w:tcPr>
+            <w:tcW w:w="269" w:type="dxa"/>
+            <w:tcBorders>
+              <w:top w:val="nil"/>
+              <w:left w:val="single" w:sz="4" w:space="0" w:color="auto"/>
+              <w:bottom w:val="nil"/>
+              <w:right w:val="nil"/>
+            </w:tcBorders>
+            <w:shd w:val="clear" w:color="auto" w:fill="auto"/>
+            <w:noWrap/>
+            <w:vAlign w:val="bottom"/>
+            <w:hideMark/>
+          </w:tcPr>
+          <w:p>
+            <w:pPr>
+              <w:spacing w:after="0" w:line="240" w:lineRule="auto"/>
+              <w:ind w:firstLine="0"/>
+              <w:rPr>
+                <w:color w:val="000000"/>
+                <w:sz w:val="24"/>
+                <w:szCs w:val="24"/>
+              </w:rPr>
+            </w:pPr>
+          </w:p>
+        </w:tc>
+      </w:tr>
+      <w:tr>
+        <w:trPr>
+          <w:trHeight w:val="315"/>
+        </w:trPr>
+        <w:tc>
+          <w:tcPr>
+            <w:tcW w:w="712" w:type="dxa"/>
+            <w:tcBorders>
+              <w:top w:val="single" w:sz="4" w:space="0" w:color="auto"/>
+              <w:left w:val="single" w:sz="4" w:space="0" w:color="auto"/>
+              <w:bottom w:val="single" w:sz="4" w:space="0" w:color="auto"/>
+              <w:right w:val="single" w:sz="4" w:space="0" w:color="auto"/>
+            </w:tcBorders>
+            <w:shd w:val="clear" w:color="auto" w:fill="auto"/>
+            <w:noWrap/>
+            <w:vAlign w:val="center"/>
+            <w:hideMark/>
+          </w:tcPr>
+          <w:p>
+            <w:pPr>
+              <w:spacing w:after="0" w:line="240" w:lineRule="auto"/>
+              <w:ind w:firstLine="0"/>
+              <w:jc w:val="center"/>
+              <w:rPr>
+                <w:color w:val="000000"/>
+                <w:sz w:val="24"/>
+                <w:szCs w:val="24"/>
+              </w:rPr>
+            </w:pPr>
+            <w:r>
+              <w:rPr>
+                <w:color w:val="000000"/>
+                <w:sz w:val="24"/>
+                <w:szCs w:val="24"/>
+              </w:rPr>
+              <w:lastRenderedPageBreak/>
+              <w:t>28</w:t>
+            </w:r>
+          </w:p>
+        </w:tc>
+        <w:tc>
+          <w:tcPr>
+            <w:tcW w:w="4413" w:type="dxa"/>
+            <w:tcBorders>
+              <w:top w:val="single" w:sz="4" w:space="0" w:color="auto"/>
+              <w:left w:val="single" w:sz="4" w:space="0" w:color="auto"/>
+              <w:bottom w:val="single" w:sz="4" w:space="0" w:color="auto"/>
+              <w:right w:val="single" w:sz="4" w:space="0" w:color="auto"/>
+            </w:tcBorders>
+            <w:shd w:val="clear" w:color="auto" w:fill="auto"/>
+            <w:noWrap/>
+            <w:vAlign w:val="center"/>
+            <w:hideMark/>
+          </w:tcPr>
+          <w:p>
+            <w:pPr>
+              <w:spacing w:after="0" w:line="240" w:lineRule="auto"/>
+              <w:ind w:firstLine="0"/>
+              <w:rPr>
+                <w:color w:val="000000"/>
+                <w:sz w:val="24"/>
+                <w:szCs w:val="24"/>
+              </w:rPr>
+            </w:pPr>
+            <w:r>
+              <w:rPr>
+                <w:color w:val="000000"/>
+                <w:sz w:val="24"/>
+                <w:szCs w:val="24"/>
+              </w:rPr>
+              <w:t>docker logs -f my_nginx</w:t>
+            </w:r>
+          </w:p>
+        </w:tc>
+        <w:tc>
+          <w:tcPr>
+            <w:tcW w:w="5401" w:type="dxa"/>
+            <w:tcBorders>
+              <w:top w:val="single" w:sz="4" w:space="0" w:color="auto"/>
+              <w:left w:val="single" w:sz="4" w:space="0" w:color="auto"/>
+              <w:bottom w:val="single" w:sz="4" w:space="0" w:color="auto"/>
+              <w:right w:val="single" w:sz="4" w:space="0" w:color="auto"/>
+            </w:tcBorders>
+            <w:vAlign w:val="center"/>
+          </w:tcPr>
+          <w:p>
+            <w:pPr>
+              <w:spacing w:after="0" w:line="240" w:lineRule="auto"/>
+              <w:ind w:firstLine="0"/>
+              <w:rPr>
+                <w:color w:val="000000"/>
+                <w:sz w:val="24"/>
+                <w:szCs w:val="24"/>
+              </w:rPr>
+            </w:pPr>
+            <w:r>
+              <w:rPr>
+                <w:color w:val="000000"/>
+                <w:sz w:val="24"/>
+                <w:szCs w:val="24"/>
+              </w:rPr>
+              <w:drawing>
+                <wp:inline distT="0" distB="0" distL="0" distR="0" wp14:anchorId="131BE678" wp14:editId="098EDFA4">
+                  <wp:extent cx="2878973" cy="1623154"/>
+                  <wp:effectExtent l="0" t="0" r="0" b="0"/>
+                  <wp:docPr id="31" name="Picture 31"/>
+                  <wp:cNvGraphicFramePr>
+                    <a:graphicFrameLocks xmlns:a="http://schemas.openxmlformats.org/drawingml/2006/main" noChangeAspect="1"/>
+                  </wp:cNvGraphicFramePr>
+                  <a:graphic xmlns:a="http://schemas.openxmlformats.org/drawingml/2006/main">
+                    <a:graphicData uri="http://schemas.openxmlformats.org/drawingml/2006/picture">
+                      <pic:pic xmlns:pic="http://schemas.openxmlformats.org/drawingml/2006/picture">
+                        <pic:nvPicPr>
+                          <pic:cNvPr id="1" name=""/>
+                          <pic:cNvPicPr/>
+                        </pic:nvPicPr>
+                        <pic:blipFill>
+                          <a:blip r:embed="rId38"/>
+                          <a:stretch>
+                            <a:fillRect/>
+                          </a:stretch>
+                        </pic:blipFill>
+                        <pic:spPr>
+                          <a:xfrm>
+                            <a:off x="0" y="0"/>
+                            <a:ext cx="2897813" cy="1633776"/>
+                          </a:xfrm>
+                          <a:prstGeom prst="rect">
+                            <a:avLst/>
+                          </a:prstGeom>
+                        </pic:spPr>
+                      </pic:pic>
+                    </a:graphicData>
+                  </a:graphic>
+                </wp:inline>
+              </w:drawing>
+            </w:r>
+          </w:p>
+        </w:tc>
+        <w:tc>
+          <w:tcPr>
+            <w:tcW w:w="269" w:type="dxa"/>
+            <w:tcBorders>
+              <w:top w:val="nil"/>
+              <w:left w:val="single" w:sz="4" w:space="0" w:color="auto"/>
+              <w:bottom w:val="nil"/>
+              <w:right w:val="nil"/>
+            </w:tcBorders>
+            <w:shd w:val="clear" w:color="auto" w:fill="auto"/>
+            <w:noWrap/>
+            <w:vAlign w:val="bottom"/>
+            <w:hideMark/>
+          </w:tcPr>
+          <w:p>
+            <w:pPr>
+              <w:spacing w:after="0" w:line="240" w:lineRule="auto"/>
+              <w:ind w:firstLine="0"/>
+              <w:rPr>
+                <w:color w:val="000000"/>
+                <w:sz w:val="24"/>
+                <w:szCs w:val="24"/>
+              </w:rPr>
+            </w:pPr>
+          </w:p>
+        </w:tc>
+      </w:tr>
+      <w:tr>
+        <w:trPr>
+          <w:trHeight w:val="315"/>
+        </w:trPr>
+        <w:tc>
+          <w:tcPr>
+            <w:tcW w:w="712" w:type="dxa"/>
+            <w:vMerge w:val="restart"/>
+            <w:tcBorders>
+              <w:top w:val="single" w:sz="4" w:space="0" w:color="auto"/>
+              <w:left w:val="single" w:sz="4" w:space="0" w:color="auto"/>
+              <w:bottom w:val="single" w:sz="4" w:space="0" w:color="auto"/>
+              <w:right w:val="single" w:sz="4" w:space="0" w:color="auto"/>
+            </w:tcBorders>
+            <w:shd w:val="clear" w:color="auto" w:fill="auto"/>
+            <w:noWrap/>
+            <w:vAlign w:val="center"/>
+            <w:hideMark/>
+          </w:tcPr>
+          <w:p>
+            <w:pPr>
+              <w:spacing w:after="0" w:line="240" w:lineRule="auto"/>
+              <w:ind w:firstLine="0"/>
+              <w:jc w:val="center"/>
+              <w:rPr>
+                <w:color w:val="000000"/>
+                <w:sz w:val="24"/>
+                <w:szCs w:val="24"/>
+              </w:rPr>
+            </w:pPr>
+            <w:r>
+              <w:rPr>
+                <w:color w:val="000000"/>
+                <w:sz w:val="24"/>
+                <w:szCs w:val="24"/>
+              </w:rPr>
+              <w:t>29</w:t>
+            </w:r>
+          </w:p>
+        </w:tc>
+        <w:tc>
+          <w:tcPr>
+            <w:tcW w:w="4413" w:type="dxa"/>
+            <w:tcBorders>
+              <w:top w:val="single" w:sz="4" w:space="0" w:color="auto"/>
+              <w:left w:val="single" w:sz="4" w:space="0" w:color="auto"/>
+              <w:bottom w:val="single" w:sz="4" w:space="0" w:color="auto"/>
+              <w:right w:val="single" w:sz="4" w:space="0" w:color="auto"/>
+            </w:tcBorders>
+            <w:shd w:val="clear" w:color="auto" w:fill="auto"/>
+            <w:noWrap/>
+            <w:vAlign w:val="center"/>
+            <w:hideMark/>
+          </w:tcPr>
+          <w:p>
+            <w:pPr>
+              <w:spacing w:after="0" w:line="240" w:lineRule="auto"/>
+              <w:ind w:firstLine="0"/>
+              <w:rPr>
+                <w:color w:val="000000"/>
+                <w:sz w:val="24"/>
+                <w:szCs w:val="24"/>
+              </w:rPr>
+            </w:pPr>
+            <w:r>
+              <w:rPr>
+                <w:color w:val="000000"/>
+                <w:sz w:val="24"/>
+                <w:szCs w:val="24"/>
+              </w:rPr>
+              <w:t>FROM nginx</w:t>
+            </w:r>
+          </w:p>
+        </w:tc>
+        <w:tc>
+          <w:tcPr>
+            <w:tcW w:w="5401" w:type="dxa"/>
+            <w:vMerge w:val="restart"/>
+            <w:tcBorders>
+              <w:top w:val="single" w:sz="4" w:space="0" w:color="auto"/>
+              <w:left w:val="single" w:sz="4" w:space="0" w:color="auto"/>
+              <w:right w:val="single" w:sz="4" w:space="0" w:color="auto"/>
+            </w:tcBorders>
+            <w:vAlign w:val="center"/>
+          </w:tcPr>
+          <w:p>
+            <w:pPr>
+              <w:spacing w:after="0" w:line="240" w:lineRule="auto"/>
+              <w:ind w:firstLine="0"/>
+              <w:rPr>
+                <w:color w:val="000000"/>
+                <w:sz w:val="24"/>
+                <w:szCs w:val="24"/>
+              </w:rPr>
+            </w:pPr>
+            <w:r>
+              <w:rPr>
+                <w:color w:val="000000"/>
+                <w:sz w:val="24"/>
+                <w:szCs w:val="24"/>
+              </w:rPr>
+              <w:t>Hai lệnh đầu tiên của dockerfile. FROM khai báo base image. COPY chép file từ máy vào trong image</w:t>
+            </w:r>
+          </w:p>
+        </w:tc>
+        <w:tc>
+          <w:tcPr>
+            <w:tcW w:w="269" w:type="dxa"/>
+            <w:tcBorders>
+              <w:top w:val="nil"/>
+              <w:left w:val="single" w:sz="4" w:space="0" w:color="auto"/>
+              <w:bottom w:val="nil"/>
+              <w:right w:val="nil"/>
+            </w:tcBorders>
+            <w:shd w:val="clear" w:color="auto" w:fill="auto"/>
+            <w:noWrap/>
+            <w:vAlign w:val="bottom"/>
+            <w:hideMark/>
+          </w:tcPr>
+          <w:p>
+            <w:pPr>
+              <w:spacing w:after="0" w:line="240" w:lineRule="auto"/>
+              <w:ind w:firstLine="0"/>
+              <w:rPr>
+                <w:color w:val="000000"/>
+                <w:sz w:val="24"/>
+                <w:szCs w:val="24"/>
+              </w:rPr>
+            </w:pPr>
+          </w:p>
+        </w:tc>
+      </w:tr>
+      <w:tr>
+        <w:trPr>
+          <w:trHeight w:val="300"/>
+        </w:trPr>
+        <w:tc>
+          <w:tcPr>
+            <w:tcW w:w="712" w:type="dxa"/>
+            <w:vMerge/>
+            <w:tcBorders>
+              <w:top w:val="single" w:sz="4" w:space="0" w:color="auto"/>
+              <w:left w:val="single" w:sz="4" w:space="0" w:color="auto"/>
+              <w:bottom w:val="single" w:sz="4" w:space="0" w:color="auto"/>
+              <w:right w:val="single" w:sz="4" w:space="0" w:color="auto"/>
+            </w:tcBorders>
+            <w:vAlign w:val="center"/>
+            <w:hideMark/>
+          </w:tcPr>
+          <w:p>
+            <w:pPr>
+              <w:spacing w:after="0" w:line="240" w:lineRule="auto"/>
+              <w:ind w:firstLine="0"/>
+              <w:jc w:val="center"/>
+              <w:rPr>
+                <w:color w:val="000000"/>
+                <w:sz w:val="24"/>
+                <w:szCs w:val="24"/>
+              </w:rPr>
+            </w:pPr>
+          </w:p>
+        </w:tc>
+        <w:tc>
+          <w:tcPr>
+            <w:tcW w:w="4413" w:type="dxa"/>
+            <w:tcBorders>
+              <w:top w:val="single" w:sz="4" w:space="0" w:color="auto"/>
+              <w:left w:val="single" w:sz="4" w:space="0" w:color="auto"/>
+              <w:bottom w:val="single" w:sz="4" w:space="0" w:color="auto"/>
+              <w:right w:val="single" w:sz="4" w:space="0" w:color="auto"/>
+            </w:tcBorders>
+            <w:shd w:val="clear" w:color="auto" w:fill="auto"/>
+            <w:noWrap/>
+            <w:vAlign w:val="center"/>
+            <w:hideMark/>
+          </w:tcPr>
+          <w:p>
+            <w:pPr>
+              <w:spacing w:after="0" w:line="240" w:lineRule="auto"/>
+              <w:ind w:firstLine="0"/>
+              <w:rPr>
+                <w:color w:val="000000"/>
+                <w:sz w:val="24"/>
+                <w:szCs w:val="24"/>
+              </w:rPr>
+            </w:pPr>
+            <w:r>
+              <w:rPr>
+                <w:color w:val="000000"/>
+                <w:sz w:val="24"/>
+                <w:szCs w:val="24"/>
+              </w:rPr>
+              <w:t>COPY index.html /usr/share/nginx/html/index.html</w:t>
+            </w:r>
+          </w:p>
+        </w:tc>
+        <w:tc>
+          <w:tcPr>
+            <w:tcW w:w="5401" w:type="dxa"/>
+            <w:vMerge/>
+            <w:tcBorders>
+              <w:left w:val="single" w:sz="4" w:space="0" w:color="auto"/>
+              <w:bottom w:val="single" w:sz="4" w:space="0" w:color="auto"/>
+              <w:right w:val="single" w:sz="4" w:space="0" w:color="auto"/>
+            </w:tcBorders>
+            <w:vAlign w:val="center"/>
+          </w:tcPr>
+          <w:p>
+            <w:pPr>
+              <w:spacing w:after="0" w:line="240" w:lineRule="auto"/>
+              <w:ind w:firstLine="0"/>
+              <w:rPr>
+                <w:color w:val="000000"/>
+                <w:sz w:val="24"/>
+                <w:szCs w:val="24"/>
+              </w:rPr>
+            </w:pPr>
+          </w:p>
+        </w:tc>
+        <w:tc>
+          <w:tcPr>
+            <w:tcW w:w="269" w:type="dxa"/>
+            <w:tcBorders>
+              <w:top w:val="nil"/>
+              <w:left w:val="single" w:sz="4" w:space="0" w:color="auto"/>
+              <w:bottom w:val="nil"/>
+              <w:right w:val="nil"/>
+            </w:tcBorders>
+            <w:shd w:val="clear" w:color="auto" w:fill="auto"/>
+            <w:noWrap/>
+            <w:vAlign w:val="bottom"/>
+            <w:hideMark/>
+          </w:tcPr>
+          <w:p>
+            <w:pPr>
+              <w:spacing w:after="0" w:line="240" w:lineRule="auto"/>
+              <w:ind w:firstLine="0"/>
+              <w:rPr>
+                <w:color w:val="000000"/>
+                <w:sz w:val="24"/>
+                <w:szCs w:val="24"/>
+              </w:rPr>
+            </w:pPr>
+          </w:p>
+        </w:tc>
+      </w:tr>
+      <w:tr>
+        <w:trPr>
+          <w:trHeight w:val="300"/>
+        </w:trPr>
+        <w:tc>
+          <w:tcPr>
+            <w:tcW w:w="712" w:type="dxa"/>
+            <w:tcBorders>
+              <w:top w:val="single" w:sz="4" w:space="0" w:color="auto"/>
+              <w:left w:val="single" w:sz="4" w:space="0" w:color="auto"/>
+              <w:bottom w:val="single" w:sz="4" w:space="0" w:color="auto"/>
+              <w:right w:val="single" w:sz="4" w:space="0" w:color="auto"/>
+            </w:tcBorders>
+            <w:shd w:val="clear" w:color="auto" w:fill="auto"/>
+            <w:noWrap/>
+            <w:vAlign w:val="center"/>
+            <w:hideMark/>
+          </w:tcPr>
+          <w:p>
+            <w:pPr>
+              <w:spacing w:after="0" w:line="240" w:lineRule="auto"/>
+              <w:ind w:firstLine="0"/>
+              <w:jc w:val="center"/>
+              <w:rPr>
+                <w:color w:val="000000"/>
+                <w:sz w:val="24"/>
+                <w:szCs w:val="24"/>
+              </w:rPr>
+            </w:pPr>
+            <w:r>
+              <w:rPr>
+                <w:color w:val="000000"/>
+                <w:sz w:val="24"/>
+                <w:szCs w:val="24"/>
+              </w:rPr>
+              <w:t>30</w:t>
+            </w:r>
+          </w:p>
+        </w:tc>
+        <w:tc>
+          <w:tcPr>
+            <w:tcW w:w="4413" w:type="dxa"/>
+            <w:tcBorders>
+              <w:top w:val="single" w:sz="4" w:space="0" w:color="auto"/>
+              <w:left w:val="single" w:sz="4" w:space="0" w:color="auto"/>
+              <w:bottom w:val="single" w:sz="4" w:space="0" w:color="auto"/>
+              <w:right w:val="single" w:sz="4" w:space="0" w:color="auto"/>
+            </w:tcBorders>
+            <w:shd w:val="clear" w:color="auto" w:fill="auto"/>
+            <w:noWrap/>
+            <w:vAlign w:val="center"/>
+            <w:hideMark/>
+          </w:tcPr>
+          <w:p>
+            <w:pPr>
+              <w:spacing w:after="0" w:line="240" w:lineRule="auto"/>
+              <w:ind w:firstLine="0"/>
+              <w:rPr>
+                <w:color w:val="000000"/>
+                <w:sz w:val="24"/>
+                <w:szCs w:val="24"/>
+              </w:rPr>
+            </w:pPr>
+            <w:r>
+              <w:rPr>
+                <w:color w:val="000000"/>
+                <w:sz w:val="24"/>
+                <w:szCs w:val="24"/>
+              </w:rPr>
+              <w:t>docker build -t my_nginx_image .</w:t>
+            </w:r>
+          </w:p>
+          <w:p>
+            <w:pPr>
+              <w:spacing w:after="0" w:line="240" w:lineRule="auto"/>
+              <w:ind w:firstLine="0"/>
+              <w:rPr>
+                <w:color w:val="000000"/>
+                <w:sz w:val="24"/>
+                <w:szCs w:val="24"/>
+              </w:rPr>
+            </w:pPr>
+          </w:p>
+          <w:p>
+            <w:pPr>
+              <w:spacing w:after="0" w:line="240" w:lineRule="auto"/>
+              <w:ind w:firstLine="0"/>
+              <w:rPr>
+                <w:color w:val="000000"/>
+                <w:sz w:val="24"/>
+                <w:szCs w:val="24"/>
+              </w:rPr>
+            </w:pPr>
+            <w:r>
+              <w:rPr>
+                <w:color w:val="000000"/>
+                <w:sz w:val="24"/>
+                <w:szCs w:val="24"/>
+              </w:rPr>
+              <w:t>Xây dựng image từ Dockerfile trong thư mục hiện tại. -t đặt tên cho</w:t>
+            </w:r>
+            <w:r>
+              <w:rPr>
+                <w:color w:val="000000"/>
+                <w:sz w:val="24"/>
+                <w:szCs w:val="24"/>
+              </w:rPr>
+              <w:t xml:space="preserve"> image</w:t>
+            </w:r>
+          </w:p>
+        </w:tc>
+        <w:tc>
+          <w:tcPr>
+            <w:tcW w:w="5401" w:type="dxa"/>
+            <w:tcBorders>
+              <w:top w:val="single" w:sz="4" w:space="0" w:color="auto"/>
+              <w:left w:val="single" w:sz="4" w:space="0" w:color="auto"/>
+              <w:bottom w:val="single" w:sz="4" w:space="0" w:color="auto"/>
+              <w:right w:val="single" w:sz="4" w:space="0" w:color="auto"/>
+            </w:tcBorders>
+            <w:vAlign w:val="center"/>
+          </w:tcPr>
+          <w:p>
+            <w:pPr>
+              <w:spacing w:after="0" w:line="240" w:lineRule="auto"/>
+              <w:ind w:firstLine="0"/>
+              <w:rPr>
+                <w:color w:val="000000"/>
+                <w:sz w:val="24"/>
+                <w:szCs w:val="24"/>
+              </w:rPr>
+            </w:pPr>
+            <w:r>
+              <w:rPr>
+                <w:color w:val="000000"/>
+                <w:sz w:val="24"/>
+                <w:szCs w:val="24"/>
+              </w:rPr>
+              <w:drawing>
+                <wp:inline distT="0" distB="0" distL="0" distR="0" wp14:anchorId="0FE441AE" wp14:editId="56AB0768">
+                  <wp:extent cx="2999273" cy="1030028"/>
+                  <wp:effectExtent l="0" t="0" r="0" b="0"/>
+                  <wp:docPr id="33" name="Picture 33"/>
+                  <wp:cNvGraphicFramePr>
+                    <a:graphicFrameLocks xmlns:a="http://schemas.openxmlformats.org/drawingml/2006/main" noChangeAspect="1"/>
+                  </wp:cNvGraphicFramePr>
+                  <a:graphic xmlns:a="http://schemas.openxmlformats.org/drawingml/2006/main">
+                    <a:graphicData uri="http://schemas.openxmlformats.org/drawingml/2006/picture">
+                      <pic:pic xmlns:pic="http://schemas.openxmlformats.org/drawingml/2006/picture">
+                        <pic:nvPicPr>
+                          <pic:cNvPr id="1" name=""/>
+                          <pic:cNvPicPr/>
+                        </pic:nvPicPr>
+                        <pic:blipFill>
+                          <a:blip r:embed="rId39"/>
+                          <a:stretch>
+                            <a:fillRect/>
+                          </a:stretch>
+                        </pic:blipFill>
+                        <pic:spPr>
+                          <a:xfrm>
+                            <a:off x="0" y="0"/>
+                            <a:ext cx="3025196" cy="1038931"/>
+                          </a:xfrm>
+                          <a:prstGeom prst="rect">
+                            <a:avLst/>
+                          </a:prstGeom>
+                        </pic:spPr>
+                      </pic:pic>
+                    </a:graphicData>
+                  </a:graphic>
+                </wp:inline>
+              </w:drawing>
+            </w:r>
+          </w:p>
+        </w:tc>
+        <w:tc>
+          <w:tcPr>
+            <w:tcW w:w="269" w:type="dxa"/>
+            <w:tcBorders>
+              <w:top w:val="nil"/>
+              <w:left w:val="single" w:sz="4" w:space="0" w:color="auto"/>
+              <w:bottom w:val="nil"/>
+              <w:right w:val="nil"/>
+            </w:tcBorders>
+            <w:shd w:val="clear" w:color="auto" w:fill="auto"/>
+            <w:noWrap/>
+            <w:vAlign w:val="bottom"/>
+            <w:hideMark/>
+          </w:tcPr>
+          <w:p>
+            <w:pPr>
+              <w:spacing w:after="0" w:line="240" w:lineRule="auto"/>
+              <w:ind w:firstLine="0"/>
+              <w:rPr>
+                <w:color w:val="000000"/>
+                <w:sz w:val="24"/>
+                <w:szCs w:val="24"/>
+              </w:rPr>
+            </w:pPr>
+          </w:p>
+        </w:tc>
+      </w:tr>
+      <w:tr>
+        <w:trPr>
+          <w:trHeight w:val="300"/>
+        </w:trPr>
+        <w:tc>
+          <w:tcPr>
+            <w:tcW w:w="712" w:type="dxa"/>
+            <w:tcBorders>
+              <w:top w:val="single" w:sz="4" w:space="0" w:color="auto"/>
+              <w:left w:val="single" w:sz="4" w:space="0" w:color="auto"/>
+              <w:bottom w:val="single" w:sz="4" w:space="0" w:color="auto"/>
+              <w:right w:val="single" w:sz="4" w:space="0" w:color="auto"/>
+            </w:tcBorders>
+            <w:shd w:val="clear" w:color="auto" w:fill="auto"/>
+            <w:noWrap/>
+            <w:vAlign w:val="center"/>
+            <w:hideMark/>
+          </w:tcPr>
+          <w:p>
+            <w:pPr>
+              <w:spacing w:after="0" w:line="240" w:lineRule="auto"/>
+              <w:ind w:firstLine="0"/>
+              <w:jc w:val="center"/>
+              <w:rPr>
+                <w:color w:val="000000"/>
+                <w:sz w:val="24"/>
+                <w:szCs w:val="24"/>
+              </w:rPr>
+            </w:pPr>
+            <w:r>
+              <w:rPr>
+                <w:color w:val="000000"/>
+                <w:sz w:val="24"/>
+                <w:szCs w:val="24"/>
+              </w:rPr>
+              <w:t>31</w:t>
+            </w:r>
+          </w:p>
+        </w:tc>
+        <w:tc>
+          <w:tcPr>
+            <w:tcW w:w="4413" w:type="dxa"/>
+            <w:tcBorders>
+              <w:top w:val="single" w:sz="4" w:space="0" w:color="auto"/>
+              <w:left w:val="single" w:sz="4" w:space="0" w:color="auto"/>
+              <w:bottom w:val="single" w:sz="4" w:space="0" w:color="auto"/>
+              <w:right w:val="single" w:sz="4" w:space="0" w:color="auto"/>
+            </w:tcBorders>
+            <w:shd w:val="clear" w:color="auto" w:fill="auto"/>
+            <w:noWrap/>
+            <w:vAlign w:val="center"/>
+            <w:hideMark/>
+          </w:tcPr>
+          <w:p>
+            <w:pPr>
+              <w:spacing w:after="0" w:line="240" w:lineRule="auto"/>
+              <w:ind w:firstLine="0"/>
+              <w:rPr>
+                <w:color w:val="000000"/>
+                <w:sz w:val="24"/>
+                <w:szCs w:val="24"/>
+              </w:rPr>
+            </w:pPr>
+            <w:r>
+              <w:rPr>
+                <w:color w:val="000000"/>
+                <w:sz w:val="24"/>
+                <w:szCs w:val="24"/>
+              </w:rPr>
+              <w:t>docker run -d -p 8080:80 my_nginx_image</w:t>
+            </w:r>
+          </w:p>
+        </w:tc>
+        <w:tc>
+          <w:tcPr>
+            <w:tcW w:w="5401" w:type="dxa"/>
+            <w:tcBorders>
+              <w:top w:val="single" w:sz="4" w:space="0" w:color="auto"/>
+              <w:left w:val="single" w:sz="4" w:space="0" w:color="auto"/>
+              <w:bottom w:val="single" w:sz="4" w:space="0" w:color="auto"/>
+              <w:right w:val="single" w:sz="4" w:space="0" w:color="auto"/>
+            </w:tcBorders>
+            <w:vAlign w:val="center"/>
+          </w:tcPr>
+          <w:p>
+            <w:pPr>
+              <w:spacing w:after="0" w:line="240" w:lineRule="auto"/>
+              <w:ind w:firstLine="0"/>
+              <w:rPr>
+                <w:color w:val="000000"/>
+                <w:sz w:val="24"/>
+                <w:szCs w:val="24"/>
+              </w:rPr>
+            </w:pPr>
+            <w:r>
+              <w:rPr>
+                <w:color w:val="000000"/>
+                <w:sz w:val="24"/>
+                <w:szCs w:val="24"/>
+              </w:rPr>
+              <w:drawing>
+                <wp:inline distT="0" distB="0" distL="0" distR="0" wp14:anchorId="474A1236" wp14:editId="5B1734EA">
+                  <wp:extent cx="3034231" cy="490381"/>
+                  <wp:effectExtent l="0" t="0" r="0" b="5080"/>
+                  <wp:docPr id="34" name="Picture 34"/>
+                  <wp:cNvGraphicFramePr>
+                    <a:graphicFrameLocks xmlns:a="http://schemas.openxmlformats.org/drawingml/2006/main" noChangeAspect="1"/>
+                  </wp:cNvGraphicFramePr>
+                  <a:graphic xmlns:a="http://schemas.openxmlformats.org/drawingml/2006/main">
+                    <a:graphicData uri="http://schemas.openxmlformats.org/drawingml/2006/picture">
+                      <pic:pic xmlns:pic="http://schemas.openxmlformats.org/drawingml/2006/picture">
+                        <pic:nvPicPr>
+                          <pic:cNvPr id="1" name=""/>
+                          <pic:cNvPicPr/>
+                        </pic:nvPicPr>
+                        <pic:blipFill>
+                          <a:blip r:embed="rId40"/>
+                          <a:stretch>
+                            <a:fillRect/>
+                          </a:stretch>
+                        </pic:blipFill>
+                        <pic:spPr>
+                          <a:xfrm>
+                            <a:off x="0" y="0"/>
+                            <a:ext cx="3092895" cy="499862"/>
+                          </a:xfrm>
+                          <a:prstGeom prst="rect">
+                            <a:avLst/>
+                          </a:prstGeom>
+                        </pic:spPr>
+                      </pic:pic>
+                    </a:graphicData>
+                  </a:graphic>
+                </wp:inline>
+              </w:drawing>
+            </w:r>
+          </w:p>
+          <w:p>
+            <w:pPr>
+              <w:spacing w:after="0" w:line="240" w:lineRule="auto"/>
+              <w:ind w:firstLine="0"/>
+              <w:rPr>
+                <w:color w:val="000000"/>
+                <w:sz w:val="24"/>
+                <w:szCs w:val="24"/>
+              </w:rPr>
+            </w:pPr>
+          </w:p>
+        </w:tc>
+        <w:tc>
+          <w:tcPr>
+            <w:tcW w:w="269" w:type="dxa"/>
+            <w:tcBorders>
+              <w:top w:val="nil"/>
+              <w:left w:val="single" w:sz="4" w:space="0" w:color="auto"/>
+              <w:bottom w:val="nil"/>
+              <w:right w:val="nil"/>
+            </w:tcBorders>
+            <w:shd w:val="clear" w:color="auto" w:fill="auto"/>
+            <w:noWrap/>
+            <w:vAlign w:val="bottom"/>
+            <w:hideMark/>
+          </w:tcPr>
+          <w:p>
+            <w:pPr>
+              <w:spacing w:after="0" w:line="240" w:lineRule="auto"/>
+              <w:ind w:firstLine="0"/>
+              <w:rPr>
+                <w:color w:val="000000"/>
+                <w:sz w:val="24"/>
+                <w:szCs w:val="24"/>
+              </w:rPr>
+            </w:pPr>
+          </w:p>
+        </w:tc>
+      </w:tr>
+    </w:tbl>
+    <w:p>
+      <w:pPr>
+        <w:rPr>
+          <w:b/>
+          <w:bCs/>
+        </w:rPr>
+      </w:pPr>
+    </w:p>
+    <w:p>
+      <w:pPr>
+        <w:pStyle w:val="ListParagraph"/>
+        <w:numPr>
+          <w:ilvl w:val="0"/>
+          <w:numId w:val="4"/>
+        </w:numPr>
+        <w:spacing w:after="0" w:line="276" w:lineRule="auto"/>
+        <w:outlineLvl w:val="0"/>
+        <w:rPr>
+          <w:rFonts w:ascii="Times New Roman" w:hAnsi="Times New Roman" w:cs="Times New Roman"/>
+          <w:b/>
+          <w:bCs/>
+        </w:rPr>
+      </w:pPr>
+      <w:r>
+        <w:rPr>
+          <w:rFonts w:ascii="Times New Roman" w:hAnsi="Times New Roman" w:cs="Times New Roman"/>
+          <w:b/>
+          <w:bCs/>
+        </w:rPr>
+        <w:t>Phần 2: Thao tác với dockerf</w:t>
       </w:r>
       <w:r>
         <w:rPr>
@@ -464,7 +6614,31 @@
           <w:b/>
           <w:bCs/>
         </w:rPr>
-        <w:t>Singleton, Factory (method, abstract)</w:t>
+        <w:t>ile</w:t>
+      </w:r>
+    </w:p>
+    <w:p>
+      <w:pPr>
+        <w:pStyle w:val="ListParagraph"/>
+        <w:numPr>
+          <w:ilvl w:val="1"/>
+          <w:numId w:val="4"/>
+        </w:numPr>
+        <w:spacing w:after="0" w:line="276" w:lineRule="auto"/>
+        <w:outlineLvl w:val="0"/>
+        <w:rPr>
+          <w:rFonts w:ascii="Times New Roman" w:hAnsi="Times New Roman" w:cs="Times New Roman"/>
+          <w:b/>
+          <w:bCs/>
+        </w:rPr>
+      </w:pPr>
+      <w:r>
+        <w:rPr>
+          <w:rFonts w:ascii="Times New Roman" w:hAnsi="Times New Roman" w:cs="Times New Roman"/>
+          <w:b/>
+          <w:bCs/>
+        </w:rPr>
+        <w:t>Ứng</w:t>
       </w:r>
       <w:r>
         <w:rPr>
@@ -472,239 +6646,26 @@
           <w:b/>
           <w:bCs/>
         </w:rPr>
-        <w:t xml:space="preserve"> – (git: </w:t>
+        <w:t xml:space="preserve"> dụng Node.js đơn giản</w:t>
       </w:r>
-      <w:r>
+    </w:p>
+    <w:p>
+      <w:pPr>
         <w:rPr>
-          <w:rFonts w:ascii="Times New Roman" w:hAnsi="Times New Roman" w:cs="Times New Roman"/>
           <w:b/>
           <w:bCs/>
         </w:rPr>
-        <w:t>Ex1_Demo-Design_Singleton_Factory</w:t>
-      </w:r>
+      </w:pPr>
       <w:r>
         <w:rPr>
-          <w:rFonts w:ascii="Times New Roman" w:hAnsi="Times New Roman" w:cs="Times New Roman"/>
           <w:b/>
           <w:bCs/>
         </w:rPr>
-        <w:t>)</w:t>
-      </w:r>
-    </w:p>
-    <w:p>
-      <w:pPr>
-        <w:pStyle w:val="ListParagraph"/>
-        <w:numPr>
-          <w:ilvl w:val="1"/>
-          <w:numId w:val="4"/>
-        </w:numPr>
-        <w:spacing w:after="0" w:line="276" w:lineRule="auto"/>
-        <w:outlineLvl w:val="1"/>
-        <w:rPr>
-          <w:rFonts w:ascii="Times New Roman" w:hAnsi="Times New Roman" w:cs="Times New Roman"/>
-          <w:b/>
-          <w:bCs/>
-        </w:rPr>
-      </w:pPr>
-      <w:r>
-        <w:rPr>
-          <w:rFonts w:ascii="Times New Roman" w:hAnsi="Times New Roman" w:cs="Times New Roman"/>
-          <w:b/>
-          <w:bCs/>
-        </w:rPr>
-        <w:t>Đặc tả</w:t>
-      </w:r>
-    </w:p>
-    <w:p>
-      <w:pPr>
-        <w:spacing w:after="0" w:line="276" w:lineRule="auto"/>
-      </w:pPr>
-      <w:r>
-        <w:t>Xây dựng hệ thống gửi thông báo hỗ trợ nhiều kênh: Email, SMS, Push. Hệ thống có Logger duy nhất ghi lại mọi hoạt động (logs).</w:t>
-      </w:r>
-    </w:p>
-    <w:p>
-      <w:pPr>
-        <w:pStyle w:val="ListParagraph"/>
-        <w:numPr>
-          <w:ilvl w:val="1"/>
-          <w:numId w:val="4"/>
-        </w:numPr>
-        <w:spacing w:after="0" w:line="276" w:lineRule="auto"/>
-        <w:outlineLvl w:val="1"/>
-        <w:rPr>
-          <w:rFonts w:ascii="Times New Roman" w:hAnsi="Times New Roman" w:cs="Times New Roman"/>
-          <w:b/>
-          <w:bCs/>
-        </w:rPr>
-      </w:pPr>
-      <w:r>
-        <w:rPr>
-          <w:rFonts w:ascii="Times New Roman" w:hAnsi="Times New Roman" w:cs="Times New Roman"/>
-          <w:b/>
-          <w:bCs/>
-        </w:rPr>
-        <w:t>Design pattern</w:t>
-      </w:r>
-    </w:p>
-    <w:p>
-      <w:pPr>
-        <w:spacing w:after="0" w:line="276" w:lineRule="auto"/>
-        <w:ind w:firstLine="0"/>
-        <w:jc w:val="center"/>
-        <w:rPr>
-          <w:sz w:val="24"/>
-          <w:szCs w:val="24"/>
-        </w:rPr>
-      </w:pPr>
-      <w:r>
-        <w:rPr>
-          <w:noProof/>
-          <w:sz w:val="24"/>
-          <w:szCs w:val="24"/>
-        </w:rPr>
         <w:drawing>
-          <wp:inline distT="0" distB="0" distL="0" distR="0" wp14:anchorId="01C39D9E" wp14:editId="60567164">
-            <wp:extent cx="5291137" cy="3235902"/>
-            <wp:effectExtent l="0" t="0" r="5080" b="3175"/>
-            <wp:docPr id="18" name="Picture 18"/>
-            <wp:cNvGraphicFramePr>
-              <a:graphicFrameLocks xmlns:a="http://schemas.openxmlformats.org/drawingml/2006/main" noChangeAspect="1"/>
-            </wp:cNvGraphicFramePr>
-            <a:graphic xmlns:a="http://schemas.openxmlformats.org/drawingml/2006/main">
-              <a:graphicData uri="http://schemas.openxmlformats.org/drawingml/2006/picture">
-                <pic:pic xmlns:pic="http://schemas.openxmlformats.org/drawingml/2006/picture">
-                  <pic:nvPicPr>
-                    <pic:cNvPr id="0" name="Picture 34"/>
-                    <pic:cNvPicPr>
-                      <a:picLocks noChangeAspect="1" noChangeArrowheads="1"/>
-                    </pic:cNvPicPr>
-                  </pic:nvPicPr>
-                  <pic:blipFill>
-                    <a:blip r:embed="rId11" cstate="print">
-                      <a:extLst>
-                        <a:ext uri="{28A0092B-C50C-407E-A947-70E740481C1C}">
-                          <a14:useLocalDpi xmlns:a14="http://schemas.microsoft.com/office/drawing/2010/main" val="0"/>
-                        </a:ext>
-                      </a:extLst>
-                    </a:blip>
-                    <a:srcRect/>
-                    <a:stretch>
-                      <a:fillRect/>
-                    </a:stretch>
-                  </pic:blipFill>
-                  <pic:spPr bwMode="auto">
-                    <a:xfrm>
-                      <a:off x="0" y="0"/>
-                      <a:ext cx="5301811" cy="3242430"/>
-                    </a:xfrm>
-                    <a:prstGeom prst="rect">
-                      <a:avLst/>
-                    </a:prstGeom>
-                    <a:noFill/>
-                    <a:ln>
-                      <a:noFill/>
-                    </a:ln>
-                  </pic:spPr>
-                </pic:pic>
-              </a:graphicData>
-            </a:graphic>
-          </wp:inline>
-        </w:drawing>
-      </w:r>
-    </w:p>
-    <w:p>
-      <w:pPr>
-        <w:spacing w:after="0" w:line="276" w:lineRule="auto"/>
-        <w:ind w:left="630" w:firstLine="0"/>
-        <w:rPr>
-          <w:sz w:val="24"/>
-          <w:szCs w:val="24"/>
-        </w:rPr>
-      </w:pPr>
-      <w:r>
-        <w:rPr>
-          <w:sz w:val="24"/>
-          <w:szCs w:val="24"/>
-        </w:rPr>
-        <w:t>Giải thích Pattern áp dụng:</w:t>
-      </w:r>
-    </w:p>
-    <w:p>
-      <w:pPr>
-        <w:pStyle w:val="ListParagraph"/>
-        <w:numPr>
-          <w:ilvl w:val="0"/>
-          <w:numId w:val="7"/>
-        </w:numPr>
-        <w:spacing w:after="0" w:line="276" w:lineRule="auto"/>
-        <w:ind w:left="1170"/>
-        <w:rPr>
-          <w:rFonts w:ascii="Times New Roman" w:hAnsi="Times New Roman" w:cs="Times New Roman"/>
-        </w:rPr>
-      </w:pPr>
-      <w:r>
-        <w:rPr>
-          <w:rFonts w:ascii="Times New Roman" w:hAnsi="Times New Roman" w:cs="Times New Roman"/>
-        </w:rPr>
-        <w:t>Singleton: tạo ra một AppLogger duy nhất, nhằm tạo ra một instance cho hệ thống</w:t>
-      </w:r>
-    </w:p>
-    <w:p>
-      <w:pPr>
-        <w:pStyle w:val="ListParagraph"/>
-        <w:numPr>
-          <w:ilvl w:val="0"/>
-          <w:numId w:val="7"/>
-        </w:numPr>
-        <w:spacing w:after="0" w:line="276" w:lineRule="auto"/>
-        <w:ind w:left="1170"/>
-        <w:rPr>
-          <w:rFonts w:ascii="Times New Roman" w:hAnsi="Times New Roman" w:cs="Times New Roman"/>
-        </w:rPr>
-      </w:pPr>
-      <w:r>
-        <w:rPr>
-          <w:rFonts w:ascii="Times New Roman" w:hAnsi="Times New Roman" w:cs="Times New Roman"/>
-        </w:rPr>
-        <w:t>Factory method: Mỗi creator sẽ tạo ra một loại notification tương ứng.</w:t>
-      </w:r>
-    </w:p>
-    <w:p>
-      <w:pPr>
-        <w:pStyle w:val="ListParagraph"/>
-        <w:numPr>
-          <w:ilvl w:val="1"/>
-          <w:numId w:val="4"/>
-        </w:numPr>
-        <w:spacing w:after="0" w:line="276" w:lineRule="auto"/>
-        <w:outlineLvl w:val="1"/>
-        <w:rPr>
-          <w:rFonts w:ascii="Times New Roman" w:hAnsi="Times New Roman" w:cs="Times New Roman"/>
-          <w:b/>
-          <w:bCs/>
-        </w:rPr>
-      </w:pPr>
-      <w:r>
-        <w:rPr>
-          <w:rFonts w:ascii="Times New Roman" w:hAnsi="Times New Roman" w:cs="Times New Roman"/>
-          <w:b/>
-          <w:bCs/>
-        </w:rPr>
-        <w:t>Minh chứng</w:t>
-      </w:r>
-    </w:p>
-    <w:p>
-      <w:pPr>
-        <w:jc w:val="center"/>
-      </w:pPr>
-      <w:r>
-        <w:lastRenderedPageBreak/>
-        <w:drawing>
-          <wp:inline distT="0" distB="0" distL="0" distR="0" wp14:anchorId="34CC9605" wp14:editId="5317BA1D">
-            <wp:extent cx="5724525" cy="3201494"/>
-            <wp:effectExtent l="0" t="0" r="0" b="0"/>
-            <wp:docPr id="19" name="Picture 19"/>
+          <wp:inline distT="0" distB="0" distL="0" distR="0" wp14:anchorId="32491C15" wp14:editId="469F972C">
+            <wp:extent cx="6446304" cy="1975673"/>
+            <wp:effectExtent l="0" t="0" r="0" b="5715"/>
+            <wp:docPr id="35" name="Picture 35"/>
             <wp:cNvGraphicFramePr>
               <a:graphicFrameLocks xmlns:a="http://schemas.openxmlformats.org/drawingml/2006/main" noChangeAspect="1"/>
             </wp:cNvGraphicFramePr>
@@ -716,7 +6677,7 @@
                     <pic:cNvPicPr/>
                   </pic:nvPicPr>
                   <pic:blipFill>
-                    <a:blip r:embed="rId12"/>
+                    <a:blip r:embed="rId41"/>
                     <a:stretch>
                       <a:fillRect/>
                     </a:stretch>
@@ -724,7 +6685,7 @@
                   <pic:spPr>
                     <a:xfrm>
                       <a:off x="0" y="0"/>
-                      <a:ext cx="5728366" cy="3203642"/>
+                      <a:ext cx="6465361" cy="1981514"/>
                     </a:xfrm>
                     <a:prstGeom prst="rect">
                       <a:avLst/>
@@ -741,7 +6702,7 @@
       <w:pPr>
         <w:pStyle w:val="ListParagraph"/>
         <w:numPr>
-          <w:ilvl w:val="0"/>
+          <w:ilvl w:val="1"/>
           <w:numId w:val="4"/>
         </w:numPr>
         <w:spacing w:after="0" w:line="276" w:lineRule="auto"/>
@@ -758,325 +6719,17 @@
           <w:b/>
           <w:bCs/>
         </w:rPr>
-        <w:t xml:space="preserve">Bài tập 2: </w:t>
-      </w:r>
-      <w:r>
-        <w:rPr>
-          <w:rFonts w:ascii="Times New Roman" w:hAnsi="Times New Roman" w:cs="Times New Roman"/>
-          <w:b/>
-          <w:bCs/>
-        </w:rPr>
-        <w:t>State, Strategy, Decorator</w:t>
-      </w:r>
-      <w:r>
-        <w:rPr>
-          <w:rFonts w:ascii="Times New Roman" w:hAnsi="Times New Roman" w:cs="Times New Roman"/>
-          <w:b/>
-          <w:bCs/>
-        </w:rPr>
-        <w:t xml:space="preserve"> (Git: </w:t>
-      </w:r>
-      <w:r>
-        <w:rPr>
-          <w:rFonts w:ascii="Times New Roman" w:hAnsi="Times New Roman" w:cs="Times New Roman"/>
-          <w:b/>
-          <w:bCs/>
-        </w:rPr>
-        <w:t>Ex2_Demo-Design_State_Strategy_Decorator</w:t>
-      </w:r>
-      <w:r>
-        <w:rPr>
-          <w:rFonts w:ascii="Times New Roman" w:hAnsi="Times New Roman" w:cs="Times New Roman"/>
-          <w:b/>
-          <w:bCs/>
-        </w:rPr>
-        <w:t>)</w:t>
+        <w:t>Tạo Dockerfile chạy một ứng dụng Python Flask</w:t>
       </w:r>
     </w:p>
     <w:p>
-      <w:pPr>
-        <w:pStyle w:val="ListParagraph"/>
-        <w:numPr>
-          <w:ilvl w:val="1"/>
-          <w:numId w:val="4"/>
-        </w:numPr>
-        <w:spacing w:after="0" w:line="276" w:lineRule="auto"/>
-        <w:outlineLvl w:val="1"/>
-        <w:rPr>
-          <w:rFonts w:ascii="Times New Roman" w:hAnsi="Times New Roman" w:cs="Times New Roman"/>
-          <w:b/>
-          <w:bCs/>
-        </w:rPr>
-      </w:pPr>
       <w:r>
-        <w:rPr>
-          <w:rFonts w:ascii="Times New Roman" w:hAnsi="Times New Roman" w:cs="Times New Roman"/>
-          <w:b/>
-          <w:bCs/>
-        </w:rPr>
-        <w:t>Đặc tả</w:t>
-      </w:r>
-    </w:p>
-    <w:p>
-      <w:pPr>
-        <w:pStyle w:val="ListParagraph"/>
-        <w:spacing w:after="0" w:line="276" w:lineRule="auto"/>
-        <w:ind w:left="792"/>
-        <w:rPr>
-          <w:rFonts w:ascii="Times New Roman" w:hAnsi="Times New Roman" w:cs="Times New Roman"/>
-        </w:rPr>
-      </w:pPr>
-      <w:r>
-        <w:rPr>
-          <w:rFonts w:ascii="Times New Roman" w:hAnsi="Times New Roman" w:cs="Times New Roman"/>
-        </w:rPr>
-        <w:t>Xây dựng hệ thống đèn giao thông thông minh, đèn có 3 trạng thái (State), có chiến lược điều phối</w:t>
-      </w:r>
-      <w:r>
-        <w:rPr>
-          <w:rFonts w:ascii="Times New Roman" w:hAnsi="Times New Roman" w:cs="Times New Roman"/>
-        </w:rPr>
-        <w:t xml:space="preserve"> giao thông</w:t>
-      </w:r>
-      <w:r>
-        <w:rPr>
-          <w:rFonts w:ascii="Times New Roman" w:hAnsi="Times New Roman" w:cs="Times New Roman"/>
-        </w:rPr>
-        <w:t xml:space="preserve"> thời gian khác nhau theo giờ cao điểm (Strategy), và có thể thêm các tính năng như cảnh báo âm thanh, đèn nhấp nháy (Decorator)</w:t>
-      </w:r>
-    </w:p>
-    <w:p>
-      <w:pPr>
-        <w:pStyle w:val="ListParagraph"/>
-        <w:numPr>
-          <w:ilvl w:val="1"/>
-          <w:numId w:val="4"/>
-        </w:numPr>
-        <w:spacing w:after="0" w:line="276" w:lineRule="auto"/>
-        <w:outlineLvl w:val="1"/>
-        <w:rPr>
-          <w:rFonts w:ascii="Times New Roman" w:hAnsi="Times New Roman" w:cs="Times New Roman"/>
-          <w:b/>
-          <w:bCs/>
-        </w:rPr>
-      </w:pPr>
-      <w:r>
-        <w:rPr>
-          <w:rFonts w:ascii="Times New Roman" w:hAnsi="Times New Roman" w:cs="Times New Roman"/>
-          <w:b/>
-          <w:bCs/>
-        </w:rPr>
-        <w:t>Design pattern</w:t>
-      </w:r>
-    </w:p>
-    <w:p>
-      <w:pPr>
-        <w:spacing w:after="0" w:line="276" w:lineRule="auto"/>
-        <w:ind w:firstLine="0"/>
-        <w:jc w:val="center"/>
-        <w:rPr>
-          <w:sz w:val="24"/>
-          <w:szCs w:val="24"/>
-        </w:rPr>
-      </w:pPr>
-      <w:r>
-        <w:rPr>
-          <w:noProof/>
-          <w:sz w:val="24"/>
-          <w:szCs w:val="24"/>
-        </w:rPr>
+        <w:lastRenderedPageBreak/>
         <w:drawing>
-          <wp:inline distT="0" distB="0" distL="0" distR="0" wp14:anchorId="200C7311" wp14:editId="24648B19">
-            <wp:extent cx="6728504" cy="4014165"/>
-            <wp:effectExtent l="0" t="0" r="0" b="5715"/>
-            <wp:docPr id="5" name="Picture 5"/>
-            <wp:cNvGraphicFramePr>
-              <a:graphicFrameLocks xmlns:a="http://schemas.openxmlformats.org/drawingml/2006/main" noChangeAspect="1"/>
-            </wp:cNvGraphicFramePr>
-            <a:graphic xmlns:a="http://schemas.openxmlformats.org/drawingml/2006/main">
-              <a:graphicData uri="http://schemas.openxmlformats.org/drawingml/2006/picture">
-                <pic:pic xmlns:pic="http://schemas.openxmlformats.org/drawingml/2006/picture">
-                  <pic:nvPicPr>
-                    <pic:cNvPr id="0" name="Picture 6"/>
-                    <pic:cNvPicPr>
-                      <a:picLocks noChangeAspect="1" noChangeArrowheads="1"/>
-                    </pic:cNvPicPr>
-                  </pic:nvPicPr>
-                  <pic:blipFill>
-                    <a:blip r:embed="rId13" cstate="print">
-                      <a:extLst>
-                        <a:ext uri="{28A0092B-C50C-407E-A947-70E740481C1C}">
-                          <a14:useLocalDpi xmlns:a14="http://schemas.microsoft.com/office/drawing/2010/main" val="0"/>
-                        </a:ext>
-                      </a:extLst>
-                    </a:blip>
-                    <a:srcRect/>
-                    <a:stretch>
-                      <a:fillRect/>
-                    </a:stretch>
-                  </pic:blipFill>
-                  <pic:spPr bwMode="auto">
-                    <a:xfrm>
-                      <a:off x="0" y="0"/>
-                      <a:ext cx="6753974" cy="4029360"/>
-                    </a:xfrm>
-                    <a:prstGeom prst="rect">
-                      <a:avLst/>
-                    </a:prstGeom>
-                    <a:noFill/>
-                    <a:ln>
-                      <a:noFill/>
-                    </a:ln>
-                  </pic:spPr>
-                </pic:pic>
-              </a:graphicData>
-            </a:graphic>
-          </wp:inline>
-        </w:drawing>
-      </w:r>
-    </w:p>
-    <w:p>
-      <w:pPr>
-        <w:spacing w:after="0" w:line="276" w:lineRule="auto"/>
-        <w:ind w:firstLine="0"/>
-        <w:rPr>
-          <w:sz w:val="24"/>
-          <w:szCs w:val="24"/>
-        </w:rPr>
-      </w:pPr>
-      <w:r>
-        <w:rPr>
-          <w:sz w:val="24"/>
-          <w:szCs w:val="24"/>
-        </w:rPr>
-        <w:lastRenderedPageBreak/>
-        <w:t>Giải thích pattern áp dụng:</w:t>
-      </w:r>
-    </w:p>
-    <w:p>
-      <w:pPr>
-        <w:pStyle w:val="ListParagraph"/>
-        <w:numPr>
-          <w:ilvl w:val="0"/>
-          <w:numId w:val="7"/>
-        </w:numPr>
-        <w:spacing w:after="0" w:line="276" w:lineRule="auto"/>
-        <w:rPr>
-          <w:rFonts w:ascii="Times New Roman" w:hAnsi="Times New Roman" w:cs="Times New Roman"/>
-        </w:rPr>
-      </w:pPr>
-      <w:r>
-        <w:rPr>
-          <w:rFonts w:ascii="Times New Roman" w:hAnsi="Times New Roman" w:cs="Times New Roman"/>
-        </w:rPr>
-        <w:t>State: TrafficLight thay đổi hành vi theo trạng thái hiện tại (Đỏ, Vàng, Xanh), mỗi trạng thái tự xử lý việc chuyển sang trạng thái tiếp theo.</w:t>
-      </w:r>
-    </w:p>
-    <w:p>
-      <w:pPr>
-        <w:pStyle w:val="ListParagraph"/>
-        <w:numPr>
-          <w:ilvl w:val="0"/>
-          <w:numId w:val="7"/>
-        </w:numPr>
-        <w:spacing w:after="0" w:line="276" w:lineRule="auto"/>
-        <w:rPr>
-          <w:rFonts w:ascii="Times New Roman" w:hAnsi="Times New Roman" w:cs="Times New Roman"/>
-        </w:rPr>
-      </w:pPr>
-      <w:r>
-        <w:rPr>
-          <w:rFonts w:ascii="Times New Roman" w:hAnsi="Times New Roman" w:cs="Times New Roman"/>
-        </w:rPr>
-        <w:t>Strategy: TrafficController thay đổi chiến lược tính thời gian đèn theo khung giờ (bình thường, cao điểm, ban đêm) mà không cần sửa code controller.</w:t>
-      </w:r>
-    </w:p>
-    <w:p>
-      <w:pPr>
-        <w:pStyle w:val="ListParagraph"/>
-        <w:numPr>
-          <w:ilvl w:val="0"/>
-          <w:numId w:val="7"/>
-        </w:numPr>
-        <w:spacing w:after="0" w:line="276" w:lineRule="auto"/>
-        <w:rPr>
-          <w:rFonts w:ascii="Times New Roman" w:hAnsi="Times New Roman" w:cs="Times New Roman"/>
-        </w:rPr>
-      </w:pPr>
-      <w:r>
-        <w:rPr>
-          <w:rFonts w:ascii="Times New Roman" w:hAnsi="Times New Roman" w:cs="Times New Roman"/>
-        </w:rPr>
-        <w:t>Decorator: Bổ sung tính năng cho đèn (âm thanh, nhấp nháy) bằng cách bọc thêm lớp bên ngoài BasicTrafficLight mà không sửa class gốc.</w:t>
-      </w:r>
-    </w:p>
-    <w:p>
-      <w:pPr>
-        <w:pStyle w:val="ListParagraph"/>
-        <w:numPr>
-          <w:ilvl w:val="1"/>
-          <w:numId w:val="4"/>
-        </w:numPr>
-        <w:spacing w:after="0" w:line="276" w:lineRule="auto"/>
-        <w:outlineLvl w:val="1"/>
-        <w:rPr>
-          <w:rFonts w:ascii="Times New Roman" w:hAnsi="Times New Roman" w:cs="Times New Roman"/>
-          <w:b/>
-          <w:bCs/>
-        </w:rPr>
-      </w:pPr>
-      <w:r>
-        <w:rPr>
-          <w:rFonts w:ascii="Times New Roman" w:hAnsi="Times New Roman" w:cs="Times New Roman"/>
-          <w:b/>
-          <w:bCs/>
-        </w:rPr>
-        <w:t>Minh chứng</w:t>
-      </w:r>
-    </w:p>
-    <w:p>
-      <w:pPr>
-        <w:pStyle w:val="ListParagraph"/>
-        <w:numPr>
-          <w:ilvl w:val="2"/>
-          <w:numId w:val="4"/>
-        </w:numPr>
-        <w:spacing w:after="0" w:line="276" w:lineRule="auto"/>
-        <w:outlineLvl w:val="2"/>
-        <w:rPr>
-          <w:rFonts w:ascii="Times New Roman" w:hAnsi="Times New Roman" w:cs="Times New Roman"/>
-          <w:b/>
-          <w:bCs/>
-        </w:rPr>
-      </w:pPr>
-      <w:r>
-        <w:rPr>
-          <w:rFonts w:ascii="Times New Roman" w:hAnsi="Times New Roman" w:cs="Times New Roman"/>
-          <w:b/>
-          <w:bCs/>
-        </w:rPr>
-        <w:t>Cấu trúc project</w:t>
-      </w:r>
-    </w:p>
-    <w:p>
-      <w:pPr>
-        <w:spacing w:after="0" w:line="276" w:lineRule="auto"/>
-        <w:jc w:val="center"/>
-        <w:rPr>
-          <w:b/>
-          <w:bCs/>
-        </w:rPr>
-      </w:pPr>
-      <w:r>
-        <w:rPr>
-          <w:b/>
-          <w:bCs/>
-        </w:rPr>
-        <w:drawing>
-          <wp:inline distT="0" distB="0" distL="0" distR="0" wp14:anchorId="595EB4A2" wp14:editId="5FCE4CBB">
-            <wp:extent cx="3230088" cy="2708994"/>
-            <wp:effectExtent l="0" t="0" r="8890" b="0"/>
-            <wp:docPr id="6" name="Picture 6"/>
+          <wp:inline distT="0" distB="0" distL="0" distR="0" wp14:anchorId="11333B7F" wp14:editId="40F06D74">
+            <wp:extent cx="6342296" cy="1943796"/>
+            <wp:effectExtent l="0" t="0" r="1905" b="0"/>
+            <wp:docPr id="38" name="Picture 38"/>
             <wp:cNvGraphicFramePr>
               <a:graphicFrameLocks xmlns:a="http://schemas.openxmlformats.org/drawingml/2006/main" noChangeAspect="1"/>
             </wp:cNvGraphicFramePr>
@@ -1088,7 +6741,7 @@
                     <pic:cNvPicPr/>
                   </pic:nvPicPr>
                   <pic:blipFill>
-                    <a:blip r:embed="rId14"/>
+                    <a:blip r:embed="rId42"/>
                     <a:stretch>
                       <a:fillRect/>
                     </a:stretch>
@@ -1096,7 +6749,7 @@
                   <pic:spPr>
                     <a:xfrm>
                       <a:off x="0" y="0"/>
-                      <a:ext cx="3240606" cy="2717815"/>
+                      <a:ext cx="6347115" cy="1945273"/>
                     </a:xfrm>
                     <a:prstGeom prst="rect">
                       <a:avLst/>
@@ -1113,11 +6766,11 @@
       <w:pPr>
         <w:pStyle w:val="ListParagraph"/>
         <w:numPr>
-          <w:ilvl w:val="2"/>
+          <w:ilvl w:val="1"/>
           <w:numId w:val="4"/>
         </w:numPr>
         <w:spacing w:after="0" w:line="276" w:lineRule="auto"/>
-        <w:outlineLvl w:val="2"/>
+        <w:outlineLvl w:val="0"/>
         <w:rPr>
           <w:rFonts w:ascii="Times New Roman" w:hAnsi="Times New Roman" w:cs="Times New Roman"/>
           <w:b/>
@@ -1130,12 +6783,19 @@
           <w:b/>
           <w:bCs/>
         </w:rPr>
-        <w:t>Chạy Main test</w:t>
+        <w:t xml:space="preserve">Tạo </w:t>
+      </w:r>
+      <w:r>
+        <w:rPr>
+          <w:rFonts w:ascii="Times New Roman" w:hAnsi="Times New Roman" w:cs="Times New Roman"/>
+          <w:b/>
+          <w:bCs/>
+        </w:rPr>
+        <w:t>Dockerfile với ứng dụng React</w:t>
       </w:r>
     </w:p>
     <w:p>
       <w:pPr>
-        <w:spacing w:after="0" w:line="276" w:lineRule="auto"/>
         <w:rPr>
           <w:b/>
           <w:bCs/>
@@ -1147,10 +6807,10 @@
           <w:bCs/>
         </w:rPr>
         <w:drawing>
-          <wp:inline distT="0" distB="0" distL="0" distR="0" wp14:anchorId="5445732C" wp14:editId="28F46AF3">
-            <wp:extent cx="5943600" cy="3156585"/>
-            <wp:effectExtent l="0" t="0" r="0" b="5715"/>
-            <wp:docPr id="7" name="Picture 7"/>
+          <wp:inline distT="0" distB="0" distL="0" distR="0" wp14:anchorId="391F1A34" wp14:editId="47AE0C6B">
+            <wp:extent cx="6348863" cy="1945809"/>
+            <wp:effectExtent l="0" t="0" r="0" b="0"/>
+            <wp:docPr id="40" name="Picture 40"/>
             <wp:cNvGraphicFramePr>
               <a:graphicFrameLocks xmlns:a="http://schemas.openxmlformats.org/drawingml/2006/main" noChangeAspect="1"/>
             </wp:cNvGraphicFramePr>
@@ -1162,7 +6822,7 @@
                     <pic:cNvPicPr/>
                   </pic:nvPicPr>
                   <pic:blipFill>
-                    <a:blip r:embed="rId15"/>
+                    <a:blip r:embed="rId43"/>
                     <a:stretch>
                       <a:fillRect/>
                     </a:stretch>
@@ -1170,7 +6830,7 @@
                   <pic:spPr>
                     <a:xfrm>
                       <a:off x="0" y="0"/>
-                      <a:ext cx="5943600" cy="3156585"/>
+                      <a:ext cx="6366262" cy="1951141"/>
                     </a:xfrm>
                     <a:prstGeom prst="rect">
                       <a:avLst/>
@@ -1187,69 +6847,9 @@
       <w:pPr>
         <w:pStyle w:val="ListParagraph"/>
         <w:numPr>
-          <w:ilvl w:val="0"/>
+          <w:ilvl w:val="1"/>
           <w:numId w:val="4"/>
         </w:numPr>
-        <w:spacing w:after="0" w:line="276" w:lineRule="auto"/>
-        <w:outlineLvl w:val="0"/>
-        <w:rPr>
-          <w:rFonts w:ascii="Times New Roman" w:hAnsi="Times New Roman" w:cs="Times New Roman"/>
-          <w:b/>
-          <w:bCs/>
-        </w:rPr>
-      </w:pPr>
-      <w:r>
-        <w:rPr>
-          <w:rFonts w:ascii="Times New Roman" w:hAnsi="Times New Roman" w:cs="Times New Roman"/>
-          <w:b/>
-          <w:bCs/>
-        </w:rPr>
-        <w:t>Mô tả 1</w:t>
-      </w:r>
-      <w:r>
-        <w:rPr>
-          <w:rFonts w:ascii="Times New Roman" w:hAnsi="Times New Roman" w:cs="Times New Roman"/>
-          <w:b/>
-          <w:bCs/>
-        </w:rPr>
-        <w:t xml:space="preserve"> (Git: </w:t>
-      </w:r>
-      <w:r>
-        <w:rPr>
-          <w:rFonts w:ascii="Times New Roman" w:hAnsi="Times New Roman" w:cs="Times New Roman"/>
-          <w:b/>
-          <w:bCs/>
-        </w:rPr>
-        <w:t>Ex</w:t>
-      </w:r>
-      <w:r>
-        <w:rPr>
-          <w:rFonts w:ascii="Times New Roman" w:hAnsi="Times New Roman" w:cs="Times New Roman"/>
-          <w:b/>
-          <w:bCs/>
-        </w:rPr>
-        <w:t>3</w:t>
-      </w:r>
-      <w:r>
-        <w:rPr>
-          <w:rFonts w:ascii="Times New Roman" w:hAnsi="Times New Roman" w:cs="Times New Roman"/>
-          <w:b/>
-          <w:bCs/>
-        </w:rPr>
-        <w:t>_</w:t>
-      </w:r>
-      <w:r>
-        <w:rPr>
-          <w:rFonts w:ascii="Times New Roman" w:hAnsi="Times New Roman" w:cs="Times New Roman"/>
-          <w:b/>
-          <w:bCs/>
-        </w:rPr>
-        <w:t>MoTa1_DesignPattern)</w:t>
-      </w:r>
-    </w:p>
-    <w:p>
-      <w:pPr>
-        <w:spacing w:after="0" w:line="276" w:lineRule="auto"/>
         <w:rPr>
           <w:b/>
           <w:bCs/>
@@ -1259,14 +6859,27 @@
         <w:rPr>
           <w:b/>
           <w:bCs/>
-          <w:noProof/>
         </w:rPr>
-        <w:lastRenderedPageBreak/>
+        <w:t xml:space="preserve"> Trang web tĩnh bằng Nginx</w:t>
+      </w:r>
+    </w:p>
+    <w:p>
+      <w:pPr>
+        <w:rPr>
+          <w:b/>
+          <w:bCs/>
+        </w:rPr>
+      </w:pPr>
+      <w:r>
+        <w:rPr>
+          <w:b/>
+          <w:bCs/>
+        </w:rPr>
         <w:drawing>
-          <wp:inline distT="0" distB="0" distL="0" distR="0" wp14:anchorId="2285496E" wp14:editId="11011F17">
-            <wp:extent cx="5302155" cy="1084789"/>
-            <wp:effectExtent l="0" t="0" r="0" b="1270"/>
-            <wp:docPr id="3" name="Picture 3"/>
+          <wp:inline distT="0" distB="0" distL="0" distR="0" wp14:anchorId="0EFDCEC7" wp14:editId="47F361B7">
+            <wp:extent cx="6405133" cy="1963055"/>
+            <wp:effectExtent l="0" t="0" r="0" b="0"/>
+            <wp:docPr id="41" name="Picture 41"/>
             <wp:cNvGraphicFramePr>
               <a:graphicFrameLocks xmlns:a="http://schemas.openxmlformats.org/drawingml/2006/main" noChangeAspect="1"/>
             </wp:cNvGraphicFramePr>
@@ -1278,7 +6891,7 @@
                     <pic:cNvPicPr/>
                   </pic:nvPicPr>
                   <pic:blipFill>
-                    <a:blip r:embed="rId16"/>
+                    <a:blip r:embed="rId44"/>
                     <a:stretch>
                       <a:fillRect/>
                     </a:stretch>
@@ -1286,7 +6899,7 @@
                   <pic:spPr>
                     <a:xfrm>
                       <a:off x="0" y="0"/>
-                      <a:ext cx="5305675" cy="1085509"/>
+                      <a:ext cx="6424732" cy="1969062"/>
                     </a:xfrm>
                     <a:prstGeom prst="rect">
                       <a:avLst/>
@@ -1306,200 +6919,21 @@
           <w:ilvl w:val="1"/>
           <w:numId w:val="4"/>
         </w:numPr>
-        <w:spacing w:after="0" w:line="276" w:lineRule="auto"/>
-        <w:outlineLvl w:val="1"/>
-        <w:rPr>
-          <w:rFonts w:ascii="Times New Roman" w:hAnsi="Times New Roman" w:cs="Times New Roman"/>
-          <w:b/>
-          <w:bCs/>
-        </w:rPr>
-      </w:pPr>
-      <w:r>
-        <w:rPr>
-          <w:rFonts w:ascii="Times New Roman" w:hAnsi="Times New Roman" w:cs="Times New Roman"/>
-          <w:b/>
-          <w:bCs/>
-        </w:rPr>
-        <w:t>Design pattern</w:t>
-      </w:r>
-    </w:p>
-    <w:p>
-      <w:pPr>
-        <w:spacing w:after="0" w:line="276" w:lineRule="auto"/>
-        <w:ind w:firstLine="0"/>
-        <w:jc w:val="center"/>
-        <w:rPr>
-          <w:sz w:val="24"/>
-          <w:szCs w:val="24"/>
-        </w:rPr>
-      </w:pPr>
-      <w:r>
-        <w:rPr>
-          <w:noProof/>
-          <w:sz w:val="24"/>
-          <w:szCs w:val="24"/>
-        </w:rPr>
-        <w:drawing>
-          <wp:inline distT="0" distB="0" distL="0" distR="0" wp14:anchorId="383023AE" wp14:editId="184EDC42">
-            <wp:extent cx="6318914" cy="3223410"/>
-            <wp:effectExtent l="0" t="0" r="5715" b="0"/>
-            <wp:docPr id="10" name="Picture 10"/>
-            <wp:cNvGraphicFramePr>
-              <a:graphicFrameLocks xmlns:a="http://schemas.openxmlformats.org/drawingml/2006/main" noChangeAspect="1"/>
-            </wp:cNvGraphicFramePr>
-            <a:graphic xmlns:a="http://schemas.openxmlformats.org/drawingml/2006/main">
-              <a:graphicData uri="http://schemas.openxmlformats.org/drawingml/2006/picture">
-                <pic:pic xmlns:pic="http://schemas.openxmlformats.org/drawingml/2006/picture">
-                  <pic:nvPicPr>
-                    <pic:cNvPr id="0" name="Picture 18"/>
-                    <pic:cNvPicPr>
-                      <a:picLocks noChangeAspect="1" noChangeArrowheads="1"/>
-                    </pic:cNvPicPr>
-                  </pic:nvPicPr>
-                  <pic:blipFill>
-                    <a:blip r:embed="rId17" cstate="print">
-                      <a:extLst>
-                        <a:ext uri="{28A0092B-C50C-407E-A947-70E740481C1C}">
-                          <a14:useLocalDpi xmlns:a14="http://schemas.microsoft.com/office/drawing/2010/main" val="0"/>
-                        </a:ext>
-                      </a:extLst>
-                    </a:blip>
-                    <a:srcRect/>
-                    <a:stretch>
-                      <a:fillRect/>
-                    </a:stretch>
-                  </pic:blipFill>
-                  <pic:spPr bwMode="auto">
-                    <a:xfrm>
-                      <a:off x="0" y="0"/>
-                      <a:ext cx="6327771" cy="3227928"/>
-                    </a:xfrm>
-                    <a:prstGeom prst="rect">
-                      <a:avLst/>
-                    </a:prstGeom>
-                    <a:noFill/>
-                    <a:ln>
-                      <a:noFill/>
-                    </a:ln>
-                  </pic:spPr>
-                </pic:pic>
-              </a:graphicData>
-            </a:graphic>
-          </wp:inline>
-        </w:drawing>
-      </w:r>
-    </w:p>
-    <w:p>
-      <w:pPr>
-        <w:spacing w:after="0" w:line="276" w:lineRule="auto"/>
-        <w:ind w:firstLine="0"/>
-        <w:rPr>
-          <w:sz w:val="24"/>
-          <w:szCs w:val="24"/>
-        </w:rPr>
-      </w:pPr>
-      <w:r>
-        <w:rPr>
-          <w:sz w:val="24"/>
-          <w:szCs w:val="24"/>
-        </w:rPr>
-        <w:t>Giải thích pattern áp dụng:</w:t>
-      </w:r>
-    </w:p>
-    <w:p>
-      <w:pPr>
-        <w:pStyle w:val="ListParagraph"/>
-        <w:numPr>
-          <w:ilvl w:val="0"/>
-          <w:numId w:val="7"/>
-        </w:numPr>
-        <w:spacing w:after="0" w:line="276" w:lineRule="auto"/>
-        <w:rPr>
-          <w:rFonts w:ascii="Times New Roman" w:hAnsi="Times New Roman" w:cs="Times New Roman"/>
-        </w:rPr>
-      </w:pPr>
-      <w:r>
-        <w:rPr>
-          <w:rFonts w:ascii="Times New Roman" w:hAnsi="Times New Roman" w:cs="Times New Roman"/>
-        </w:rPr>
-        <w:t>State: Order thay đổi hành vi theo từng trạng thái (Mới tạo, Đang xử lý, Đã giao, Hủy), mỗi trạng thái tự quyết định hành động tiếp theo.</w:t>
-      </w:r>
-    </w:p>
-    <w:p>
-      <w:pPr>
-        <w:pStyle w:val="ListParagraph"/>
-        <w:numPr>
-          <w:ilvl w:val="0"/>
-          <w:numId w:val="7"/>
-        </w:numPr>
-        <w:spacing w:after="0" w:line="276" w:lineRule="auto"/>
-        <w:rPr>
-          <w:rFonts w:ascii="Times New Roman" w:hAnsi="Times New Roman" w:cs="Times New Roman"/>
-        </w:rPr>
-      </w:pPr>
-      <w:r>
-        <w:rPr>
-          <w:rFonts w:ascii="Times New Roman" w:hAnsi="Times New Roman" w:cs="Times New Roman"/>
-        </w:rPr>
-        <w:t>Strategy: Order chọn phương thức vận chuyển phù hợp tại runtime (tiêu chuẩn, nhanh, drone) mà không thay đổi luồng xử lý đơn hàng.</w:t>
-      </w:r>
-    </w:p>
-    <w:p>
-      <w:pPr>
-        <w:pStyle w:val="ListParagraph"/>
-        <w:numPr>
-          <w:ilvl w:val="0"/>
-          <w:numId w:val="7"/>
-        </w:numPr>
-        <w:spacing w:after="0" w:line="276" w:lineRule="auto"/>
-        <w:rPr>
-          <w:rFonts w:ascii="Times New Roman" w:hAnsi="Times New Roman" w:cs="Times New Roman"/>
-        </w:rPr>
-      </w:pPr>
-      <w:r>
-        <w:rPr>
-          <w:rFonts w:ascii="Times New Roman" w:hAnsi="Times New Roman" w:cs="Times New Roman"/>
-        </w:rPr>
-        <w:t>Decorator: Thêm dịch vụ tùy chọn vào đơn hàng (gói quà, bảo hiểm) bằng cách bọc thêm lớp lên BasicOrderService.</w:t>
-      </w:r>
-    </w:p>
-    <w:p>
-      <w:pPr>
-        <w:spacing w:after="0" w:line="276" w:lineRule="auto"/>
         <w:rPr>
           <w:b/>
           <w:bCs/>
         </w:rPr>
       </w:pPr>
-    </w:p>
-    <w:p>
-      <w:pPr>
-        <w:pStyle w:val="ListParagraph"/>
-        <w:numPr>
-          <w:ilvl w:val="1"/>
-          <w:numId w:val="4"/>
-        </w:numPr>
-        <w:spacing w:after="0" w:line="276" w:lineRule="auto"/>
-        <w:outlineLvl w:val="1"/>
+      <w:r>
         <w:rPr>
-          <w:rFonts w:ascii="Times New Roman" w:hAnsi="Times New Roman" w:cs="Times New Roman"/>
           <w:b/>
           <w:bCs/>
         </w:rPr>
-      </w:pPr>
-      <w:r>
-        <w:rPr>
-          <w:rFonts w:ascii="Times New Roman" w:hAnsi="Times New Roman" w:cs="Times New Roman"/>
-          <w:b/>
-          <w:bCs/>
-        </w:rPr>
-        <w:t>Minh chứng</w:t>
+        <w:t>Ứng dụng chạy Go đơn giản</w:t>
       </w:r>
     </w:p>
     <w:p>
       <w:pPr>
-        <w:spacing w:after="0" w:line="276" w:lineRule="auto"/>
-        <w:jc w:val="center"/>
         <w:rPr>
           <w:b/>
           <w:bCs/>
@@ -1512,10 +6946,10 @@
         </w:rPr>
         <w:lastRenderedPageBreak/>
         <w:drawing>
-          <wp:inline distT="0" distB="0" distL="0" distR="0" wp14:anchorId="30D2ADF9" wp14:editId="1246E945">
-            <wp:extent cx="6056768" cy="2827613"/>
-            <wp:effectExtent l="0" t="0" r="1270" b="0"/>
-            <wp:docPr id="11" name="Picture 11"/>
+          <wp:inline distT="0" distB="0" distL="0" distR="0" wp14:anchorId="749081D7" wp14:editId="31F192AB">
+            <wp:extent cx="5032460" cy="2842874"/>
+            <wp:effectExtent l="0" t="0" r="0" b="0"/>
+            <wp:docPr id="42" name="Picture 42"/>
             <wp:cNvGraphicFramePr>
               <a:graphicFrameLocks xmlns:a="http://schemas.openxmlformats.org/drawingml/2006/main" noChangeAspect="1"/>
             </wp:cNvGraphicFramePr>
@@ -1527,7 +6961,7 @@
                     <pic:cNvPicPr/>
                   </pic:nvPicPr>
                   <pic:blipFill>
-                    <a:blip r:embed="rId18"/>
+                    <a:blip r:embed="rId45"/>
                     <a:stretch>
                       <a:fillRect/>
                     </a:stretch>
@@ -1535,7 +6969,7 @@
                   <pic:spPr>
                     <a:xfrm>
                       <a:off x="0" y="0"/>
-                      <a:ext cx="6063707" cy="2830853"/>
+                      <a:ext cx="5043082" cy="2848874"/>
                     </a:xfrm>
                     <a:prstGeom prst="rect">
                       <a:avLst/>
@@ -1552,61 +6986,9 @@
       <w:pPr>
         <w:pStyle w:val="ListParagraph"/>
         <w:numPr>
-          <w:ilvl w:val="0"/>
+          <w:ilvl w:val="1"/>
           <w:numId w:val="4"/>
         </w:numPr>
-        <w:spacing w:after="0" w:line="276" w:lineRule="auto"/>
-        <w:outlineLvl w:val="0"/>
-        <w:rPr>
-          <w:rFonts w:ascii="Times New Roman" w:hAnsi="Times New Roman" w:cs="Times New Roman"/>
-          <w:b/>
-          <w:bCs/>
-        </w:rPr>
-      </w:pPr>
-      <w:r>
-        <w:rPr>
-          <w:rFonts w:ascii="Times New Roman" w:hAnsi="Times New Roman" w:cs="Times New Roman"/>
-          <w:b/>
-          <w:bCs/>
-        </w:rPr>
-        <w:t>Mô tả 2</w:t>
-      </w:r>
-      <w:r>
-        <w:rPr>
-          <w:rFonts w:ascii="Times New Roman" w:hAnsi="Times New Roman" w:cs="Times New Roman"/>
-          <w:b/>
-          <w:bCs/>
-        </w:rPr>
-        <w:t xml:space="preserve"> </w:t>
-      </w:r>
-      <w:r>
-        <w:rPr>
-          <w:rFonts w:ascii="Times New Roman" w:hAnsi="Times New Roman" w:cs="Times New Roman"/>
-          <w:b/>
-          <w:bCs/>
-        </w:rPr>
-        <w:t>(Git: Ex3_MoTa</w:t>
-      </w:r>
-      <w:r>
-        <w:rPr>
-          <w:rFonts w:ascii="Times New Roman" w:hAnsi="Times New Roman" w:cs="Times New Roman"/>
-          <w:b/>
-          <w:bCs/>
-        </w:rPr>
-        <w:t>2</w:t>
-      </w:r>
-      <w:r>
-        <w:rPr>
-          <w:rFonts w:ascii="Times New Roman" w:hAnsi="Times New Roman" w:cs="Times New Roman"/>
-          <w:b/>
-          <w:bCs/>
-        </w:rPr>
-        <w:t>_DesignPattern)</w:t>
-      </w:r>
-    </w:p>
-    <w:p>
-      <w:pPr>
-        <w:spacing w:after="0" w:line="276" w:lineRule="auto"/>
         <w:rPr>
           <w:b/>
           <w:bCs/>
@@ -1616,13 +6998,27 @@
         <w:rPr>
           <w:b/>
           <w:bCs/>
-          <w:noProof/>
+        </w:rPr>
+        <w:t>Sử dụng Multi-stage Build trong Dockerfile</w:t>
+      </w:r>
+    </w:p>
+    <w:p>
+      <w:pPr>
+        <w:rPr>
+          <w:b/>
+          <w:bCs/>
+        </w:rPr>
+      </w:pPr>
+      <w:r>
+        <w:rPr>
+          <w:b/>
+          <w:bCs/>
         </w:rPr>
         <w:drawing>
-          <wp:inline distT="0" distB="0" distL="0" distR="0" wp14:anchorId="79A4049E" wp14:editId="362B3C21">
-            <wp:extent cx="5943600" cy="1148080"/>
-            <wp:effectExtent l="0" t="0" r="0" b="0"/>
-            <wp:docPr id="4" name="Picture 4"/>
+          <wp:inline distT="0" distB="0" distL="0" distR="0" wp14:anchorId="7AC51187" wp14:editId="2DEC4D61">
+            <wp:extent cx="5033534" cy="1542685"/>
+            <wp:effectExtent l="0" t="0" r="0" b="635"/>
+            <wp:docPr id="43" name="Picture 43"/>
             <wp:cNvGraphicFramePr>
               <a:graphicFrameLocks xmlns:a="http://schemas.openxmlformats.org/drawingml/2006/main" noChangeAspect="1"/>
             </wp:cNvGraphicFramePr>
@@ -1634,7 +7030,7 @@
                     <pic:cNvPicPr/>
                   </pic:nvPicPr>
                   <pic:blipFill>
-                    <a:blip r:embed="rId19"/>
+                    <a:blip r:embed="rId46"/>
                     <a:stretch>
                       <a:fillRect/>
                     </a:stretch>
@@ -1642,7 +7038,7 @@
                   <pic:spPr>
                     <a:xfrm>
                       <a:off x="0" y="0"/>
-                      <a:ext cx="5943600" cy="1148080"/>
+                      <a:ext cx="5064732" cy="1552247"/>
                     </a:xfrm>
                     <a:prstGeom prst="rect">
                       <a:avLst/>
@@ -1662,204 +7058,21 @@
           <w:ilvl w:val="1"/>
           <w:numId w:val="4"/>
         </w:numPr>
-        <w:spacing w:after="0" w:line="276" w:lineRule="auto"/>
-        <w:outlineLvl w:val="1"/>
         <w:rPr>
-          <w:rFonts w:ascii="Times New Roman" w:hAnsi="Times New Roman" w:cs="Times New Roman"/>
           <w:b/>
           <w:bCs/>
         </w:rPr>
       </w:pPr>
       <w:r>
         <w:rPr>
-          <w:rFonts w:ascii="Times New Roman" w:hAnsi="Times New Roman" w:cs="Times New Roman"/>
           <w:b/>
           <w:bCs/>
         </w:rPr>
-        <w:t>Design pattern</w:t>
+        <w:t>Sử dụng biến môi trường trong Dockerfile</w:t>
       </w:r>
     </w:p>
     <w:p>
       <w:pPr>
-        <w:spacing w:after="0" w:line="276" w:lineRule="auto"/>
-        <w:ind w:firstLine="0"/>
-        <w:jc w:val="center"/>
-        <w:rPr>
-          <w:sz w:val="24"/>
-          <w:szCs w:val="24"/>
-        </w:rPr>
-      </w:pPr>
-      <w:r>
-        <w:rPr>
-          <w:noProof/>
-          <w:sz w:val="24"/>
-          <w:szCs w:val="24"/>
-        </w:rPr>
-        <w:drawing>
-          <wp:inline distT="0" distB="0" distL="0" distR="0" wp14:anchorId="2F6F525D" wp14:editId="1334D0CC">
-            <wp:extent cx="6346479" cy="3984781"/>
-            <wp:effectExtent l="0" t="0" r="0" b="0"/>
-            <wp:docPr id="13" name="Picture 13"/>
-            <wp:cNvGraphicFramePr>
-              <a:graphicFrameLocks xmlns:a="http://schemas.openxmlformats.org/drawingml/2006/main" noChangeAspect="1"/>
-            </wp:cNvGraphicFramePr>
-            <a:graphic xmlns:a="http://schemas.openxmlformats.org/drawingml/2006/main">
-              <a:graphicData uri="http://schemas.openxmlformats.org/drawingml/2006/picture">
-                <pic:pic xmlns:pic="http://schemas.openxmlformats.org/drawingml/2006/picture">
-                  <pic:nvPicPr>
-                    <pic:cNvPr id="0" name="Picture 25"/>
-                    <pic:cNvPicPr>
-                      <a:picLocks noChangeAspect="1" noChangeArrowheads="1"/>
-                    </pic:cNvPicPr>
-                  </pic:nvPicPr>
-                  <pic:blipFill>
-                    <a:blip r:embed="rId20" cstate="print">
-                      <a:extLst>
-                        <a:ext uri="{28A0092B-C50C-407E-A947-70E740481C1C}">
-                          <a14:useLocalDpi xmlns:a14="http://schemas.microsoft.com/office/drawing/2010/main" val="0"/>
-                        </a:ext>
-                      </a:extLst>
-                    </a:blip>
-                    <a:srcRect/>
-                    <a:stretch>
-                      <a:fillRect/>
-                    </a:stretch>
-                  </pic:blipFill>
-                  <pic:spPr bwMode="auto">
-                    <a:xfrm>
-                      <a:off x="0" y="0"/>
-                      <a:ext cx="6360321" cy="3993472"/>
-                    </a:xfrm>
-                    <a:prstGeom prst="rect">
-                      <a:avLst/>
-                    </a:prstGeom>
-                    <a:noFill/>
-                    <a:ln>
-                      <a:noFill/>
-                    </a:ln>
-                  </pic:spPr>
-                </pic:pic>
-              </a:graphicData>
-            </a:graphic>
-          </wp:inline>
-        </w:drawing>
-      </w:r>
-    </w:p>
-    <w:p>
-      <w:pPr>
-        <w:spacing w:after="0" w:line="276" w:lineRule="auto"/>
-        <w:ind w:firstLine="0"/>
-        <w:rPr>
-          <w:sz w:val="24"/>
-          <w:szCs w:val="24"/>
-        </w:rPr>
-      </w:pPr>
-      <w:r>
-        <w:rPr>
-          <w:sz w:val="24"/>
-          <w:szCs w:val="24"/>
-        </w:rPr>
-        <w:lastRenderedPageBreak/>
-        <w:t>Giải thích pattern áp dụng:</w:t>
-      </w:r>
-    </w:p>
-    <w:p>
-      <w:pPr>
-        <w:pStyle w:val="ListParagraph"/>
-        <w:numPr>
-          <w:ilvl w:val="0"/>
-          <w:numId w:val="7"/>
-        </w:numPr>
-        <w:spacing w:after="0" w:line="276" w:lineRule="auto"/>
-        <w:rPr>
-          <w:rFonts w:ascii="Times New Roman" w:hAnsi="Times New Roman" w:cs="Times New Roman"/>
-        </w:rPr>
-      </w:pPr>
-      <w:r>
-        <w:rPr>
-          <w:rFonts w:ascii="Times New Roman" w:hAnsi="Times New Roman" w:cs="Times New Roman"/>
-        </w:rPr>
-        <w:t xml:space="preserve">Strategy: Product áp dụng từng thuật toán tính thuế khác nhau (tiêu thụ, VAT, </w:t>
-      </w:r>
-      <w:r>
-        <w:rPr>
-          <w:rFonts w:ascii="Times New Roman" w:hAnsi="Times New Roman" w:cs="Times New Roman"/>
-        </w:rPr>
-        <w:t>luxury</w:t>
-      </w:r>
-      <w:r>
-        <w:rPr>
-          <w:rFonts w:ascii="Times New Roman" w:hAnsi="Times New Roman" w:cs="Times New Roman"/>
-        </w:rPr>
-        <w:t>) tùy loại sản phẩm mà không thay đổi logic tính hóa đơn.</w:t>
-      </w:r>
-    </w:p>
-    <w:p>
-      <w:pPr>
-        <w:pStyle w:val="ListParagraph"/>
-        <w:numPr>
-          <w:ilvl w:val="0"/>
-          <w:numId w:val="7"/>
-        </w:numPr>
-        <w:spacing w:after="0" w:line="276" w:lineRule="auto"/>
-        <w:rPr>
-          <w:rFonts w:ascii="Times New Roman" w:hAnsi="Times New Roman" w:cs="Times New Roman"/>
-        </w:rPr>
-      </w:pPr>
-      <w:r>
-        <w:rPr>
-          <w:rFonts w:ascii="Times New Roman" w:hAnsi="Times New Roman" w:cs="Times New Roman"/>
-        </w:rPr>
-        <w:t>State: Khi trạng thái sản phẩm thay đổi (thông thường, giảm giá, luxury), hệ thống tự động gắn đúng loại thuế tương ứng.</w:t>
-      </w:r>
-    </w:p>
-    <w:p>
-      <w:pPr>
-        <w:pStyle w:val="ListParagraph"/>
-        <w:numPr>
-          <w:ilvl w:val="0"/>
-          <w:numId w:val="7"/>
-        </w:numPr>
-        <w:spacing w:after="0" w:line="276" w:lineRule="auto"/>
-        <w:rPr>
-          <w:rFonts w:ascii="Times New Roman" w:hAnsi="Times New Roman" w:cs="Times New Roman"/>
-        </w:rPr>
-      </w:pPr>
-      <w:r>
-        <w:rPr>
-          <w:rFonts w:ascii="Times New Roman" w:hAnsi="Times New Roman" w:cs="Times New Roman"/>
-        </w:rPr>
-        <w:t>Decorator: Tích lũy các khoản phí bổ sung vào giá (nhập khẩu, dịch vụ) bằng cách bọc thêm lớp lên BasePrice.</w:t>
-      </w:r>
-    </w:p>
-    <w:p>
-      <w:pPr>
-        <w:pStyle w:val="ListParagraph"/>
-        <w:numPr>
-          <w:ilvl w:val="1"/>
-          <w:numId w:val="4"/>
-        </w:numPr>
-        <w:spacing w:after="0" w:line="276" w:lineRule="auto"/>
-        <w:outlineLvl w:val="1"/>
-        <w:rPr>
-          <w:rFonts w:ascii="Times New Roman" w:hAnsi="Times New Roman" w:cs="Times New Roman"/>
-          <w:b/>
-          <w:bCs/>
-        </w:rPr>
-      </w:pPr>
-      <w:r>
-        <w:rPr>
-          <w:rFonts w:ascii="Times New Roman" w:hAnsi="Times New Roman" w:cs="Times New Roman"/>
-          <w:b/>
-          <w:bCs/>
-        </w:rPr>
-        <w:t>Minh chứng</w:t>
-      </w:r>
-    </w:p>
-    <w:p>
-      <w:pPr>
-        <w:spacing w:after="0" w:line="276" w:lineRule="auto"/>
-        <w:jc w:val="center"/>
         <w:rPr>
           <w:b/>
           <w:bCs/>
@@ -1871,10 +7084,10 @@
           <w:bCs/>
         </w:rPr>
         <w:drawing>
-          <wp:inline distT="0" distB="0" distL="0" distR="0" wp14:anchorId="30F0A280" wp14:editId="08F9D950">
-            <wp:extent cx="5815490" cy="3272828"/>
-            <wp:effectExtent l="0" t="0" r="0" b="3810"/>
-            <wp:docPr id="14" name="Picture 14"/>
+          <wp:inline distT="0" distB="0" distL="0" distR="0" wp14:anchorId="29F90429" wp14:editId="4CD14F58">
+            <wp:extent cx="5027033" cy="2841204"/>
+            <wp:effectExtent l="0" t="0" r="2540" b="0"/>
+            <wp:docPr id="44" name="Picture 44"/>
             <wp:cNvGraphicFramePr>
               <a:graphicFrameLocks xmlns:a="http://schemas.openxmlformats.org/drawingml/2006/main" noChangeAspect="1"/>
             </wp:cNvGraphicFramePr>
@@ -1886,7 +7099,7 @@
                     <pic:cNvPicPr/>
                   </pic:nvPicPr>
                   <pic:blipFill>
-                    <a:blip r:embed="rId21"/>
+                    <a:blip r:embed="rId47"/>
                     <a:stretch>
                       <a:fillRect/>
                     </a:stretch>
@@ -1894,7 +7107,7 @@
                   <pic:spPr>
                     <a:xfrm>
                       <a:off x="0" y="0"/>
-                      <a:ext cx="5819404" cy="3275031"/>
+                      <a:ext cx="5040663" cy="2848908"/>
                     </a:xfrm>
                     <a:prstGeom prst="rect">
                       <a:avLst/>
@@ -1911,29 +7124,9 @@
       <w:pPr>
         <w:pStyle w:val="ListParagraph"/>
         <w:numPr>
-          <w:ilvl w:val="0"/>
+          <w:ilvl w:val="1"/>
           <w:numId w:val="4"/>
         </w:numPr>
-        <w:spacing w:after="0" w:line="276" w:lineRule="auto"/>
-        <w:outlineLvl w:val="0"/>
-        <w:rPr>
-          <w:rFonts w:ascii="Times New Roman" w:hAnsi="Times New Roman" w:cs="Times New Roman"/>
-          <w:b/>
-          <w:bCs/>
-        </w:rPr>
-      </w:pPr>
-      <w:r>
-        <w:rPr>
-          <w:rFonts w:ascii="Times New Roman" w:hAnsi="Times New Roman" w:cs="Times New Roman"/>
-          <w:b/>
-          <w:bCs/>
-        </w:rPr>
-        <w:t>Mô tả 3</w:t>
-      </w:r>
-    </w:p>
-    <w:p>
-      <w:pPr>
-        <w:spacing w:after="0" w:line="276" w:lineRule="auto"/>
         <w:rPr>
           <w:b/>
           <w:bCs/>
@@ -1943,13 +7136,28 @@
         <w:rPr>
           <w:b/>
           <w:bCs/>
-          <w:noProof/>
         </w:rPr>
+        <w:t>Tạo Dockerfile cho PostgreSQL tùy chỉnh</w:t>
+      </w:r>
+    </w:p>
+    <w:p>
+      <w:pPr>
+        <w:rPr>
+          <w:b/>
+          <w:bCs/>
+        </w:rPr>
+      </w:pPr>
+      <w:r>
+        <w:rPr>
+          <w:b/>
+          <w:bCs/>
+        </w:rPr>
+        <w:lastRenderedPageBreak/>
         <w:drawing>
-          <wp:inline distT="0" distB="0" distL="0" distR="0" wp14:anchorId="38DCDF50" wp14:editId="70BA36AD">
-            <wp:extent cx="5943600" cy="680720"/>
-            <wp:effectExtent l="0" t="0" r="0" b="5080"/>
-            <wp:docPr id="27" name="Picture 27"/>
+          <wp:inline distT="0" distB="0" distL="0" distR="0" wp14:anchorId="067A4860" wp14:editId="0CF8F0EE">
+            <wp:extent cx="4914358" cy="2773427"/>
+            <wp:effectExtent l="0" t="0" r="635" b="8255"/>
+            <wp:docPr id="45" name="Picture 45"/>
             <wp:cNvGraphicFramePr>
               <a:graphicFrameLocks xmlns:a="http://schemas.openxmlformats.org/drawingml/2006/main" noChangeAspect="1"/>
             </wp:cNvGraphicFramePr>
@@ -1961,7 +7169,7 @@
                     <pic:cNvPicPr/>
                   </pic:nvPicPr>
                   <pic:blipFill>
-                    <a:blip r:embed="rId22"/>
+                    <a:blip r:embed="rId48"/>
                     <a:stretch>
                       <a:fillRect/>
                     </a:stretch>
@@ -1969,7 +7177,7 @@
                   <pic:spPr>
                     <a:xfrm>
                       <a:off x="0" y="0"/>
-                      <a:ext cx="5943600" cy="680720"/>
+                      <a:ext cx="4928201" cy="2781239"/>
                     </a:xfrm>
                     <a:prstGeom prst="rect">
                       <a:avLst/>
@@ -1989,216 +7197,36 @@
           <w:ilvl w:val="1"/>
           <w:numId w:val="4"/>
         </w:numPr>
-        <w:spacing w:after="0" w:line="276" w:lineRule="auto"/>
-        <w:outlineLvl w:val="1"/>
-        <w:rPr>
-          <w:rFonts w:ascii="Times New Roman" w:hAnsi="Times New Roman" w:cs="Times New Roman"/>
-          <w:b/>
-          <w:bCs/>
-        </w:rPr>
-      </w:pPr>
-      <w:r>
-        <w:rPr>
-          <w:rFonts w:ascii="Times New Roman" w:hAnsi="Times New Roman" w:cs="Times New Roman"/>
-          <w:b/>
-          <w:bCs/>
-        </w:rPr>
-        <w:t>Design pattern</w:t>
-      </w:r>
-    </w:p>
-    <w:p>
-      <w:pPr>
-        <w:spacing w:after="0" w:line="276" w:lineRule="auto"/>
-        <w:ind w:firstLine="0"/>
-        <w:jc w:val="center"/>
-        <w:rPr>
-          <w:sz w:val="24"/>
-          <w:szCs w:val="24"/>
-        </w:rPr>
-      </w:pPr>
-      <w:r>
-        <w:rPr>
-          <w:noProof/>
-          <w:sz w:val="24"/>
-          <w:szCs w:val="24"/>
-        </w:rPr>
-        <w:lastRenderedPageBreak/>
-        <w:drawing>
-          <wp:inline distT="0" distB="0" distL="0" distR="0" wp14:anchorId="0FB3189B" wp14:editId="24E3CD50">
-            <wp:extent cx="5748950" cy="2617138"/>
-            <wp:effectExtent l="0" t="0" r="4445" b="0"/>
-            <wp:docPr id="16" name="Picture 16"/>
-            <wp:cNvGraphicFramePr>
-              <a:graphicFrameLocks xmlns:a="http://schemas.openxmlformats.org/drawingml/2006/main" noChangeAspect="1"/>
-            </wp:cNvGraphicFramePr>
-            <a:graphic xmlns:a="http://schemas.openxmlformats.org/drawingml/2006/main">
-              <a:graphicData uri="http://schemas.openxmlformats.org/drawingml/2006/picture">
-                <pic:pic xmlns:pic="http://schemas.openxmlformats.org/drawingml/2006/picture">
-                  <pic:nvPicPr>
-                    <pic:cNvPr id="0" name="Picture 32"/>
-                    <pic:cNvPicPr>
-                      <a:picLocks noChangeAspect="1" noChangeArrowheads="1"/>
-                    </pic:cNvPicPr>
-                  </pic:nvPicPr>
-                  <pic:blipFill>
-                    <a:blip r:embed="rId23" cstate="print">
-                      <a:extLst>
-                        <a:ext uri="{28A0092B-C50C-407E-A947-70E740481C1C}">
-                          <a14:useLocalDpi xmlns:a14="http://schemas.microsoft.com/office/drawing/2010/main" val="0"/>
-                        </a:ext>
-                      </a:extLst>
-                    </a:blip>
-                    <a:srcRect/>
-                    <a:stretch>
-                      <a:fillRect/>
-                    </a:stretch>
-                  </pic:blipFill>
-                  <pic:spPr bwMode="auto">
-                    <a:xfrm>
-                      <a:off x="0" y="0"/>
-                      <a:ext cx="5758140" cy="2621321"/>
-                    </a:xfrm>
-                    <a:prstGeom prst="rect">
-                      <a:avLst/>
-                    </a:prstGeom>
-                    <a:noFill/>
-                    <a:ln>
-                      <a:noFill/>
-                    </a:ln>
-                  </pic:spPr>
-                </pic:pic>
-              </a:graphicData>
-            </a:graphic>
-          </wp:inline>
-        </w:drawing>
-      </w:r>
-    </w:p>
-    <w:p>
-      <w:pPr>
-        <w:spacing w:after="0" w:line="276" w:lineRule="auto"/>
-        <w:ind w:firstLine="0"/>
-        <w:rPr>
-          <w:sz w:val="24"/>
-          <w:szCs w:val="24"/>
-        </w:rPr>
-      </w:pPr>
-      <w:r>
-        <w:rPr>
-          <w:sz w:val="24"/>
-          <w:szCs w:val="24"/>
-        </w:rPr>
-        <w:t>Giải thích pattern áp dụng:</w:t>
-      </w:r>
-    </w:p>
-    <w:p>
-      <w:pPr>
-        <w:pStyle w:val="ListParagraph"/>
-        <w:numPr>
-          <w:ilvl w:val="0"/>
-          <w:numId w:val="7"/>
-        </w:numPr>
-        <w:spacing w:after="0" w:line="276" w:lineRule="auto"/>
-        <w:rPr>
-          <w:rFonts w:ascii="Times New Roman" w:hAnsi="Times New Roman" w:cs="Times New Roman"/>
-        </w:rPr>
-      </w:pPr>
-      <w:r>
-        <w:rPr>
-          <w:rFonts w:ascii="Times New Roman" w:hAnsi="Times New Roman" w:cs="Times New Roman"/>
-        </w:rPr>
-        <w:t>Strategy: PaymentContext chọn phương thức thanh toán tại runtime (thẻ tín dụng, PayPal, chuyển khoản) mà không thay đổi luồng giao dịch.</w:t>
-      </w:r>
-    </w:p>
-    <w:p>
-      <w:pPr>
-        <w:pStyle w:val="ListParagraph"/>
-        <w:numPr>
-          <w:ilvl w:val="0"/>
-          <w:numId w:val="7"/>
-        </w:numPr>
-        <w:spacing w:after="0" w:line="276" w:lineRule="auto"/>
-        <w:rPr>
-          <w:rFonts w:ascii="Times New Roman" w:hAnsi="Times New Roman" w:cs="Times New Roman"/>
-        </w:rPr>
-      </w:pPr>
-      <w:r>
-        <w:rPr>
-          <w:rFonts w:ascii="Times New Roman" w:hAnsi="Times New Roman" w:cs="Times New Roman"/>
-        </w:rPr>
-        <w:t>State: Giao dịch đi qua từng trạng thái (Chờ, Đang xử lý, Hoàn tất, Thất bại), mỗi trạng thái tự xử lý hành vi và chuyển sang bước tiếp theo.</w:t>
-      </w:r>
-    </w:p>
-    <w:p>
-      <w:pPr>
-        <w:pStyle w:val="ListParagraph"/>
-        <w:numPr>
-          <w:ilvl w:val="0"/>
-          <w:numId w:val="7"/>
-        </w:numPr>
-        <w:spacing w:after="0" w:line="276" w:lineRule="auto"/>
-        <w:rPr>
-          <w:rFonts w:ascii="Times New Roman" w:hAnsi="Times New Roman" w:cs="Times New Roman"/>
-        </w:rPr>
-      </w:pPr>
-      <w:r>
-        <w:rPr>
-          <w:rFonts w:ascii="Times New Roman" w:hAnsi="Times New Roman" w:cs="Times New Roman"/>
-        </w:rPr>
-        <w:t>Decorator: Tính số tiền cuối bằng cách chồng các khoản điều chỉnh (phí xử lý, mã giảm giá) lên BasePayment theo thứ tự tùy ý.</w:t>
-      </w:r>
-    </w:p>
-    <w:p>
-      <w:pPr>
-        <w:spacing w:after="0" w:line="276" w:lineRule="auto"/>
-        <w:ind w:firstLine="0"/>
         <w:rPr>
           <w:b/>
           <w:bCs/>
         </w:rPr>
       </w:pPr>
-    </w:p>
-    <w:p>
-      <w:pPr>
-        <w:pStyle w:val="ListParagraph"/>
-        <w:numPr>
-          <w:ilvl w:val="1"/>
-          <w:numId w:val="4"/>
-        </w:numPr>
-        <w:spacing w:after="0" w:line="276" w:lineRule="auto"/>
-        <w:outlineLvl w:val="1"/>
+      <w:r>
         <w:rPr>
-          <w:rFonts w:ascii="Times New Roman" w:hAnsi="Times New Roman" w:cs="Times New Roman"/>
           <w:b/>
           <w:bCs/>
         </w:rPr>
-      </w:pPr>
-      <w:r>
+        <w:t>Tạo Dockerfile chạy Redis với cấu hình tùy chỉnh</w:t>
+      </w:r>
+    </w:p>
+    <w:p>
+      <w:pPr>
         <w:rPr>
-          <w:rFonts w:ascii="Times New Roman" w:hAnsi="Times New Roman" w:cs="Times New Roman"/>
           <w:b/>
           <w:bCs/>
         </w:rPr>
-        <w:t>Minh chứng</w:t>
-      </w:r>
+      </w:pPr>
       <w:r>
         <w:rPr>
-          <w:rFonts w:ascii="Times New Roman" w:hAnsi="Times New Roman" w:cs="Times New Roman"/>
-          <w:b/>
-          <w:bCs/>
-        </w:rPr>
-        <w:br/>
-      </w:r>
-      <w:r>
-        <w:rPr>
-          <w:rFonts w:ascii="Times New Roman" w:hAnsi="Times New Roman" w:cs="Times New Roman"/>
           <w:b/>
           <w:bCs/>
         </w:rPr>
         <w:drawing>
-          <wp:inline distT="0" distB="0" distL="0" distR="0" wp14:anchorId="1E8B02A5" wp14:editId="3760E712">
-            <wp:extent cx="6172200" cy="3470148"/>
-            <wp:effectExtent l="0" t="0" r="0" b="0"/>
-            <wp:docPr id="17" name="Picture 17"/>
+          <wp:inline distT="0" distB="0" distL="0" distR="0" wp14:anchorId="29B05880" wp14:editId="324DE74D">
+            <wp:extent cx="4979090" cy="2799355"/>
+            <wp:effectExtent l="0" t="0" r="0" b="1270"/>
+            <wp:docPr id="46" name="Picture 46"/>
             <wp:cNvGraphicFramePr>
               <a:graphicFrameLocks xmlns:a="http://schemas.openxmlformats.org/drawingml/2006/main" noChangeAspect="1"/>
             </wp:cNvGraphicFramePr>
@@ -2210,7 +7238,7 @@
                     <pic:cNvPicPr/>
                   </pic:nvPicPr>
                   <pic:blipFill>
-                    <a:blip r:embed="rId24"/>
+                    <a:blip r:embed="rId49"/>
                     <a:stretch>
                       <a:fillRect/>
                     </a:stretch>
@@ -2218,7 +7246,7 @@
                   <pic:spPr>
                     <a:xfrm>
                       <a:off x="0" y="0"/>
-                      <a:ext cx="6178698" cy="3473802"/>
+                      <a:ext cx="4989445" cy="2805177"/>
                     </a:xfrm>
                     <a:prstGeom prst="rect">
                       <a:avLst/>
@@ -2230,18 +7258,125 @@
           </wp:inline>
         </w:drawing>
       </w:r>
-      <w:r>
+    </w:p>
+    <w:p>
+      <w:pPr>
+        <w:pStyle w:val="ListParagraph"/>
+        <w:numPr>
+          <w:ilvl w:val="1"/>
+          <w:numId w:val="4"/>
+        </w:numPr>
+        <w:ind w:left="360" w:firstLine="0"/>
         <w:rPr>
-          <w:rFonts w:ascii="Times New Roman" w:hAnsi="Times New Roman" w:cs="Times New Roman"/>
           <w:b/>
           <w:bCs/>
         </w:rPr>
-        <w:br/>
+      </w:pPr>
+      <w:r>
+        <w:rPr>
+          <w:b/>
+          <w:bCs/>
+        </w:rPr>
+        <w:t>Chạy ứng dụng PHP với Apache</w:t>
+      </w:r>
+    </w:p>
+    <w:p>
+      <w:pPr>
+        <w:rPr>
+          <w:b/>
+          <w:bCs/>
+        </w:rPr>
+      </w:pPr>
+      <w:r>
+        <w:rPr>
+          <w:b/>
+          <w:bCs/>
+        </w:rPr>
+        <w:drawing>
+          <wp:inline distT="0" distB="0" distL="0" distR="0" wp14:anchorId="1A96C831" wp14:editId="1400967C">
+            <wp:extent cx="5787589" cy="1773789"/>
+            <wp:effectExtent l="0" t="0" r="3810" b="0"/>
+            <wp:docPr id="47" name="Picture 47"/>
+            <wp:cNvGraphicFramePr>
+              <a:graphicFrameLocks xmlns:a="http://schemas.openxmlformats.org/drawingml/2006/main" noChangeAspect="1"/>
+            </wp:cNvGraphicFramePr>
+            <a:graphic xmlns:a="http://schemas.openxmlformats.org/drawingml/2006/main">
+              <a:graphicData uri="http://schemas.openxmlformats.org/drawingml/2006/picture">
+                <pic:pic xmlns:pic="http://schemas.openxmlformats.org/drawingml/2006/picture">
+                  <pic:nvPicPr>
+                    <pic:cNvPr id="1" name=""/>
+                    <pic:cNvPicPr/>
+                  </pic:nvPicPr>
+                  <pic:blipFill>
+                    <a:blip r:embed="rId50"/>
+                    <a:stretch>
+                      <a:fillRect/>
+                    </a:stretch>
+                  </pic:blipFill>
+                  <pic:spPr>
+                    <a:xfrm>
+                      <a:off x="0" y="0"/>
+                      <a:ext cx="5799761" cy="1777519"/>
+                    </a:xfrm>
+                    <a:prstGeom prst="rect">
+                      <a:avLst/>
+                    </a:prstGeom>
+                  </pic:spPr>
+                </pic:pic>
+              </a:graphicData>
+            </a:graphic>
+          </wp:inline>
+        </w:drawing>
+      </w:r>
+    </w:p>
+    <w:p>
+      <w:r>
+        <w:t>Mount thư muc (không cần phải build lại mỗi lần sửa code)</w:t>
+      </w:r>
+    </w:p>
+    <w:p>
+      <w:r>
+        <w:lastRenderedPageBreak/>
+        <w:drawing>
+          <wp:inline distT="0" distB="0" distL="0" distR="0" wp14:anchorId="3B67047F" wp14:editId="6960FDFB">
+            <wp:extent cx="5825680" cy="1785463"/>
+            <wp:effectExtent l="0" t="0" r="3810" b="5715"/>
+            <wp:docPr id="48" name="Picture 48"/>
+            <wp:cNvGraphicFramePr>
+              <a:graphicFrameLocks xmlns:a="http://schemas.openxmlformats.org/drawingml/2006/main" noChangeAspect="1"/>
+            </wp:cNvGraphicFramePr>
+            <a:graphic xmlns:a="http://schemas.openxmlformats.org/drawingml/2006/main">
+              <a:graphicData uri="http://schemas.openxmlformats.org/drawingml/2006/picture">
+                <pic:pic xmlns:pic="http://schemas.openxmlformats.org/drawingml/2006/picture">
+                  <pic:nvPicPr>
+                    <pic:cNvPr id="1" name=""/>
+                    <pic:cNvPicPr/>
+                  </pic:nvPicPr>
+                  <pic:blipFill>
+                    <a:blip r:embed="rId51"/>
+                    <a:stretch>
+                      <a:fillRect/>
+                    </a:stretch>
+                  </pic:blipFill>
+                  <pic:spPr>
+                    <a:xfrm>
+                      <a:off x="0" y="0"/>
+                      <a:ext cx="5841852" cy="1790419"/>
+                    </a:xfrm>
+                    <a:prstGeom prst="rect">
+                      <a:avLst/>
+                    </a:prstGeom>
+                  </pic:spPr>
+                </pic:pic>
+              </a:graphicData>
+            </a:graphic>
+          </wp:inline>
+        </w:drawing>
       </w:r>
     </w:p>
     <w:sectPr>
-      <w:footerReference w:type="default" r:id="rId25"/>
-      <w:footerReference w:type="first" r:id="rId26"/>
+      <w:footerReference w:type="default" r:id="rId52"/>
+      <w:footerReference w:type="first" r:id="rId53"/>
       <w:pgSz w:w="12240" w:h="15840"/>
       <w:pgMar w:top="720" w:right="720" w:bottom="720" w:left="720" w:header="720" w:footer="720" w:gutter="0"/>
       <w:cols w:space="720"/>
